--- a/gdocs_build/Lamentations.docx
+++ b/gdocs_build/Lamentations.docx
@@ -20,7 +20,7 @@
         <w:pStyle w:val="Heading1"/>
       </w:pPr>
       <w:r>
-        <w:t>Chapter 5 — Give Us a Fresh Start</w:t>
+        <w:t>Chapter 1 — Jerusalem's Epic Fail</w:t>
       </w:r>
     </w:p>
     <w:tbl>
@@ -93,7 +93,7 @@
                 <w:b/>
                 <w:sz w:val="16"/>
               </w:rPr>
-              <w:t>1-22</w:t>
+              <w:t>1</w:t>
             </w:r>
           </w:p>
           <w:p>
@@ -101,7 +101,7 @@
               <w:rPr>
                 <w:sz w:val="18"/>
               </w:rPr>
-              <w:t>"Remember, God, all we've been through. Study our plight, the black mark we've made in history. Our precious land has been given to outsiders, our homes to strangers. Orphans we are, not a father in sight, and our mothers no better than widows. We have to pay to drink our own water. Even our firewood comes at a price. We're nothing but slaves, bullied and bowed, worn out and without any rest. We sold ourselves to Assyria and Egypt just to get something to eat. Our parents sinned and are no more, and now we're paying for the wrongs they did. Slaves rule over us; there's no escape from their grip. We risk our lives to gather food in the bandit-infested desert. Our skin has turned black as an oven, dried out like old leather from the famine. Our wives were raped in the streets in Zion, and our virgins in the cities of Judah. They hanged our princes by their hands, dishonored our elders. Strapping young men were put to women's work, mere boys forced to do men's work. The city gate is empty of wise elders. Music from the young is heard no more. All the joy is gone from our hearts. Our dances have turned into dirges. The crown of glory has toppled from our head. Woe! Woe! Would that we'd never sinned! Because of all this we're heartsick; we can't see through the tears. On Mount Zion, wrecked and ruined, jackals pace and prowl. And yet, God, you're sovereign still, your throne intact and eternal. So why do you keep forgetting us? Why dump us and leave us like this? Bring us back to you, God—we're ready to come back. Give us a fresh start. As it is, you've cruelly disowned us. You've been so very angry with us."</w:t>
+              <w:t>Oh, oh, oh . . . How empty the city, once teeming with people. A widow, this city, once in the front rank of nations, once queen of the ball, she's now a drudge in the kitchen.</w:t>
             </w:r>
           </w:p>
         </w:tc>
@@ -116,7 +116,7 @@
                 <w:b/>
                 <w:sz w:val="16"/>
               </w:rPr>
-              <w:t>1-22</w:t>
+              <w:t>1</w:t>
             </w:r>
           </w:p>
           <w:p>
@@ -124,7 +124,7 @@
               <w:rPr>
                 <w:sz w:val="18"/>
               </w:rPr>
-              <w:t>God, remember everything we've been through. Take a good look at our situation, at the shameful mark we've left on history. Our precious land has been handed over to outsiders, our homes to strangers. We're orphans with no father in sight, and our mothers are no better off than widows. We have to pay just to drink our own water. Even our firewood costs us money.</w:t>
+              <w:t>Man, look at this city. It used to be so crowded, but now it's a ghost town. She's a widow now — she used to be the queen of all nations, and now she's basically a slave.</w:t>
             </w:r>
           </w:p>
         </w:tc>
@@ -139,7 +139,7 @@
                 <w:b/>
                 <w:sz w:val="16"/>
               </w:rPr>
-              <w:t>1-22</w:t>
+              <w:t>1</w:t>
             </w:r>
           </w:p>
           <w:p>
@@ -147,7 +147,7 @@
               <w:rPr>
                 <w:sz w:val="18"/>
               </w:rPr>
-              <w:t>하나님, 저희가 겪은 모든 일을 기억해주세요. 저희 처지를 잘 살펴보시고, 역사에 남긴 부끄러운 흔적을 봐주세요. 저희의 소중한 땅은 외지인들한테 넘어갔고, 집들은 낯선 사람들의 차지가 됐어요. 저희는 아버지 없이 고아가 됐고, 어머니들은 과부나 다름없어요. 자기 물을 마시는데도 돈을 내야 하고, 땔감조차 값을 치러야 해요.</w:t>
+              <w:t>와, 이 도시 좀 봐. 전에는 사람이 그렇게 많더니, 이젠 완전 유령 도시가 됐네. 이제 과부가 된 거야 — 모든 나라의 여왕 같았는데, 지금은 거의 노예 신세가 된 거임.</w:t>
             </w:r>
           </w:p>
         </w:tc>
@@ -164,7 +164,7 @@
                 <w:b/>
                 <w:sz w:val="16"/>
               </w:rPr>
-              <w:t>1-22</w:t>
+              <w:t>2</w:t>
             </w:r>
           </w:p>
           <w:p>
@@ -172,7 +172,7 @@
               <w:rPr>
                 <w:sz w:val="18"/>
               </w:rPr>
-              <w:t>↑ 위 MSG(1-22) 계속</w:t>
+              <w:t>She cries herself to sleep each night, tears soaking her pillow. No one's left among her lovers to sit and hold her hand. Her friends have all dumped her.</w:t>
             </w:r>
           </w:p>
         </w:tc>
@@ -187,7 +187,7 @@
                 <w:b/>
                 <w:sz w:val="16"/>
               </w:rPr>
-              <w:t>1-22</w:t>
+              <w:t>2</w:t>
             </w:r>
           </w:p>
           <w:p>
@@ -195,7 +195,7 @@
               <w:rPr>
                 <w:sz w:val="18"/>
               </w:rPr>
-              <w:t>We've become nothing but slaves—bullied, beaten down, worn out with no rest in sight. We sold ourselves to Assyria and Egypt just to get something to eat. Our parents sinned and they're gone now, and we're the ones paying for what they did. Slaves are ruling over us, and there's no escaping their grip. We risk our lives just to find food out in the desert where bandits roam.</w:t>
+              <w:t>She's up all night crying, tears just pouring down her face. And out of all her so-called friends, not a single one is there for her. They all betrayed her and became her enemies.</w:t>
             </w:r>
           </w:p>
         </w:tc>
@@ -210,7 +210,7 @@
                 <w:b/>
                 <w:sz w:val="16"/>
               </w:rPr>
-              <w:t>1-22</w:t>
+              <w:t>2</w:t>
             </w:r>
           </w:p>
           <w:p>
@@ -218,7 +218,7 @@
               <w:rPr>
                 <w:sz w:val="18"/>
               </w:rPr>
-              <w:t>저희는 완전히 노예 신세가 됐어요—괴롭힘당하고, 짓눌리고, 쉴 틈도 없이 지쳐 있어요. 먹을 것을 얻으려고 앗시리아와 이집트에 몸을 팔았어요. 부모님들은 죄를 짓고 이제 세상에 없는데, 그 대가를 저희가 치르고 있어요. 노예들이 저희를 다스리고, 그들의 손아귀에서 벗어날 길이 없어요. 도적들이 들끓는 사막에서 음식을 구하러 목숨을 걸고 나가요.</w:t>
+              <w:t>밤새도록 울고 있는데, 얼굴에 눈물이 마르질 않아. 그렇게 많던 친구들 중에 위로해 주는 애 하나 없고. 다들 배신 때리고 원수가 되어버렸대.</w:t>
             </w:r>
           </w:p>
         </w:tc>
@@ -235,7 +235,7 @@
                 <w:b/>
                 <w:sz w:val="16"/>
               </w:rPr>
-              <w:t>1-22</w:t>
+              <w:t>3</w:t>
             </w:r>
           </w:p>
           <w:p>
@@ -243,7 +243,7 @@
               <w:rPr>
                 <w:sz w:val="18"/>
               </w:rPr>
-              <w:t>↑ 위 MSG(1-22) 계속</w:t>
+              <w:t>After years of pain and hard labor, Judah has gone into exile. She camps out among the nations, never feels at home. Hunted by all, she's stuck between a rock and a hard place.</w:t>
             </w:r>
           </w:p>
         </w:tc>
@@ -258,7 +258,7 @@
                 <w:b/>
                 <w:sz w:val="16"/>
               </w:rPr>
-              <w:t>1-22</w:t>
+              <w:t>3</w:t>
             </w:r>
           </w:p>
           <w:p>
@@ -266,7 +266,7 @@
               <w:rPr>
                 <w:sz w:val="18"/>
               </w:rPr>
-              <w:t>Our skin has turned black like the inside of an oven, dried out like old leather from the famine. Our wives were assaulted in the streets of Zion, our young women in the towns of Judah. They hanged our princes by their hands and showed no respect to our elders. Strong young men were forced to do women's work, and little boys had to do the work of grown men.</w:t>
+              <w:t>Judah got dragged away into exile, totally defeated and forced into hard labor. Now she's living among foreigners with no place to even chill. Her enemies caught up to her and trapped her in a tight spot.</w:t>
             </w:r>
           </w:p>
         </w:tc>
@@ -281,7 +281,7 @@
                 <w:b/>
                 <w:sz w:val="16"/>
               </w:rPr>
-              <w:t>1-22</w:t>
+              <w:t>3</w:t>
             </w:r>
           </w:p>
           <w:p>
@@ -289,7 +289,7 @@
               <w:rPr>
                 <w:sz w:val="18"/>
               </w:rPr>
-              <w:t>저희 피부는 기근 때문에 아궁이 속처럼 새까매졌고, 오래된 가죽처럼 바짝 말랐어요. 저희 아내들은 시온 거리에서, 처녀들은 유다 성읍에서 능욕을 당했어요. 방백들은 손으로 매달려 처형당했고, 장로들은 모욕을 당했어요. 건장한 청년들은 여자들의 일을 하도록 강요받았고, 어린 소년들은 어른 남자들의 일을 해야 했어요.</w:t>
+              <w:t>유다는 포로로 끌려가서 완전 개고생 중이야. 낯선 사람들 사이에서 쉴 곳도 없이 살고 있대. 원수들한테 따라잡혀서 완전 코너에 몰린 거지.</w:t>
             </w:r>
           </w:p>
         </w:tc>
@@ -306,7 +306,7 @@
                 <w:b/>
                 <w:sz w:val="16"/>
               </w:rPr>
-              <w:t>1-22</w:t>
+              <w:t>4</w:t>
             </w:r>
           </w:p>
           <w:p>
@@ -314,7 +314,7 @@
               <w:rPr>
                 <w:sz w:val="18"/>
               </w:rPr>
-              <w:t>↑ 위 MSG(1-22) 계속</w:t>
+              <w:t>Zion's roads weep, empty of pilgrims headed to the feasts. All her city gates are deserted, her priests in despair. Her virgins are sad. How bitter her fate.</w:t>
             </w:r>
           </w:p>
         </w:tc>
@@ -329,7 +329,7 @@
                 <w:b/>
                 <w:sz w:val="16"/>
               </w:rPr>
-              <w:t>1-22</w:t>
+              <w:t>4</w:t>
             </w:r>
           </w:p>
           <w:p>
@@ -337,7 +337,7 @@
               <w:rPr>
                 <w:sz w:val="18"/>
               </w:rPr>
-              <w:t>The city gate sits empty—no wise elders there anymore. You can't hear music from the young people anymore. All the joy has drained out of our hearts. Our dancing has turned into funeral songs. The crown of glory has fallen off our heads. Oh no, oh no—if only we had never sinned! Because of all this, we're heartsick. We can't even see through our tears. Mount Zion lies wrecked and ruined, with wild animals prowling through it.</w:t>
+              <w:t>Zion's roads are weeping, empty of pilgrims headed to the feasts. The city gates are deserted, the priests are all sighing, and the young women are grieving. It's a super bitter situation.</w:t>
             </w:r>
           </w:p>
         </w:tc>
@@ -352,7 +352,7 @@
                 <w:b/>
                 <w:sz w:val="16"/>
               </w:rPr>
-              <w:t>1-22</w:t>
+              <w:t>4</w:t>
             </w:r>
           </w:p>
           <w:p>
@@ -360,7 +360,7 @@
               <w:rPr>
                 <w:sz w:val="18"/>
               </w:rPr>
-              <w:t>성문에는 지혜로운 장로들이 한 명도 없이 텅 비었어요. 젊은이들의 음악 소리도 더 이상 들리지 않아요. 저희 마음에서 모든 기쁨이 사라졌어요. 춤은 장송곡으로 바뀌었고, 영광의 면류관은 머리에서 떨어졌어요. 아, 안타까워라—죄를 짓지 않았더라면! 이 모든 일 때문에 저희는 마음이 병들었고, 눈물 때문에 앞이 보이지 않아요. 시온 산은 폐허가 되어 들짐승들이 배회하고 있어요.</w:t>
+              <w:t>시온으로 가는 길이 울고 있대. 명절에 가는 순례자는 한 명도 없고, 성문은 썰렁하고, 제사장들은 한숨만 쉬고, 젊은 여자들은 슬픔에 잠겨 있어. 진짜 너무 쓰린 상황이야.</w:t>
             </w:r>
           </w:p>
         </w:tc>
@@ -377,7 +377,7 @@
                 <w:b/>
                 <w:sz w:val="16"/>
               </w:rPr>
-              <w:t>1-22</w:t>
+              <w:t>5</w:t>
             </w:r>
           </w:p>
           <w:p>
@@ -385,7 +385,7 @@
               <w:rPr>
                 <w:sz w:val="18"/>
               </w:rPr>
-              <w:t>↑ 위 MSG(1-22) 계속</w:t>
+              <w:t>Her enemies have become her masters. Her foes are living it up because God laid her low, punishing her repeated rebellions. Her children, prisoners of the enemy, trudge into exile.</w:t>
             </w:r>
           </w:p>
         </w:tc>
@@ -400,7 +400,7 @@
                 <w:b/>
                 <w:sz w:val="16"/>
               </w:rPr>
-              <w:t>1-22</w:t>
+              <w:t>5</w:t>
             </w:r>
           </w:p>
           <w:p>
@@ -408,7 +408,7 @@
               <w:rPr>
                 <w:sz w:val="18"/>
               </w:rPr>
-              <w:t>And yet, God, you're still in charge. Your throne is solid and lasts forever. So why do you keep forgetting about us? Why have you abandoned us like this? Bring us back to you, God—we're ready to come home. Give us a fresh start. Because right now, it feels like you've cruelly disowned us. You've been so angry with us.</w:t>
+              <w:t>Her enemies are in charge now, living their best life while she's suffering. And it's because God brought this on her for all her screw-ups. Her own kids were captured and taken away by the enemy.</w:t>
             </w:r>
           </w:p>
         </w:tc>
@@ -423,7 +423,7 @@
                 <w:b/>
                 <w:sz w:val="16"/>
               </w:rPr>
-              <w:t>1-22</w:t>
+              <w:t>5</w:t>
             </w:r>
           </w:p>
           <w:p>
@@ -431,7 +431,6624 @@
               <w:rPr>
                 <w:sz w:val="18"/>
               </w:rPr>
-              <w:t>그런데도 하나님, 당신은 여전히 주권자세요. 당신의 보좌는 견고하고 영원해요. 그런데 왜 저희를 계속 잊으시는 거예요? 왜 저희를 이렇게 버리시는 거예요? 저희를 당신께로 돌아오게 해주세요, 하나님—저희는 돌아갈 준비가 됐어요. 새롭게 시작하게 해주세요. 지금으로서는 당신이 저희를 매정하게 내치신 것 같아요. 저희에게 너무 화가 나셨어요.</w:t>
+              <w:t>원수들이 이제 대장 노릇 하면서 잘 먹고 잘 사는데, 시온은 고통받고 있대. 이건 하나님이 그녀의 모든 죄 때문에 내린 벌인 거임. 심지어 자식들까지 원수에게 포로로 잡혀갔어.</w:t>
+            </w:r>
+          </w:p>
+        </w:tc>
+      </w:tr>
+      <w:tr>
+        <w:tc>
+          <w:tcPr>
+            <w:tcW w:type="dxa" w:w="2880"/>
+          </w:tcPr>
+          <w:p>
+            <w:r/>
+            <w:r>
+              <w:rPr>
+                <w:b/>
+                <w:sz w:val="16"/>
+              </w:rPr>
+              <w:t>6</w:t>
+            </w:r>
+          </w:p>
+          <w:p>
+            <w:r>
+              <w:rPr>
+                <w:sz w:val="18"/>
+              </w:rPr>
+              <w:t>All beauty has drained from Daughter Zion's face. Her princes are like deer famished for food, chased to exhaustion by hunters.</w:t>
+            </w:r>
+          </w:p>
+        </w:tc>
+        <w:tc>
+          <w:tcPr>
+            <w:tcW w:type="dxa" w:w="2880"/>
+          </w:tcPr>
+          <w:p>
+            <w:r/>
+            <w:r>
+              <w:rPr>
+                <w:b/>
+                <w:sz w:val="16"/>
+              </w:rPr>
+              <w:t>6</w:t>
+            </w:r>
+          </w:p>
+          <w:p>
+            <w:r>
+              <w:rPr>
+                <w:sz w:val="18"/>
+              </w:rPr>
+              <w:t>All the beauty has drained from Daughter Zion's face. Her leaders are like starving deer that can't find any grass. They're weak and running with no energy left, with the enemy hot on their trail.</w:t>
+            </w:r>
+          </w:p>
+        </w:tc>
+        <w:tc>
+          <w:tcPr>
+            <w:tcW w:type="dxa" w:w="2880"/>
+          </w:tcPr>
+          <w:p>
+            <w:r/>
+            <w:r>
+              <w:rPr>
+                <w:b/>
+                <w:sz w:val="16"/>
+              </w:rPr>
+              <w:t>6</w:t>
+            </w:r>
+          </w:p>
+          <w:p>
+            <w:r>
+              <w:rPr>
+                <w:sz w:val="18"/>
+              </w:rPr>
+              <w:t>딸 시온의 얼굴에서 모든 아름다움이 사라졌어. 지도자들은 굶주린 사슴처럼 풀을 찾아 헤매고 있대. 힘없이 도망치는데, 원수들이 바로 뒤쫓고 있는 상황이야.</w:t>
+            </w:r>
+          </w:p>
+        </w:tc>
+      </w:tr>
+      <w:tr>
+        <w:tc>
+          <w:tcPr>
+            <w:tcW w:type="dxa" w:w="2880"/>
+          </w:tcPr>
+          <w:p>
+            <w:r/>
+            <w:r>
+              <w:rPr>
+                <w:b/>
+                <w:sz w:val="16"/>
+              </w:rPr>
+              <w:t>7</w:t>
+            </w:r>
+          </w:p>
+          <w:p>
+            <w:r>
+              <w:rPr>
+                <w:sz w:val="18"/>
+              </w:rPr>
+              <w:t>Jerusalem remembers the day she lost everything, when her people fell into enemy hands, and not a soul there to help. Enemies looked on and laughed, laughed at her helpless silence.</w:t>
+            </w:r>
+          </w:p>
+        </w:tc>
+        <w:tc>
+          <w:tcPr>
+            <w:tcW w:type="dxa" w:w="2880"/>
+          </w:tcPr>
+          <w:p>
+            <w:r/>
+            <w:r>
+              <w:rPr>
+                <w:b/>
+                <w:sz w:val="16"/>
+              </w:rPr>
+              <w:t>7</w:t>
+            </w:r>
+          </w:p>
+          <w:p>
+            <w:r>
+              <w:rPr>
+                <w:sz w:val="18"/>
+              </w:rPr>
+              <w:t>Jerusalem can't stop thinking about the good old days, and how she lost it all. Her people were captured by the enemy, and there was no one to help. Her enemies just stared and laughed — laughed at her helpless silence.</w:t>
+            </w:r>
+          </w:p>
+        </w:tc>
+        <w:tc>
+          <w:tcPr>
+            <w:tcW w:type="dxa" w:w="2880"/>
+          </w:tcPr>
+          <w:p>
+            <w:r/>
+            <w:r>
+              <w:rPr>
+                <w:b/>
+                <w:sz w:val="16"/>
+              </w:rPr>
+              <w:t>7</w:t>
+            </w:r>
+          </w:p>
+          <w:p>
+            <w:r>
+              <w:rPr>
+                <w:sz w:val="18"/>
+              </w:rPr>
+              <w:t>예루살렘은 좋았던 시절과 모든 것을 잃었던 그날을 잊지 못해. 백성들은 원수의 손에 넘어갔는데, 도와주는 사람이 아무도 없었대. 원수들은 그녀의 무기력한 침묵을 보면서 비웃고, 또 비웃었지.</w:t>
+            </w:r>
+          </w:p>
+        </w:tc>
+      </w:tr>
+      <w:tr>
+        <w:tc>
+          <w:tcPr>
+            <w:tcW w:type="dxa" w:w="2880"/>
+          </w:tcPr>
+          <w:p>
+            <w:r/>
+            <w:r>
+              <w:rPr>
+                <w:b/>
+                <w:sz w:val="16"/>
+              </w:rPr>
+              <w:t>8</w:t>
+            </w:r>
+          </w:p>
+          <w:p>
+            <w:r>
+              <w:rPr>
+                <w:sz w:val="18"/>
+              </w:rPr>
+              <w:t>Jerusalem, who outsinned the whole world, is an outcast. All who admired her despise her now that they see beneath the surface. Miserable, she groans and turns away in shame.</w:t>
+            </w:r>
+          </w:p>
+        </w:tc>
+        <w:tc>
+          <w:tcPr>
+            <w:tcW w:type="dxa" w:w="2880"/>
+          </w:tcPr>
+          <w:p>
+            <w:r/>
+            <w:r>
+              <w:rPr>
+                <w:b/>
+                <w:sz w:val="16"/>
+              </w:rPr>
+              <w:t>8</w:t>
+            </w:r>
+          </w:p>
+          <w:p>
+            <w:r>
+              <w:rPr>
+                <w:sz w:val="18"/>
+              </w:rPr>
+              <w:t>Jerusalem seriously messed up, and now she's a total outcast. Everyone who used to look up to her now looks down on her because they've seen her dark side. She's just groaning and hiding her face in shame.</w:t>
+            </w:r>
+          </w:p>
+        </w:tc>
+        <w:tc>
+          <w:tcPr>
+            <w:tcW w:type="dxa" w:w="2880"/>
+          </w:tcPr>
+          <w:p>
+            <w:r/>
+            <w:r>
+              <w:rPr>
+                <w:b/>
+                <w:sz w:val="16"/>
+              </w:rPr>
+              <w:t>8</w:t>
+            </w:r>
+          </w:p>
+          <w:p>
+            <w:r>
+              <w:rPr>
+                <w:sz w:val="18"/>
+              </w:rPr>
+              <w:t>예루살렘이 진짜 큰 잘못을 저질렀고, 이제 완전 왕따가 됐어. 예전에는 그녀를 우러러보던 모든 사람들이 이제는 그녀의 바닥을 보고 경멸한대. 그녀는 그저 신음하며 부끄러움에 고개를 돌릴 뿐이야.</w:t>
+            </w:r>
+          </w:p>
+        </w:tc>
+      </w:tr>
+      <w:tr>
+        <w:tc>
+          <w:tcPr>
+            <w:tcW w:type="dxa" w:w="2880"/>
+          </w:tcPr>
+          <w:p>
+            <w:r/>
+            <w:r>
+              <w:rPr>
+                <w:b/>
+                <w:sz w:val="16"/>
+              </w:rPr>
+              <w:t>9</w:t>
+            </w:r>
+          </w:p>
+          <w:p>
+            <w:r>
+              <w:rPr>
+                <w:sz w:val="18"/>
+              </w:rPr>
+              <w:t>She played fast and loose with life, she never considered tomorrow, and now she's crashed royally, with no one to hold her hand: "Look at my pain, O God! And how the enemy cruelly struts."</w:t>
+            </w:r>
+          </w:p>
+        </w:tc>
+        <w:tc>
+          <w:tcPr>
+            <w:tcW w:type="dxa" w:w="2880"/>
+          </w:tcPr>
+          <w:p>
+            <w:r/>
+            <w:r>
+              <w:rPr>
+                <w:b/>
+                <w:sz w:val="16"/>
+              </w:rPr>
+              <w:t>9</w:t>
+            </w:r>
+          </w:p>
+          <w:p>
+            <w:r>
+              <w:rPr>
+                <w:sz w:val="18"/>
+              </w:rPr>
+              <w:t>She was living wild and didn't care about the future, and now she's had a legendary crash. There's no one to give her a hand. She's crying out, "God, look at my pain! See how the enemy is flexing on me."</w:t>
+            </w:r>
+          </w:p>
+        </w:tc>
+        <w:tc>
+          <w:tcPr>
+            <w:tcW w:type="dxa" w:w="2880"/>
+          </w:tcPr>
+          <w:p>
+            <w:r/>
+            <w:r>
+              <w:rPr>
+                <w:b/>
+                <w:sz w:val="16"/>
+              </w:rPr>
+              <w:t>9</w:t>
+            </w:r>
+          </w:p>
+          <w:p>
+            <w:r>
+              <w:rPr>
+                <w:sz w:val="18"/>
+              </w:rPr>
+              <w:t>미래 생각 안 하고 막 살다가, 결국 완전히 폭망한 거지. 손잡아 줄 사람 하나 없어. 그녀는 울부짖었어. "하나님, 제 고통 좀 보세요! 원수가 얼마나 잘난 척하는지 좀 보시라구요."</w:t>
+            </w:r>
+          </w:p>
+        </w:tc>
+      </w:tr>
+      <w:tr>
+        <w:tc>
+          <w:tcPr>
+            <w:tcW w:type="dxa" w:w="2880"/>
+          </w:tcPr>
+          <w:p>
+            <w:r/>
+            <w:r>
+              <w:rPr>
+                <w:b/>
+                <w:sz w:val="16"/>
+              </w:rPr>
+              <w:t>10</w:t>
+            </w:r>
+          </w:p>
+          <w:p>
+            <w:r>
+              <w:rPr>
+                <w:sz w:val="18"/>
+              </w:rPr>
+              <w:t>The enemy reached out to take all her favorite things. She watched as pagans barged into her Sanctuary, those very people for whom you posted orders: keep out: this assembly off-limits.</w:t>
+            </w:r>
+          </w:p>
+        </w:tc>
+        <w:tc>
+          <w:tcPr>
+            <w:tcW w:type="dxa" w:w="2880"/>
+          </w:tcPr>
+          <w:p>
+            <w:r/>
+            <w:r>
+              <w:rPr>
+                <w:b/>
+                <w:sz w:val="16"/>
+              </w:rPr>
+              <w:t>10</w:t>
+            </w:r>
+          </w:p>
+          <w:p>
+            <w:r>
+              <w:rPr>
+                <w:sz w:val="18"/>
+              </w:rPr>
+              <w:t>The enemy came in and snatched all her precious things. She had to watch as pagans, the very people you told to stay out, barged right into her holy Sanctuary.</w:t>
+            </w:r>
+          </w:p>
+        </w:tc>
+        <w:tc>
+          <w:tcPr>
+            <w:tcW w:type="dxa" w:w="2880"/>
+          </w:tcPr>
+          <w:p>
+            <w:r/>
+            <w:r>
+              <w:rPr>
+                <w:b/>
+                <w:sz w:val="16"/>
+              </w:rPr>
+              <w:t>10</w:t>
+            </w:r>
+          </w:p>
+          <w:p>
+            <w:r>
+              <w:rPr>
+                <w:sz w:val="18"/>
+              </w:rPr>
+              <w:t>원수가 와서 그녀의 소중한 것들을 다 빼앗아갔어. 그녀는 이방인들, 하나님이 들어오지 말라고 했던 바로 그 사람들이 성소로 쳐들어오는 걸 지켜봐야만 했대.</w:t>
+            </w:r>
+          </w:p>
+        </w:tc>
+      </w:tr>
+      <w:tr>
+        <w:tc>
+          <w:tcPr>
+            <w:tcW w:type="dxa" w:w="2880"/>
+          </w:tcPr>
+          <w:p>
+            <w:r/>
+            <w:r>
+              <w:rPr>
+                <w:b/>
+                <w:sz w:val="16"/>
+              </w:rPr>
+              <w:t>11</w:t>
+            </w:r>
+          </w:p>
+          <w:p>
+            <w:r>
+              <w:rPr>
+                <w:sz w:val="18"/>
+              </w:rPr>
+              <w:t>All the people groaned, so desperate for food, so desperate to stay alive that they bartered their favorite things for a bit of breakfast: "O God, look at me! Worthless, cheap, abject!</w:t>
+            </w:r>
+          </w:p>
+        </w:tc>
+        <w:tc>
+          <w:tcPr>
+            <w:tcW w:type="dxa" w:w="2880"/>
+          </w:tcPr>
+          <w:p>
+            <w:r/>
+            <w:r>
+              <w:rPr>
+                <w:b/>
+                <w:sz w:val="16"/>
+              </w:rPr>
+              <w:t>11</w:t>
+            </w:r>
+          </w:p>
+          <w:p>
+            <w:r>
+              <w:rPr>
+                <w:sz w:val="18"/>
+              </w:rPr>
+              <w:t>All the people are groaning, desperate for a crumb of bread. They're trading their favorite things just to get a little food to stay alive. "God, look at me! Worthless, cheap, abject!"</w:t>
+            </w:r>
+          </w:p>
+        </w:tc>
+        <w:tc>
+          <w:tcPr>
+            <w:tcW w:type="dxa" w:w="2880"/>
+          </w:tcPr>
+          <w:p>
+            <w:r/>
+            <w:r>
+              <w:rPr>
+                <w:b/>
+                <w:sz w:val="16"/>
+              </w:rPr>
+              <w:t>11</w:t>
+            </w:r>
+          </w:p>
+          <w:p>
+            <w:r>
+              <w:rPr>
+                <w:sz w:val="18"/>
+              </w:rPr>
+              <w:t>모든 백성이 빵 한 조각을 구하려고 신음하고 있어. 살아남기 위해 가장 아끼는 물건들을 음식과 바꾸고 있대. "하나님, 저를 좀 보세요! 무가치하고, 천하고, 비참해요!"</w:t>
+            </w:r>
+          </w:p>
+        </w:tc>
+      </w:tr>
+      <w:tr>
+        <w:tc>
+          <w:tcPr>
+            <w:tcW w:type="dxa" w:w="2880"/>
+          </w:tcPr>
+          <w:p>
+            <w:r/>
+            <w:r>
+              <w:rPr>
+                <w:b/>
+                <w:sz w:val="16"/>
+              </w:rPr>
+              <w:t>12</w:t>
+            </w:r>
+          </w:p>
+          <w:p>
+            <w:r>
+              <w:rPr>
+                <w:sz w:val="18"/>
+              </w:rPr>
+              <w:t>"And you passersby, look at me! Have you ever seen anything like this? Ever seen pain like my pain, seen what he did to me, what God did to me in his rage?</w:t>
+            </w:r>
+          </w:p>
+        </w:tc>
+        <w:tc>
+          <w:tcPr>
+            <w:tcW w:type="dxa" w:w="2880"/>
+          </w:tcPr>
+          <w:p>
+            <w:r/>
+            <w:r>
+              <w:rPr>
+                <w:b/>
+                <w:sz w:val="16"/>
+              </w:rPr>
+              <w:t>12</w:t>
+            </w:r>
+          </w:p>
+          <w:p>
+            <w:r>
+              <w:rPr>
+                <w:sz w:val="18"/>
+              </w:rPr>
+              <w:t>"Yo, all you people walking by, pay attention! Have you ever seen pain like my pain? Have you seen what God did to me when he was furious?"</w:t>
+            </w:r>
+          </w:p>
+        </w:tc>
+        <w:tc>
+          <w:tcPr>
+            <w:tcW w:type="dxa" w:w="2880"/>
+          </w:tcPr>
+          <w:p>
+            <w:r/>
+            <w:r>
+              <w:rPr>
+                <w:b/>
+                <w:sz w:val="16"/>
+              </w:rPr>
+              <w:t>12</w:t>
+            </w:r>
+          </w:p>
+          <w:p>
+            <w:r>
+              <w:rPr>
+                <w:sz w:val="18"/>
+              </w:rPr>
+              <w:t>"야, 거기 지나가는 사람들아, 나 좀 봐봐! 너네 내 고통 같은 거 본 적 있어? 하나님이 엄청 화났을 때 나한테 한 짓을 본 적 있냐고?"</w:t>
+            </w:r>
+          </w:p>
+        </w:tc>
+      </w:tr>
+      <w:tr>
+        <w:tc>
+          <w:tcPr>
+            <w:tcW w:type="dxa" w:w="2880"/>
+          </w:tcPr>
+          <w:p>
+            <w:r/>
+            <w:r>
+              <w:rPr>
+                <w:b/>
+                <w:sz w:val="16"/>
+              </w:rPr>
+              <w:t>13</w:t>
+            </w:r>
+          </w:p>
+          <w:p>
+            <w:r>
+              <w:rPr>
+                <w:sz w:val="18"/>
+              </w:rPr>
+              <w:t>"He struck me with lightning, skewered me from head to foot, then he set traps all around so I could hardly move. He left me with nothing—left me sick, and sick of living.</w:t>
+            </w:r>
+          </w:p>
+        </w:tc>
+        <w:tc>
+          <w:tcPr>
+            <w:tcW w:type="dxa" w:w="2880"/>
+          </w:tcPr>
+          <w:p>
+            <w:r/>
+            <w:r>
+              <w:rPr>
+                <w:b/>
+                <w:sz w:val="16"/>
+              </w:rPr>
+              <w:t>13</w:t>
+            </w:r>
+          </w:p>
+          <w:p>
+            <w:r>
+              <w:rPr>
+                <w:sz w:val="18"/>
+              </w:rPr>
+              <w:t>"He sent down fire from the sky that went straight through my bones. He set a trap for my feet and knocked me down. He left me totally wrecked and sick all day long."</w:t>
+            </w:r>
+          </w:p>
+        </w:tc>
+        <w:tc>
+          <w:tcPr>
+            <w:tcW w:type="dxa" w:w="2880"/>
+          </w:tcPr>
+          <w:p>
+            <w:r/>
+            <w:r>
+              <w:rPr>
+                <w:b/>
+                <w:sz w:val="16"/>
+              </w:rPr>
+              <w:t>13</w:t>
+            </w:r>
+          </w:p>
+          <w:p>
+            <w:r>
+              <w:rPr>
+                <w:sz w:val="18"/>
+              </w:rPr>
+              <w:t>"하늘에서 불을 보내셔서 내 뼈를 관통하게 하셨어. 내 발에 덫을 놓고 나를 넘어뜨리셨지. 나를 완전히 망가뜨리고 하루 종일 앓아눕게 만드셨어."</w:t>
+            </w:r>
+          </w:p>
+        </w:tc>
+      </w:tr>
+      <w:tr>
+        <w:tc>
+          <w:tcPr>
+            <w:tcW w:type="dxa" w:w="2880"/>
+          </w:tcPr>
+          <w:p>
+            <w:r/>
+            <w:r>
+              <w:rPr>
+                <w:b/>
+                <w:sz w:val="16"/>
+              </w:rPr>
+              <w:t>14</w:t>
+            </w:r>
+          </w:p>
+          <w:p>
+            <w:r>
+              <w:rPr>
+                <w:sz w:val="18"/>
+              </w:rPr>
+              <w:t>"He wove my sins into a rope and harnessed me to captivity's yoke. I'm goaded by cruel taskmasters.</w:t>
+            </w:r>
+          </w:p>
+        </w:tc>
+        <w:tc>
+          <w:tcPr>
+            <w:tcW w:type="dxa" w:w="2880"/>
+          </w:tcPr>
+          <w:p>
+            <w:r/>
+            <w:r>
+              <w:rPr>
+                <w:b/>
+                <w:sz w:val="16"/>
+              </w:rPr>
+              <w:t>14</w:t>
+            </w:r>
+          </w:p>
+          <w:p>
+            <w:r>
+              <w:rPr>
+                <w:sz w:val="18"/>
+              </w:rPr>
+              <w:t>"My sins were all bundled up and tied like a yoke on my neck. He made me so weak that I couldn't fight back when my enemies took over. The Lord handed me over to them."</w:t>
+            </w:r>
+          </w:p>
+        </w:tc>
+        <w:tc>
+          <w:tcPr>
+            <w:tcW w:type="dxa" w:w="2880"/>
+          </w:tcPr>
+          <w:p>
+            <w:r/>
+            <w:r>
+              <w:rPr>
+                <w:b/>
+                <w:sz w:val="16"/>
+              </w:rPr>
+              <w:t>14</w:t>
+            </w:r>
+          </w:p>
+          <w:p>
+            <w:r>
+              <w:rPr>
+                <w:sz w:val="18"/>
+              </w:rPr>
+              <w:t>"내 모든 죄를 한데 묶어 내 목에 멍에처럼 씌우셨어. 나를 너무 약하게 만들어서 원수들이 쳐들어왔을 때 저항할 수도 없었대. 주님이 나를 그들 손에 넘기신 거야."</w:t>
+            </w:r>
+          </w:p>
+        </w:tc>
+      </w:tr>
+      <w:tr>
+        <w:tc>
+          <w:tcPr>
+            <w:tcW w:type="dxa" w:w="2880"/>
+          </w:tcPr>
+          <w:p>
+            <w:r/>
+            <w:r>
+              <w:rPr>
+                <w:b/>
+                <w:sz w:val="16"/>
+              </w:rPr>
+              <w:t>15</w:t>
+            </w:r>
+          </w:p>
+          <w:p>
+            <w:r>
+              <w:rPr>
+                <w:sz w:val="18"/>
+              </w:rPr>
+              <w:t>"The Master piled up my best soldiers in a heap, then called in thugs to break their fine young necks. The Master crushed the life out of fair virgin Judah.</w:t>
+            </w:r>
+          </w:p>
+        </w:tc>
+        <w:tc>
+          <w:tcPr>
+            <w:tcW w:type="dxa" w:w="2880"/>
+          </w:tcPr>
+          <w:p>
+            <w:r/>
+            <w:r>
+              <w:rPr>
+                <w:b/>
+                <w:sz w:val="16"/>
+              </w:rPr>
+              <w:t>15</w:t>
+            </w:r>
+          </w:p>
+          <w:p>
+            <w:r>
+              <w:rPr>
+                <w:sz w:val="18"/>
+              </w:rPr>
+              <w:t>"The Lord rejected all my best warriors. He sent an army to crush my young men. He stomped on the virgin daughter of Judah like she was a grape in a winepress."</w:t>
+            </w:r>
+          </w:p>
+        </w:tc>
+        <w:tc>
+          <w:tcPr>
+            <w:tcW w:type="dxa" w:w="2880"/>
+          </w:tcPr>
+          <w:p>
+            <w:r/>
+            <w:r>
+              <w:rPr>
+                <w:b/>
+                <w:sz w:val="16"/>
+              </w:rPr>
+              <w:t>15</w:t>
+            </w:r>
+          </w:p>
+          <w:p>
+            <w:r>
+              <w:rPr>
+                <w:sz w:val="18"/>
+              </w:rPr>
+              <w:t>"주님께서 내 모든 용사들을 버리셨어. 군대를 보내 내 젊은이들을 짓밟으셨지. 포도주 틀에서 포도를 으깨듯, 처녀 딸 유다를 짓밟으셨어."</w:t>
+            </w:r>
+          </w:p>
+        </w:tc>
+      </w:tr>
+      <w:tr>
+        <w:tc>
+          <w:tcPr>
+            <w:tcW w:type="dxa" w:w="2880"/>
+          </w:tcPr>
+          <w:p>
+            <w:r/>
+            <w:r>
+              <w:rPr>
+                <w:b/>
+                <w:sz w:val="16"/>
+              </w:rPr>
+              <w:t>16</w:t>
+            </w:r>
+          </w:p>
+          <w:p>
+            <w:r>
+              <w:rPr>
+                <w:sz w:val="18"/>
+              </w:rPr>
+              <w:t>"For all this I weep, weep buckets of tears, and not a soul within miles around cares for my soul. My children are wasted, my enemy got his way."</w:t>
+            </w:r>
+          </w:p>
+        </w:tc>
+        <w:tc>
+          <w:tcPr>
+            <w:tcW w:type="dxa" w:w="2880"/>
+          </w:tcPr>
+          <w:p>
+            <w:r/>
+            <w:r>
+              <w:rPr>
+                <w:b/>
+                <w:sz w:val="16"/>
+              </w:rPr>
+              <w:t>16</w:t>
+            </w:r>
+          </w:p>
+          <w:p>
+            <w:r>
+              <w:rPr>
+                <w:sz w:val="18"/>
+              </w:rPr>
+              <w:t>"This is why I'm bawling my eyes out. Tears are streaming down my face. There's no one here to comfort me or give me strength. My children are ruined because the enemy was just too strong."</w:t>
+            </w:r>
+          </w:p>
+        </w:tc>
+        <w:tc>
+          <w:tcPr>
+            <w:tcW w:type="dxa" w:w="2880"/>
+          </w:tcPr>
+          <w:p>
+            <w:r/>
+            <w:r>
+              <w:rPr>
+                <w:b/>
+                <w:sz w:val="16"/>
+              </w:rPr>
+              <w:t>16</w:t>
+            </w:r>
+          </w:p>
+          <w:p>
+            <w:r>
+              <w:rPr>
+                <w:sz w:val="18"/>
+              </w:rPr>
+              <w:t>"이것 때문에 내가 엉엉 우는 거야. 눈물이 멈추질 않아. 날 위로해 주거나 힘을 줄 사람이 아무도 없어. 내 자식들은 망했고, 원수가 이겼어."</w:t>
+            </w:r>
+          </w:p>
+        </w:tc>
+      </w:tr>
+      <w:tr>
+        <w:tc>
+          <w:tcPr>
+            <w:tcW w:type="dxa" w:w="2880"/>
+          </w:tcPr>
+          <w:p>
+            <w:r/>
+            <w:r>
+              <w:rPr>
+                <w:b/>
+                <w:sz w:val="16"/>
+              </w:rPr>
+              <w:t>17</w:t>
+            </w:r>
+          </w:p>
+          <w:p>
+            <w:r>
+              <w:rPr>
+                <w:sz w:val="18"/>
+              </w:rPr>
+              <w:t>Zion reached out for help, but no one helped. God ordered Jacob's enemies to surround him, and now no one wants anything to do with Jerusalem.</w:t>
+            </w:r>
+          </w:p>
+        </w:tc>
+        <w:tc>
+          <w:tcPr>
+            <w:tcW w:type="dxa" w:w="2880"/>
+          </w:tcPr>
+          <w:p>
+            <w:r/>
+            <w:r>
+              <w:rPr>
+                <w:b/>
+                <w:sz w:val="16"/>
+              </w:rPr>
+              <w:t>17</w:t>
+            </w:r>
+          </w:p>
+          <w:p>
+            <w:r>
+              <w:rPr>
+                <w:sz w:val="18"/>
+              </w:rPr>
+              <w:t>Zion is reaching out her hands, but there's no one to help her. God ordered enemies to surround Jacob's people. Now Jerusalem is like a filthy rag that everyone avoids.</w:t>
+            </w:r>
+          </w:p>
+        </w:tc>
+        <w:tc>
+          <w:tcPr>
+            <w:tcW w:type="dxa" w:w="2880"/>
+          </w:tcPr>
+          <w:p>
+            <w:r/>
+            <w:r>
+              <w:rPr>
+                <w:b/>
+                <w:sz w:val="16"/>
+              </w:rPr>
+              <w:t>17</w:t>
+            </w:r>
+          </w:p>
+          <w:p>
+            <w:r>
+              <w:rPr>
+                <w:sz w:val="18"/>
+              </w:rPr>
+              <w:t>시온이 도와달라고 손을 뻗었지만, 아무도 오지 않았어. 하나님이 야곱의 백성을 원수들로 둘러싸라고 명령하셨대. 이제 예루살렘은 모두가 피하는 불결한 신세가 된 거임.</w:t>
+            </w:r>
+          </w:p>
+        </w:tc>
+      </w:tr>
+      <w:tr>
+        <w:tc>
+          <w:tcPr>
+            <w:tcW w:type="dxa" w:w="2880"/>
+          </w:tcPr>
+          <w:p>
+            <w:r/>
+            <w:r>
+              <w:rPr>
+                <w:b/>
+                <w:sz w:val="16"/>
+              </w:rPr>
+              <w:t>18</w:t>
+            </w:r>
+          </w:p>
+          <w:p>
+            <w:r>
+              <w:rPr>
+                <w:sz w:val="18"/>
+              </w:rPr>
+              <w:t>"God has right on his side. I'm the one who did wrong. Listen everybody! Look at what I'm going through! My fair young women, my fine young men, all herded into exile!</w:t>
+            </w:r>
+          </w:p>
+        </w:tc>
+        <w:tc>
+          <w:tcPr>
+            <w:tcW w:type="dxa" w:w="2880"/>
+          </w:tcPr>
+          <w:p>
+            <w:r/>
+            <w:r>
+              <w:rPr>
+                <w:b/>
+                <w:sz w:val="16"/>
+              </w:rPr>
+              <w:t>18</w:t>
+            </w:r>
+          </w:p>
+          <w:p>
+            <w:r>
+              <w:rPr>
+                <w:sz w:val="18"/>
+              </w:rPr>
+              <w:t>"God is totally in the right; I'm the one who rebelled against his word. Listen up, everyone! Look at my suffering. My young men and women have all been dragged into exile."</w:t>
+            </w:r>
+          </w:p>
+        </w:tc>
+        <w:tc>
+          <w:tcPr>
+            <w:tcW w:type="dxa" w:w="2880"/>
+          </w:tcPr>
+          <w:p>
+            <w:r/>
+            <w:r>
+              <w:rPr>
+                <w:b/>
+                <w:sz w:val="16"/>
+              </w:rPr>
+              <w:t>18</w:t>
+            </w:r>
+          </w:p>
+          <w:p>
+            <w:r>
+              <w:rPr>
+                <w:sz w:val="18"/>
+              </w:rPr>
+              <w:t>"하나님이 옳았어. 내가 그분의 말씀에 반항한 거야. 모두들 들어봐! 내 고통을 좀 보라고. 내 젊은 남자들과 여자들이 모두 포로로 끌려갔어."</w:t>
+            </w:r>
+          </w:p>
+        </w:tc>
+      </w:tr>
+      <w:tr>
+        <w:tc>
+          <w:tcPr>
+            <w:tcW w:type="dxa" w:w="2880"/>
+          </w:tcPr>
+          <w:p>
+            <w:r/>
+            <w:r>
+              <w:rPr>
+                <w:b/>
+                <w:sz w:val="16"/>
+              </w:rPr>
+              <w:t>19</w:t>
+            </w:r>
+          </w:p>
+          <w:p>
+            <w:r>
+              <w:rPr>
+                <w:sz w:val="18"/>
+              </w:rPr>
+              <w:t>"I called to my friends; they betrayed me. My priests and my leaders only looked after themselves, trying but failing to save their own skins.</w:t>
+            </w:r>
+          </w:p>
+        </w:tc>
+        <w:tc>
+          <w:tcPr>
+            <w:tcW w:type="dxa" w:w="2880"/>
+          </w:tcPr>
+          <w:p>
+            <w:r/>
+            <w:r>
+              <w:rPr>
+                <w:b/>
+                <w:sz w:val="16"/>
+              </w:rPr>
+              <w:t>19</w:t>
+            </w:r>
+          </w:p>
+          <w:p>
+            <w:r>
+              <w:rPr>
+                <w:sz w:val="18"/>
+              </w:rPr>
+              <w:t>"I called out to my friends, but they completely ghosted me. My priests and leaders were starving in the city, trying to find food just to stay alive, but they couldn't even save themselves."</w:t>
+            </w:r>
+          </w:p>
+        </w:tc>
+        <w:tc>
+          <w:tcPr>
+            <w:tcW w:type="dxa" w:w="2880"/>
+          </w:tcPr>
+          <w:p>
+            <w:r/>
+            <w:r>
+              <w:rPr>
+                <w:b/>
+                <w:sz w:val="16"/>
+              </w:rPr>
+              <w:t>19</w:t>
+            </w:r>
+          </w:p>
+          <w:p>
+            <w:r>
+              <w:rPr>
+                <w:sz w:val="18"/>
+              </w:rPr>
+              <w:t>"친구들을 불렀지만, 다들 날 무시했어. 제사장들과 지도자들은 도시에서 굶주리며, 살아남으려고 음식을 찾아다녔지만, 자기 자신조차 구하지 못했대."</w:t>
+            </w:r>
+          </w:p>
+        </w:tc>
+      </w:tr>
+      <w:tr>
+        <w:tc>
+          <w:tcPr>
+            <w:tcW w:type="dxa" w:w="2880"/>
+          </w:tcPr>
+          <w:p>
+            <w:r/>
+            <w:r>
+              <w:rPr>
+                <w:b/>
+                <w:sz w:val="16"/>
+              </w:rPr>
+              <w:t>20</w:t>
+            </w:r>
+          </w:p>
+          <w:p>
+            <w:r>
+              <w:rPr>
+                <w:sz w:val="18"/>
+              </w:rPr>
+              <w:t>"O God, look at the trouble I'm in! My stomach in knots, my heart wrecked by a life of rebellion. Massacres in the streets, starvation in the houses.</w:t>
+            </w:r>
+          </w:p>
+        </w:tc>
+        <w:tc>
+          <w:tcPr>
+            <w:tcW w:type="dxa" w:w="2880"/>
+          </w:tcPr>
+          <w:p>
+            <w:r/>
+            <w:r>
+              <w:rPr>
+                <w:b/>
+                <w:sz w:val="16"/>
+              </w:rPr>
+              <w:t>20</w:t>
+            </w:r>
+          </w:p>
+          <w:p>
+            <w:r>
+              <w:rPr>
+                <w:sz w:val="18"/>
+              </w:rPr>
+              <w:t>"God, look at the mess I'm in! My stomach is in knots, and my heart is twisted because I've been such a rebel. Outside, there's violence in the streets, and inside, it feels like death."</w:t>
+            </w:r>
+          </w:p>
+        </w:tc>
+        <w:tc>
+          <w:tcPr>
+            <w:tcW w:type="dxa" w:w="2880"/>
+          </w:tcPr>
+          <w:p>
+            <w:r/>
+            <w:r>
+              <w:rPr>
+                <w:b/>
+                <w:sz w:val="16"/>
+              </w:rPr>
+              <w:t>20</w:t>
+            </w:r>
+          </w:p>
+          <w:p>
+            <w:r>
+              <w:rPr>
+                <w:sz w:val="18"/>
+              </w:rPr>
+              <w:t>"하나님, 제가 처한 이 꼴 좀 보세요! 속이 뒤틀리고, 제가 너무 반항적으로 살아서 마음이 찢어질 것 같아요. 밖에서는 칼부림이 나고, 안에서는 죽을 것 같아요."</w:t>
+            </w:r>
+          </w:p>
+        </w:tc>
+      </w:tr>
+      <w:tr>
+        <w:tc>
+          <w:tcPr>
+            <w:tcW w:type="dxa" w:w="2880"/>
+          </w:tcPr>
+          <w:p>
+            <w:r/>
+            <w:r>
+              <w:rPr>
+                <w:b/>
+                <w:sz w:val="16"/>
+              </w:rPr>
+              <w:t>21</w:t>
+            </w:r>
+          </w:p>
+          <w:p>
+            <w:r>
+              <w:rPr>
+                <w:sz w:val="18"/>
+              </w:rPr>
+              <w:t>"Oh, listen to my groans. No one listens, no one cares. When my enemies heard of the trouble you gave me, they cheered. Bring on Judgment Day! Let them get what I got!</w:t>
+            </w:r>
+          </w:p>
+        </w:tc>
+        <w:tc>
+          <w:tcPr>
+            <w:tcW w:type="dxa" w:w="2880"/>
+          </w:tcPr>
+          <w:p>
+            <w:r/>
+            <w:r>
+              <w:rPr>
+                <w:b/>
+                <w:sz w:val="16"/>
+              </w:rPr>
+              <w:t>21</w:t>
+            </w:r>
+          </w:p>
+          <w:p>
+            <w:r>
+              <w:rPr>
+                <w:sz w:val="18"/>
+              </w:rPr>
+              <w:t>"People hear me groaning, but no one comforts me. All my enemies heard about the disaster you sent, and they're actually happy about it. Bring on Judgment Day — the day you promised! Let them get what I got!"</w:t>
+            </w:r>
+          </w:p>
+        </w:tc>
+        <w:tc>
+          <w:tcPr>
+            <w:tcW w:type="dxa" w:w="2880"/>
+          </w:tcPr>
+          <w:p>
+            <w:r/>
+            <w:r>
+              <w:rPr>
+                <w:b/>
+                <w:sz w:val="16"/>
+              </w:rPr>
+              <w:t>21</w:t>
+            </w:r>
+          </w:p>
+          <w:p>
+            <w:r>
+              <w:rPr>
+                <w:sz w:val="18"/>
+              </w:rPr>
+              <w:t>"사람들이 내 신음 소리를 듣지만, 아무도 위로해 주지 않아. 내 모든 원수들은 당신이 내린 재앙 소식을 듣고 오히려 기뻐하고 있대. 약속하신 심판의 날을 오게 하세요! 저들도 나처럼 당하게 해달라고!"</w:t>
+            </w:r>
+          </w:p>
+        </w:tc>
+      </w:tr>
+      <w:tr>
+        <w:tc>
+          <w:tcPr>
+            <w:tcW w:type="dxa" w:w="2880"/>
+          </w:tcPr>
+          <w:p>
+            <w:r/>
+            <w:r>
+              <w:rPr>
+                <w:b/>
+                <w:sz w:val="16"/>
+              </w:rPr>
+              <w:t>22</w:t>
+            </w:r>
+          </w:p>
+          <w:p>
+            <w:r>
+              <w:rPr>
+                <w:sz w:val="18"/>
+              </w:rPr>
+              <w:t>"Take a good look at their evil ways and give it to them! Give them what you gave me for my sins. Groaning in pain, body and soul, I've had all I can take."</w:t>
+            </w:r>
+          </w:p>
+        </w:tc>
+        <w:tc>
+          <w:tcPr>
+            <w:tcW w:type="dxa" w:w="2880"/>
+          </w:tcPr>
+          <w:p>
+            <w:r/>
+            <w:r>
+              <w:rPr>
+                <w:b/>
+                <w:sz w:val="16"/>
+              </w:rPr>
+              <w:t>22</w:t>
+            </w:r>
+          </w:p>
+          <w:p>
+            <w:r>
+              <w:rPr>
+                <w:sz w:val="18"/>
+              </w:rPr>
+              <w:t>"Look at how evil they are. Do to them what you did to me because of all my sins. I'm groaning nonstop, and my heart is completely broken."</w:t>
+            </w:r>
+          </w:p>
+        </w:tc>
+        <w:tc>
+          <w:tcPr>
+            <w:tcW w:type="dxa" w:w="2880"/>
+          </w:tcPr>
+          <w:p>
+            <w:r/>
+            <w:r>
+              <w:rPr>
+                <w:b/>
+                <w:sz w:val="16"/>
+              </w:rPr>
+              <w:t>22</w:t>
+            </w:r>
+          </w:p>
+          <w:p>
+            <w:r>
+              <w:rPr>
+                <w:sz w:val="18"/>
+              </w:rPr>
+              <w:t>"저들의 악행을 보시고, 저들에게도 똑같이 갚아주세요. 내 모든 죄 때문에 나에게 하셨던 것처럼요. 전 끊임없이 신음하고 있고, 마음이 완전히 무너졌어요."</w:t>
+            </w:r>
+          </w:p>
+        </w:tc>
+      </w:tr>
+    </w:tbl>
+    <w:p>
+      <w:pPr>
+        <w:pStyle w:val="Heading1"/>
+      </w:pPr>
+      <w:r>
+        <w:t>Chapter 2 — God's Fury? Total Meltdown in Zion</w:t>
+      </w:r>
+    </w:p>
+    <w:tbl>
+      <w:tblPr>
+        <w:tblStyle w:val="TableGrid"/>
+        <w:tblW w:type="auto" w:w="0"/>
+        <w:tblLook w:firstColumn="1" w:firstRow="1" w:lastColumn="0" w:lastRow="0" w:noHBand="0" w:noVBand="1" w:val="04A0"/>
+      </w:tblPr>
+      <w:tblGrid>
+        <w:gridCol w:w="2880"/>
+        <w:gridCol w:w="2880"/>
+        <w:gridCol w:w="2880"/>
+      </w:tblGrid>
+      <w:tr>
+        <w:tc>
+          <w:tcPr>
+            <w:tcW w:type="dxa" w:w="3125"/>
+          </w:tcPr>
+          <w:p>
+            <w:r/>
+            <w:r>
+              <w:rPr>
+                <w:b/>
+                <w:sz w:val="20"/>
+              </w:rPr>
+              <w:t>MSG 영어 원문</w:t>
+            </w:r>
+          </w:p>
+        </w:tc>
+        <w:tc>
+          <w:tcPr>
+            <w:tcW w:type="dxa" w:w="3125"/>
+          </w:tcPr>
+          <w:p>
+            <w:r/>
+            <w:r>
+              <w:rPr>
+                <w:b/>
+                <w:sz w:val="20"/>
+              </w:rPr>
+              <w:t>Teen English</w:t>
+            </w:r>
+          </w:p>
+        </w:tc>
+        <w:tc>
+          <w:tcPr>
+            <w:tcW w:type="dxa" w:w="3125"/>
+          </w:tcPr>
+          <w:p>
+            <w:r/>
+            <w:r>
+              <w:rPr>
+                <w:b/>
+                <w:sz w:val="20"/>
+              </w:rPr>
+              <w:t>Teen 한국어</w:t>
+            </w:r>
+          </w:p>
+        </w:tc>
+      </w:tr>
+      <w:tr>
+        <w:tc>
+          <w:tcPr>
+            <w:tcW w:type="dxa" w:w="2880"/>
+          </w:tcPr>
+          <w:p>
+            <w:r/>
+            <w:r>
+              <w:rPr>
+                <w:b/>
+                <w:sz w:val="16"/>
+              </w:rPr>
+              <w:t>1</w:t>
+            </w:r>
+          </w:p>
+          <w:p>
+            <w:r>
+              <w:rPr>
+                <w:sz w:val="18"/>
+              </w:rPr>
+              <w:t>Oh, oh, oh . . . How the Master has cut down Daughter Zion from the skies, dashed Israel's glorious city to earth, in his anger treated his favorite as throwaway junk.</w:t>
+            </w:r>
+          </w:p>
+        </w:tc>
+        <w:tc>
+          <w:tcPr>
+            <w:tcW w:type="dxa" w:w="2880"/>
+          </w:tcPr>
+          <w:p>
+            <w:r/>
+            <w:r>
+              <w:rPr>
+                <w:b/>
+                <w:sz w:val="16"/>
+              </w:rPr>
+              <w:t>1</w:t>
+            </w:r>
+          </w:p>
+          <w:p>
+            <w:r>
+              <w:rPr>
+                <w:sz w:val="18"/>
+              </w:rPr>
+              <w:t>Man... God seriously just wrecked Daughter Zion. It's like he took Israel, his prized possession, and just chucked it in the trash. Straight up dropped it from the sky.</w:t>
+            </w:r>
+          </w:p>
+        </w:tc>
+        <w:tc>
+          <w:tcPr>
+            <w:tcW w:type="dxa" w:w="2880"/>
+          </w:tcPr>
+          <w:p>
+            <w:r/>
+            <w:r>
+              <w:rPr>
+                <w:b/>
+                <w:sz w:val="16"/>
+              </w:rPr>
+              <w:t>1</w:t>
+            </w:r>
+          </w:p>
+          <w:p>
+            <w:r>
+              <w:rPr>
+                <w:sz w:val="18"/>
+              </w:rPr>
+              <w:t>와... 하나님이 딸 시온을 하늘에서 걍 땅으로 던져버렸대. 이스라엘의 자랑이었던 도시를 완전 박살내고, 자기가 아끼던 걸 엉망처럼 버린 거임.</w:t>
+            </w:r>
+          </w:p>
+        </w:tc>
+      </w:tr>
+      <w:tr>
+        <w:tc>
+          <w:tcPr>
+            <w:tcW w:type="dxa" w:w="2880"/>
+          </w:tcPr>
+          <w:p>
+            <w:r/>
+            <w:r>
+              <w:rPr>
+                <w:b/>
+                <w:sz w:val="16"/>
+              </w:rPr>
+              <w:t>2</w:t>
+            </w:r>
+          </w:p>
+          <w:p>
+            <w:r>
+              <w:rPr>
+                <w:sz w:val="18"/>
+              </w:rPr>
+              <w:t>The Master, without a second thought, took Israel in one gulp. Raging, he smashed Judah's defenses, ground her king and princes to a pulp.</w:t>
+            </w:r>
+          </w:p>
+        </w:tc>
+        <w:tc>
+          <w:tcPr>
+            <w:tcW w:type="dxa" w:w="2880"/>
+          </w:tcPr>
+          <w:p>
+            <w:r/>
+            <w:r>
+              <w:rPr>
+                <w:b/>
+                <w:sz w:val="16"/>
+              </w:rPr>
+              <w:t>2</w:t>
+            </w:r>
+          </w:p>
+          <w:p>
+            <w:r>
+              <w:rPr>
+                <w:sz w:val="18"/>
+              </w:rPr>
+              <w:t>God didn't even hesitate. He just swallowed Israel whole, crushing all of Judah's defenses in his fury, totally wrecking their king and leaders.</w:t>
+            </w:r>
+          </w:p>
+        </w:tc>
+        <w:tc>
+          <w:tcPr>
+            <w:tcW w:type="dxa" w:w="2880"/>
+          </w:tcPr>
+          <w:p>
+            <w:r/>
+            <w:r>
+              <w:rPr>
+                <w:b/>
+                <w:sz w:val="16"/>
+              </w:rPr>
+              <w:t>2</w:t>
+            </w:r>
+          </w:p>
+          <w:p>
+            <w:r>
+              <w:rPr>
+                <w:sz w:val="18"/>
+              </w:rPr>
+              <w:t>하나님이 진짜 한순간에 이스라엘을 삼켜버렸대. 완전 화나서 유다의 방어시설 다 부수고, 왕이랑 왕자들도 가루로 만들어 버렸다는 거임.</w:t>
+            </w:r>
+          </w:p>
+        </w:tc>
+      </w:tr>
+      <w:tr>
+        <w:tc>
+          <w:tcPr>
+            <w:tcW w:type="dxa" w:w="2880"/>
+          </w:tcPr>
+          <w:p>
+            <w:r/>
+            <w:r>
+              <w:rPr>
+                <w:b/>
+                <w:sz w:val="16"/>
+              </w:rPr>
+              <w:t>3</w:t>
+            </w:r>
+          </w:p>
+          <w:p>
+            <w:r>
+              <w:rPr>
+                <w:sz w:val="18"/>
+              </w:rPr>
+              <w:t>His anger blazing, he knocked Israel flat, broke Israel's arm and turned his back just as the enemy approached, came on Jacob like a wildfire from every direction.</w:t>
+            </w:r>
+          </w:p>
+        </w:tc>
+        <w:tc>
+          <w:tcPr>
+            <w:tcW w:type="dxa" w:w="2880"/>
+          </w:tcPr>
+          <w:p>
+            <w:r/>
+            <w:r>
+              <w:rPr>
+                <w:b/>
+                <w:sz w:val="16"/>
+              </w:rPr>
+              <w:t>3</w:t>
+            </w:r>
+          </w:p>
+          <w:p>
+            <w:r>
+              <w:rPr>
+                <w:sz w:val="18"/>
+              </w:rPr>
+              <w:t>He was so mad, he just flattened Israel. Snapped their strength in half and then bounced right when the enemy showed up. Then he came at Jacob like a wildfire from all sides.</w:t>
+            </w:r>
+          </w:p>
+        </w:tc>
+        <w:tc>
+          <w:tcPr>
+            <w:tcW w:type="dxa" w:w="2880"/>
+          </w:tcPr>
+          <w:p>
+            <w:r/>
+            <w:r>
+              <w:rPr>
+                <w:b/>
+                <w:sz w:val="16"/>
+              </w:rPr>
+              <w:t>3</w:t>
+            </w:r>
+          </w:p>
+          <w:p>
+            <w:r>
+              <w:rPr>
+                <w:sz w:val="18"/>
+              </w:rPr>
+              <w:t>분노가 활활 타올라서 이스라엘을 납작하게 만들고, 팔을 꺾어버렸대. 적들이 쳐들어올 때 모른 척하고, 야곱한테 사방에서 불길처럼 덮쳤다는 거임.</w:t>
+            </w:r>
+          </w:p>
+        </w:tc>
+      </w:tr>
+      <w:tr>
+        <w:tc>
+          <w:tcPr>
+            <w:tcW w:type="dxa" w:w="2880"/>
+          </w:tcPr>
+          <w:p>
+            <w:r/>
+            <w:r>
+              <w:rPr>
+                <w:b/>
+                <w:sz w:val="16"/>
+              </w:rPr>
+              <w:t>4</w:t>
+            </w:r>
+          </w:p>
+          <w:p>
+            <w:r>
+              <w:rPr>
+                <w:sz w:val="18"/>
+              </w:rPr>
+              <w:t>Like an enemy, he aimed his bow, bared his sword, and killed our young men, our pride and joy. His anger, like fire, burned down the homes in Zion.</w:t>
+            </w:r>
+          </w:p>
+        </w:tc>
+        <w:tc>
+          <w:tcPr>
+            <w:tcW w:type="dxa" w:w="2880"/>
+          </w:tcPr>
+          <w:p>
+            <w:r/>
+            <w:r>
+              <w:rPr>
+                <w:b/>
+                <w:sz w:val="16"/>
+              </w:rPr>
+              <w:t>4</w:t>
+            </w:r>
+          </w:p>
+          <w:p>
+            <w:r>
+              <w:rPr>
+                <w:sz w:val="18"/>
+              </w:rPr>
+              <w:t>He acted like a straight-up enemy. Lined up his shot, pulled out his sword, and took out all our best and brightest young guys. His rage was like a fire that torched every house in Zion.</w:t>
+            </w:r>
+          </w:p>
+        </w:tc>
+        <w:tc>
+          <w:tcPr>
+            <w:tcW w:type="dxa" w:w="2880"/>
+          </w:tcPr>
+          <w:p>
+            <w:r/>
+            <w:r>
+              <w:rPr>
+                <w:b/>
+                <w:sz w:val="16"/>
+              </w:rPr>
+              <w:t>4</w:t>
+            </w:r>
+          </w:p>
+          <w:p>
+            <w:r>
+              <w:rPr>
+                <w:sz w:val="18"/>
+              </w:rPr>
+              <w:t>무슨 원수처럼 활을 겨누고 칼을 빼들어서, 우리의 자랑이었던 젊은 애들을 다 죽여버렸대. 그 분노가 불처럼 시온의 집들을 다 태워버린 거임.</w:t>
+            </w:r>
+          </w:p>
+        </w:tc>
+      </w:tr>
+      <w:tr>
+        <w:tc>
+          <w:tcPr>
+            <w:tcW w:type="dxa" w:w="2880"/>
+          </w:tcPr>
+          <w:p>
+            <w:r/>
+            <w:r>
+              <w:rPr>
+                <w:b/>
+                <w:sz w:val="16"/>
+              </w:rPr>
+              <w:t>5</w:t>
+            </w:r>
+          </w:p>
+          <w:p>
+            <w:r>
+              <w:rPr>
+                <w:sz w:val="18"/>
+              </w:rPr>
+              <w:t>The Master became the enemy. He had Israel for supper. He chewed up and spit out all the defenses. He left Daughter Judah moaning and groaning.</w:t>
+            </w:r>
+          </w:p>
+        </w:tc>
+        <w:tc>
+          <w:tcPr>
+            <w:tcW w:type="dxa" w:w="2880"/>
+          </w:tcPr>
+          <w:p>
+            <w:r/>
+            <w:r>
+              <w:rPr>
+                <w:b/>
+                <w:sz w:val="16"/>
+              </w:rPr>
+              <w:t>5</w:t>
+            </w:r>
+          </w:p>
+          <w:p>
+            <w:r>
+              <w:rPr>
+                <w:sz w:val="18"/>
+              </w:rPr>
+              <w:t>God became the enemy. He devoured Israel, chewing up all their defenses. Now Daughter Judah is left moaning and groaning.</w:t>
+            </w:r>
+          </w:p>
+        </w:tc>
+        <w:tc>
+          <w:tcPr>
+            <w:tcW w:type="dxa" w:w="2880"/>
+          </w:tcPr>
+          <w:p>
+            <w:r/>
+            <w:r>
+              <w:rPr>
+                <w:b/>
+                <w:sz w:val="16"/>
+              </w:rPr>
+              <w:t>5</w:t>
+            </w:r>
+          </w:p>
+          <w:p>
+            <w:r>
+              <w:rPr>
+                <w:sz w:val="18"/>
+              </w:rPr>
+              <w:t>하나님이 진짜 적이 되어버렸대. 이스라엘을 저녁밥으로 먹어치운 거임. 모든 방어시설을 다 씹어 뱉어버리고, 딸 유다는 신음만 하게 된 거지.</w:t>
+            </w:r>
+          </w:p>
+        </w:tc>
+      </w:tr>
+      <w:tr>
+        <w:tc>
+          <w:tcPr>
+            <w:tcW w:type="dxa" w:w="2880"/>
+          </w:tcPr>
+          <w:p>
+            <w:r/>
+            <w:r>
+              <w:rPr>
+                <w:b/>
+                <w:sz w:val="16"/>
+              </w:rPr>
+              <w:t>6</w:t>
+            </w:r>
+          </w:p>
+          <w:p>
+            <w:r>
+              <w:rPr>
+                <w:sz w:val="18"/>
+              </w:rPr>
+              <w:t>He plowed up his old trysting place, trashed his favorite rendezvous. God wiped out Zion's memories of feast days and Sabbaths, angrily sacked king and priest alike.</w:t>
+            </w:r>
+          </w:p>
+        </w:tc>
+        <w:tc>
+          <w:tcPr>
+            <w:tcW w:type="dxa" w:w="2880"/>
+          </w:tcPr>
+          <w:p>
+            <w:r/>
+            <w:r>
+              <w:rPr>
+                <w:b/>
+                <w:sz w:val="16"/>
+              </w:rPr>
+              <w:t>6</w:t>
+            </w:r>
+          </w:p>
+          <w:p>
+            <w:r>
+              <w:rPr>
+                <w:sz w:val="18"/>
+              </w:rPr>
+              <w:t>He wrecked his own Temple, his special meeting place. God erased all memory of feast days and Sabbaths in Zion. He was so mad he got rid of the king and the priests too.</w:t>
+            </w:r>
+          </w:p>
+        </w:tc>
+        <w:tc>
+          <w:tcPr>
+            <w:tcW w:type="dxa" w:w="2880"/>
+          </w:tcPr>
+          <w:p>
+            <w:r/>
+            <w:r>
+              <w:rPr>
+                <w:b/>
+                <w:sz w:val="16"/>
+              </w:rPr>
+              <w:t>6</w:t>
+            </w:r>
+          </w:p>
+          <w:p>
+            <w:r>
+              <w:rPr>
+                <w:sz w:val="18"/>
+              </w:rPr>
+              <w:t>자기가 맨날 가던 약속 장소도 다 갈아엎고, 아끼던 만남의 장소도 엉망진창으로 만들었대. 하나님이 시온에서 명절이랑 안식일 기억을 싹 다 지워버리고, 화가 나서 왕이랑 제사장도 다 쫓아낸 거임.</w:t>
+            </w:r>
+          </w:p>
+        </w:tc>
+      </w:tr>
+      <w:tr>
+        <w:tc>
+          <w:tcPr>
+            <w:tcW w:type="dxa" w:w="2880"/>
+          </w:tcPr>
+          <w:p>
+            <w:r/>
+            <w:r>
+              <w:rPr>
+                <w:b/>
+                <w:sz w:val="16"/>
+              </w:rPr>
+              <w:t>7</w:t>
+            </w:r>
+          </w:p>
+          <w:p>
+            <w:r>
+              <w:rPr>
+                <w:sz w:val="18"/>
+              </w:rPr>
+              <w:t>God abandoned his altar, walked away from his holy Temple and turned the fortifications over to the enemy. As they cheered in God's Temple, you'd have thought it was a feast day!</w:t>
+            </w:r>
+          </w:p>
+        </w:tc>
+        <w:tc>
+          <w:tcPr>
+            <w:tcW w:type="dxa" w:w="2880"/>
+          </w:tcPr>
+          <w:p>
+            <w:r/>
+            <w:r>
+              <w:rPr>
+                <w:b/>
+                <w:sz w:val="16"/>
+              </w:rPr>
+              <w:t>7</w:t>
+            </w:r>
+          </w:p>
+          <w:p>
+            <w:r>
+              <w:rPr>
+                <w:sz w:val="18"/>
+              </w:rPr>
+              <w:t>God just bailed on his own altar and temple. Handed the keys over to the enemy. And they were in there celebrating like it was some big party.</w:t>
+            </w:r>
+          </w:p>
+        </w:tc>
+        <w:tc>
+          <w:tcPr>
+            <w:tcW w:type="dxa" w:w="2880"/>
+          </w:tcPr>
+          <w:p>
+            <w:r/>
+            <w:r>
+              <w:rPr>
+                <w:b/>
+                <w:sz w:val="16"/>
+              </w:rPr>
+              <w:t>7</w:t>
+            </w:r>
+          </w:p>
+          <w:p>
+            <w:r>
+              <w:rPr>
+                <w:sz w:val="18"/>
+              </w:rPr>
+              <w:t>하나님이 자기 제단을 버리고, 성전에서 그냥 나가버렸대. 그리고 성벽을 적들한테 넘겨준 거임. 걔네들이 하나님 성전에서 소리 지르는데, 무슨 잔칫날인 줄 알았다니까!</w:t>
+            </w:r>
+          </w:p>
+        </w:tc>
+      </w:tr>
+      <w:tr>
+        <w:tc>
+          <w:tcPr>
+            <w:tcW w:type="dxa" w:w="2880"/>
+          </w:tcPr>
+          <w:p>
+            <w:r/>
+            <w:r>
+              <w:rPr>
+                <w:b/>
+                <w:sz w:val="16"/>
+              </w:rPr>
+              <w:t>8</w:t>
+            </w:r>
+          </w:p>
+          <w:p>
+            <w:r>
+              <w:rPr>
+                <w:sz w:val="18"/>
+              </w:rPr>
+              <w:t>God drew up plans to tear down the walls of Daughter Zion. He assembled his crew, set to work and went at it. Total demolition! The stones wept!</w:t>
+            </w:r>
+          </w:p>
+        </w:tc>
+        <w:tc>
+          <w:tcPr>
+            <w:tcW w:type="dxa" w:w="2880"/>
+          </w:tcPr>
+          <w:p>
+            <w:r/>
+            <w:r>
+              <w:rPr>
+                <w:b/>
+                <w:sz w:val="16"/>
+              </w:rPr>
+              <w:t>8</w:t>
+            </w:r>
+          </w:p>
+          <w:p>
+            <w:r>
+              <w:rPr>
+                <w:sz w:val="18"/>
+              </w:rPr>
+              <w:t>God literally made a blueprint to tear down Daughter Zion's walls. Got his crew together and they went to town. It was a total demolition job. Even the rocks were crying.</w:t>
+            </w:r>
+          </w:p>
+        </w:tc>
+        <w:tc>
+          <w:tcPr>
+            <w:tcW w:type="dxa" w:w="2880"/>
+          </w:tcPr>
+          <w:p>
+            <w:r/>
+            <w:r>
+              <w:rPr>
+                <w:b/>
+                <w:sz w:val="16"/>
+              </w:rPr>
+              <w:t>8</w:t>
+            </w:r>
+          </w:p>
+          <w:p>
+            <w:r>
+              <w:rPr>
+                <w:sz w:val="18"/>
+              </w:rPr>
+              <w:t>하나님이 딸 시온의 성벽을 무너뜨리려고 작정했대. 인부들 모아서 바로 작업 시작한 거임. 완전 철거 수준! 돌멩이들도 울었다는 거 아님.</w:t>
+            </w:r>
+          </w:p>
+        </w:tc>
+      </w:tr>
+      <w:tr>
+        <w:tc>
+          <w:tcPr>
+            <w:tcW w:type="dxa" w:w="2880"/>
+          </w:tcPr>
+          <w:p>
+            <w:r/>
+            <w:r>
+              <w:rPr>
+                <w:b/>
+                <w:sz w:val="16"/>
+              </w:rPr>
+              <w:t>9</w:t>
+            </w:r>
+          </w:p>
+          <w:p>
+            <w:r>
+              <w:rPr>
+                <w:sz w:val="18"/>
+              </w:rPr>
+              <w:t>Her city gates, iron bars and all, disappeared in the rubble: her kings and princes off to exile—no one left to instruct or lead; her prophets useless—they neither saw nor heard anything from God.</w:t>
+            </w:r>
+          </w:p>
+        </w:tc>
+        <w:tc>
+          <w:tcPr>
+            <w:tcW w:type="dxa" w:w="2880"/>
+          </w:tcPr>
+          <w:p>
+            <w:r/>
+            <w:r>
+              <w:rPr>
+                <w:b/>
+                <w:sz w:val="16"/>
+              </w:rPr>
+              <w:t>9</w:t>
+            </w:r>
+          </w:p>
+          <w:p>
+            <w:r>
+              <w:rPr>
+                <w:sz w:val="18"/>
+              </w:rPr>
+              <w:t>The city gates, the iron bars, everything just vanished into dust. The kings and leaders got shipped off to who-knows-where, so there was no one left to guide us. And the prophets? They were useless. They weren't getting any messages from God.</w:t>
+            </w:r>
+          </w:p>
+        </w:tc>
+        <w:tc>
+          <w:tcPr>
+            <w:tcW w:type="dxa" w:w="2880"/>
+          </w:tcPr>
+          <w:p>
+            <w:r/>
+            <w:r>
+              <w:rPr>
+                <w:b/>
+                <w:sz w:val="16"/>
+              </w:rPr>
+              <w:t>9</w:t>
+            </w:r>
+          </w:p>
+          <w:p>
+            <w:r>
+              <w:rPr>
+                <w:sz w:val="18"/>
+              </w:rPr>
+              <w:t>성문이랑 쇠빗장이 전부 다 돌무더기 속으로 사라졌대. 왕이랑 왕자들은 다 딴 데로 끌려가서 가르치거나 이끌 사람이 아무도 없게 된 거임. 선지자들도 쓸모없어졌어. 하나님한테서 아무것도 보거나 듣질 못했대.</w:t>
+            </w:r>
+          </w:p>
+        </w:tc>
+      </w:tr>
+      <w:tr>
+        <w:tc>
+          <w:tcPr>
+            <w:tcW w:type="dxa" w:w="2880"/>
+          </w:tcPr>
+          <w:p>
+            <w:r/>
+            <w:r>
+              <w:rPr>
+                <w:b/>
+                <w:sz w:val="16"/>
+              </w:rPr>
+              <w:t>10</w:t>
+            </w:r>
+          </w:p>
+          <w:p>
+            <w:r>
+              <w:rPr>
+                <w:sz w:val="18"/>
+              </w:rPr>
+              <w:t>The elders of Daughter Zion sit silent on the ground. They throw dust on their heads, dress in rough penitential burlap— the young virgins of Jerusalem, their faces creased with the dirt.</w:t>
+            </w:r>
+          </w:p>
+        </w:tc>
+        <w:tc>
+          <w:tcPr>
+            <w:tcW w:type="dxa" w:w="2880"/>
+          </w:tcPr>
+          <w:p>
+            <w:r/>
+            <w:r>
+              <w:rPr>
+                <w:b/>
+                <w:sz w:val="16"/>
+              </w:rPr>
+              <w:t>10</w:t>
+            </w:r>
+          </w:p>
+          <w:p>
+            <w:r>
+              <w:rPr>
+                <w:sz w:val="18"/>
+              </w:rPr>
+              <w:t>The old leaders of Daughter Zion are just sitting on the ground, not saying a word. They're throwing dirt on their heads and wearing scratchy clothes to show how sorry they are. The young women of Jerusalem have their faces all streaked with grime.</w:t>
+            </w:r>
+          </w:p>
+        </w:tc>
+        <w:tc>
+          <w:tcPr>
+            <w:tcW w:type="dxa" w:w="2880"/>
+          </w:tcPr>
+          <w:p>
+            <w:r/>
+            <w:r>
+              <w:rPr>
+                <w:b/>
+                <w:sz w:val="16"/>
+              </w:rPr>
+              <w:t>10</w:t>
+            </w:r>
+          </w:p>
+          <w:p>
+            <w:r>
+              <w:rPr>
+                <w:sz w:val="18"/>
+              </w:rPr>
+              <w:t>딸 시온의 어르신들은 땅바닥에 조용히 앉아있대. 머리에 먼지 뿌리고, 반성하는 의미로 거친 삼베옷을 입고 있는 거임. 예루살렘의 젊은 처녀들은 얼굴이 흙먼지로 범벅이 됐대.</w:t>
+            </w:r>
+          </w:p>
+        </w:tc>
+      </w:tr>
+      <w:tr>
+        <w:tc>
+          <w:tcPr>
+            <w:tcW w:type="dxa" w:w="2880"/>
+          </w:tcPr>
+          <w:p>
+            <w:r/>
+            <w:r>
+              <w:rPr>
+                <w:b/>
+                <w:sz w:val="16"/>
+              </w:rPr>
+              <w:t>11</w:t>
+            </w:r>
+          </w:p>
+          <w:p>
+            <w:r>
+              <w:rPr>
+                <w:sz w:val="18"/>
+              </w:rPr>
+              <w:t>My eyes are blind with tears, my stomach in a knot. My insides have turned to jelly over my people's fate. Babies and children are fainting all over the place,</w:t>
+            </w:r>
+          </w:p>
+        </w:tc>
+        <w:tc>
+          <w:tcPr>
+            <w:tcW w:type="dxa" w:w="2880"/>
+          </w:tcPr>
+          <w:p>
+            <w:r/>
+            <w:r>
+              <w:rPr>
+                <w:b/>
+                <w:sz w:val="16"/>
+              </w:rPr>
+              <w:t>11</w:t>
+            </w:r>
+          </w:p>
+          <w:p>
+            <w:r>
+              <w:rPr>
+                <w:sz w:val="18"/>
+              </w:rPr>
+              <w:t>I've cried so much I can't see straight. My stomach is in knots; my insides have turned to jelly over what's happened to my people. Little kids are passing out everywhere.</w:t>
+            </w:r>
+          </w:p>
+        </w:tc>
+        <w:tc>
+          <w:tcPr>
+            <w:tcW w:type="dxa" w:w="2880"/>
+          </w:tcPr>
+          <w:p>
+            <w:r/>
+            <w:r>
+              <w:rPr>
+                <w:b/>
+                <w:sz w:val="16"/>
+              </w:rPr>
+              <w:t>11</w:t>
+            </w:r>
+          </w:p>
+          <w:p>
+            <w:r>
+              <w:rPr>
+                <w:sz w:val="18"/>
+              </w:rPr>
+              <w:t>나 너무 울어서 눈이 안 보일 지경이고, 속은 막 뒤틀리는 것 같아. 우리 민족 꼴을 보니까 내장이 다 녹아내리는 기분임. 애기들이랑 어린이들은 길거리에서 막 쓰러지고 있대.</w:t>
+            </w:r>
+          </w:p>
+        </w:tc>
+      </w:tr>
+      <w:tr>
+        <w:tc>
+          <w:tcPr>
+            <w:tcW w:type="dxa" w:w="2880"/>
+          </w:tcPr>
+          <w:p>
+            <w:r/>
+            <w:r>
+              <w:rPr>
+                <w:b/>
+                <w:sz w:val="16"/>
+              </w:rPr>
+              <w:t>12</w:t>
+            </w:r>
+          </w:p>
+          <w:p>
+            <w:r>
+              <w:rPr>
+                <w:sz w:val="18"/>
+              </w:rPr>
+              <w:t>Calling to their mothers, "I'm hungry! I'm thirsty!" then fainting like dying soldiers in the streets, breathing their last in their mothers' laps.</w:t>
+            </w:r>
+          </w:p>
+        </w:tc>
+        <w:tc>
+          <w:tcPr>
+            <w:tcW w:type="dxa" w:w="2880"/>
+          </w:tcPr>
+          <w:p>
+            <w:r/>
+            <w:r>
+              <w:rPr>
+                <w:b/>
+                <w:sz w:val="16"/>
+              </w:rPr>
+              <w:t>12</w:t>
+            </w:r>
+          </w:p>
+          <w:p>
+            <w:r>
+              <w:rPr>
+                <w:sz w:val="18"/>
+              </w:rPr>
+              <w:t>They're crying out to their moms, 'I'm hungry! I'm thirsty!' and then just collapsing in the streets like wounded soldiers, taking their last breath in their mothers' arms.</w:t>
+            </w:r>
+          </w:p>
+        </w:tc>
+        <w:tc>
+          <w:tcPr>
+            <w:tcW w:type="dxa" w:w="2880"/>
+          </w:tcPr>
+          <w:p>
+            <w:r/>
+            <w:r>
+              <w:rPr>
+                <w:b/>
+                <w:sz w:val="16"/>
+              </w:rPr>
+              <w:t>12</w:t>
+            </w:r>
+          </w:p>
+          <w:p>
+            <w:r>
+              <w:rPr>
+                <w:sz w:val="18"/>
+              </w:rPr>
+              <w:t>엄마한테 "배고파! 목말라!" 하다가 길거리에서 죽어가는 군인처럼 쓰러져서, 엄마 품에서 숨을 거두고 있대.</w:t>
+            </w:r>
+          </w:p>
+        </w:tc>
+      </w:tr>
+      <w:tr>
+        <w:tc>
+          <w:tcPr>
+            <w:tcW w:type="dxa" w:w="2880"/>
+          </w:tcPr>
+          <w:p>
+            <w:r/>
+            <w:r>
+              <w:rPr>
+                <w:b/>
+                <w:sz w:val="16"/>
+              </w:rPr>
+              <w:t>13</w:t>
+            </w:r>
+          </w:p>
+          <w:p>
+            <w:r>
+              <w:rPr>
+                <w:sz w:val="18"/>
+              </w:rPr>
+              <w:t>How can I understand your plight, dear Jerusalem? What can I say to give you comfort, dear Zion? Who can put you together again? This bust-up is past understanding.</w:t>
+            </w:r>
+          </w:p>
+        </w:tc>
+        <w:tc>
+          <w:tcPr>
+            <w:tcW w:type="dxa" w:w="2880"/>
+          </w:tcPr>
+          <w:p>
+            <w:r/>
+            <w:r>
+              <w:rPr>
+                <w:b/>
+                <w:sz w:val="16"/>
+              </w:rPr>
+              <w:t>13</w:t>
+            </w:r>
+          </w:p>
+          <w:p>
+            <w:r>
+              <w:rPr>
+                <w:sz w:val="18"/>
+              </w:rPr>
+              <w:t>How am I supposed to get what you're going through, Jerusalem? What can I even say to make you feel better, Zion? Who can fix this for you? This whole situation is just a disaster, it's beyond messed up.</w:t>
+            </w:r>
+          </w:p>
+        </w:tc>
+        <w:tc>
+          <w:tcPr>
+            <w:tcW w:type="dxa" w:w="2880"/>
+          </w:tcPr>
+          <w:p>
+            <w:r/>
+            <w:r>
+              <w:rPr>
+                <w:b/>
+                <w:sz w:val="16"/>
+              </w:rPr>
+              <w:t>13</w:t>
+            </w:r>
+          </w:p>
+          <w:p>
+            <w:r>
+              <w:rPr>
+                <w:sz w:val="18"/>
+              </w:rPr>
+              <w:t>예루살렘아, 네 심정을 내가 어떻게 다 알겠냐. 시온아, 무슨 말로 위로를 해줘야 할까. 누가 널 다시 일으켜 세울 수 있겠냐. 이건 진짜 답이 없는 상황임. 너무 망가졌어.</w:t>
+            </w:r>
+          </w:p>
+        </w:tc>
+      </w:tr>
+      <w:tr>
+        <w:tc>
+          <w:tcPr>
+            <w:tcW w:type="dxa" w:w="2880"/>
+          </w:tcPr>
+          <w:p>
+            <w:r/>
+            <w:r>
+              <w:rPr>
+                <w:b/>
+                <w:sz w:val="16"/>
+              </w:rPr>
+              <w:t>14</w:t>
+            </w:r>
+          </w:p>
+          <w:p>
+            <w:r>
+              <w:rPr>
+                <w:sz w:val="18"/>
+              </w:rPr>
+              <w:t>Your prophets courted you with sweet talk. They didn't face you with your sin so that you could repent. Their sermons were all wishful thinking, deceptive illusions.</w:t>
+            </w:r>
+          </w:p>
+        </w:tc>
+        <w:tc>
+          <w:tcPr>
+            <w:tcW w:type="dxa" w:w="2880"/>
+          </w:tcPr>
+          <w:p>
+            <w:r/>
+            <w:r>
+              <w:rPr>
+                <w:b/>
+                <w:sz w:val="16"/>
+              </w:rPr>
+              <w:t>14</w:t>
+            </w:r>
+          </w:p>
+          <w:p>
+            <w:r>
+              <w:rPr>
+                <w:sz w:val="18"/>
+              </w:rPr>
+              <w:t>Your prophets were just telling you what you wanted to hear. They didn't call you out on your mistakes so you could actually change. Their sermons were just a bunch of wishful thinking and false visions.</w:t>
+            </w:r>
+          </w:p>
+        </w:tc>
+        <w:tc>
+          <w:tcPr>
+            <w:tcW w:type="dxa" w:w="2880"/>
+          </w:tcPr>
+          <w:p>
+            <w:r/>
+            <w:r>
+              <w:rPr>
+                <w:b/>
+                <w:sz w:val="16"/>
+              </w:rPr>
+              <w:t>14</w:t>
+            </w:r>
+          </w:p>
+          <w:p>
+            <w:r>
+              <w:rPr>
+                <w:sz w:val="18"/>
+              </w:rPr>
+              <w:t>네 선지자들은 그냥 듣기 좋은 소리만 해줬대. 네가 회개할 수 있게 죄를 똑바로 지적해주지도 않은 거임. 걔네 설교는 다 희망사항이고, 사기 치는 거나 마찬가지였어.</w:t>
+            </w:r>
+          </w:p>
+        </w:tc>
+      </w:tr>
+      <w:tr>
+        <w:tc>
+          <w:tcPr>
+            <w:tcW w:type="dxa" w:w="2880"/>
+          </w:tcPr>
+          <w:p>
+            <w:r/>
+            <w:r>
+              <w:rPr>
+                <w:b/>
+                <w:sz w:val="16"/>
+              </w:rPr>
+              <w:t>15</w:t>
+            </w:r>
+          </w:p>
+          <w:p>
+            <w:r>
+              <w:rPr>
+                <w:sz w:val="18"/>
+              </w:rPr>
+              <w:t>Astonished, passersby can't believe what they see. They rub their eyes, they shake their heads over Jerusalem. Is this the city voted "Most Beautiful" and "Best Place to Live"?</w:t>
+            </w:r>
+          </w:p>
+        </w:tc>
+        <w:tc>
+          <w:tcPr>
+            <w:tcW w:type="dxa" w:w="2880"/>
+          </w:tcPr>
+          <w:p>
+            <w:r/>
+            <w:r>
+              <w:rPr>
+                <w:b/>
+                <w:sz w:val="16"/>
+              </w:rPr>
+              <w:t>15</w:t>
+            </w:r>
+          </w:p>
+          <w:p>
+            <w:r>
+              <w:rPr>
+                <w:sz w:val="18"/>
+              </w:rPr>
+              <w:t>People walking by are shook. They can't believe their eyes. They're just staring at Jerusalem like, 'Is this for real? Is this the city they voted "Most Beautiful" and "Best Place to Live"?'</w:t>
+            </w:r>
+          </w:p>
+        </w:tc>
+        <w:tc>
+          <w:tcPr>
+            <w:tcW w:type="dxa" w:w="2880"/>
+          </w:tcPr>
+          <w:p>
+            <w:r/>
+            <w:r>
+              <w:rPr>
+                <w:b/>
+                <w:sz w:val="16"/>
+              </w:rPr>
+              <w:t>15</w:t>
+            </w:r>
+          </w:p>
+          <w:p>
+            <w:r>
+              <w:rPr>
+                <w:sz w:val="18"/>
+              </w:rPr>
+              <w:t>지나가던 사람들이 보고 완전 놀랐대. 눈을 비비고 예루살렘 보면서 고개를 절레절레 젓는 거임. '여기가 그 '세상에서 제일 예쁜 도시', '살기 제일 좋은 곳'이라고 뽑혔던 데 맞냐?' 이러면서.</w:t>
+            </w:r>
+          </w:p>
+        </w:tc>
+      </w:tr>
+      <w:tr>
+        <w:tc>
+          <w:tcPr>
+            <w:tcW w:type="dxa" w:w="2880"/>
+          </w:tcPr>
+          <w:p>
+            <w:r/>
+            <w:r>
+              <w:rPr>
+                <w:b/>
+                <w:sz w:val="16"/>
+              </w:rPr>
+              <w:t>16</w:t>
+            </w:r>
+          </w:p>
+          <w:p>
+            <w:r>
+              <w:rPr>
+                <w:sz w:val="18"/>
+              </w:rPr>
+              <w:t>But now your enemies gape, slack-jawed. Then they rub their hands in glee: "We've got them! We've been waiting for this! Here it is!"</w:t>
+            </w:r>
+          </w:p>
+        </w:tc>
+        <w:tc>
+          <w:tcPr>
+            <w:tcW w:type="dxa" w:w="2880"/>
+          </w:tcPr>
+          <w:p>
+            <w:r/>
+            <w:r>
+              <w:rPr>
+                <w:b/>
+                <w:sz w:val="16"/>
+              </w:rPr>
+              <w:t>16</w:t>
+            </w:r>
+          </w:p>
+          <w:p>
+            <w:r>
+              <w:rPr>
+                <w:sz w:val="18"/>
+              </w:rPr>
+              <w:t>But now your enemies are just staring with their mouths open. Then they start rubbing their hands together all happy, like, 'We got 'em! We've been waiting for this! Here it is!'</w:t>
+            </w:r>
+          </w:p>
+        </w:tc>
+        <w:tc>
+          <w:tcPr>
+            <w:tcW w:type="dxa" w:w="2880"/>
+          </w:tcPr>
+          <w:p>
+            <w:r/>
+            <w:r>
+              <w:rPr>
+                <w:b/>
+                <w:sz w:val="16"/>
+              </w:rPr>
+              <w:t>16</w:t>
+            </w:r>
+          </w:p>
+          <w:p>
+            <w:r>
+              <w:rPr>
+                <w:sz w:val="18"/>
+              </w:rPr>
+              <w:t>근데 이제 네 원수들은 입 떡 벌리고 쳐다본대. 그러고는 신나서 손 비비면서 "잡았다! 우리가 이날만 기다렸다! 드디어 왔네!" 이런다는 거임.</w:t>
+            </w:r>
+          </w:p>
+        </w:tc>
+      </w:tr>
+      <w:tr>
+        <w:tc>
+          <w:tcPr>
+            <w:tcW w:type="dxa" w:w="2880"/>
+          </w:tcPr>
+          <w:p>
+            <w:r/>
+            <w:r>
+              <w:rPr>
+                <w:b/>
+                <w:sz w:val="16"/>
+              </w:rPr>
+              <w:t>17</w:t>
+            </w:r>
+          </w:p>
+          <w:p>
+            <w:r>
+              <w:rPr>
+                <w:sz w:val="18"/>
+              </w:rPr>
+              <w:t>God did carry out, item by item, exactly what he said he'd do. He always said he'd do this. Now he's done it—torn the place down. He's let your enemies walk all over you, declared them world champions!</w:t>
+            </w:r>
+          </w:p>
+        </w:tc>
+        <w:tc>
+          <w:tcPr>
+            <w:tcW w:type="dxa" w:w="2880"/>
+          </w:tcPr>
+          <w:p>
+            <w:r/>
+            <w:r>
+              <w:rPr>
+                <w:b/>
+                <w:sz w:val="16"/>
+              </w:rPr>
+              <w:t>17</w:t>
+            </w:r>
+          </w:p>
+          <w:p>
+            <w:r>
+              <w:rPr>
+                <w:sz w:val="18"/>
+              </w:rPr>
+              <w:t>God really did everything he said he would, step by step. He always warned this would happen. And now he's done it—he's torn the whole place down. He let your enemies walk all over you and basically crowned them the new champs.</w:t>
+            </w:r>
+          </w:p>
+        </w:tc>
+        <w:tc>
+          <w:tcPr>
+            <w:tcW w:type="dxa" w:w="2880"/>
+          </w:tcPr>
+          <w:p>
+            <w:r/>
+            <w:r>
+              <w:rPr>
+                <w:b/>
+                <w:sz w:val="16"/>
+              </w:rPr>
+              <w:t>17</w:t>
+            </w:r>
+          </w:p>
+          <w:p>
+            <w:r>
+              <w:rPr>
+                <w:sz w:val="18"/>
+              </w:rPr>
+              <w:t>하나님이 진짜로 자기가 말했던 거 하나하나 그대로 다 실행했대. 맨날 이렇게 할 거라고 했는데, 진짜로 해버린 거임. 여기를 다 무너뜨렸어. 네 원수들이 너를 짓밟고 다니게 놔두고, 걔네가 세계 챔피언이라고 선언해버렸대.</w:t>
+            </w:r>
+          </w:p>
+        </w:tc>
+      </w:tr>
+      <w:tr>
+        <w:tc>
+          <w:tcPr>
+            <w:tcW w:type="dxa" w:w="2880"/>
+          </w:tcPr>
+          <w:p>
+            <w:r/>
+            <w:r>
+              <w:rPr>
+                <w:b/>
+                <w:sz w:val="16"/>
+              </w:rPr>
+              <w:t>18</w:t>
+            </w:r>
+          </w:p>
+          <w:p>
+            <w:r>
+              <w:rPr>
+                <w:sz w:val="18"/>
+              </w:rPr>
+              <w:t>Give out heart-cries to the Master, dear repentant Zion. Let the tears roll like a river, day and night, and keep at it—no time-outs. Keep those tears flowing!</w:t>
+            </w:r>
+          </w:p>
+        </w:tc>
+        <w:tc>
+          <w:tcPr>
+            <w:tcW w:type="dxa" w:w="2880"/>
+          </w:tcPr>
+          <w:p>
+            <w:r/>
+            <w:r>
+              <w:rPr>
+                <w:b/>
+                <w:sz w:val="16"/>
+              </w:rPr>
+              <w:t>18</w:t>
+            </w:r>
+          </w:p>
+          <w:p>
+            <w:r>
+              <w:rPr>
+                <w:sz w:val="18"/>
+              </w:rPr>
+              <w:t>Just cry your heart out to God, dear repentant Zion. Let your tears flow like a river, day and night. Don't stop, no breaks. Just keep crying.</w:t>
+            </w:r>
+          </w:p>
+        </w:tc>
+        <w:tc>
+          <w:tcPr>
+            <w:tcW w:type="dxa" w:w="2880"/>
+          </w:tcPr>
+          <w:p>
+            <w:r/>
+            <w:r>
+              <w:rPr>
+                <w:b/>
+                <w:sz w:val="16"/>
+              </w:rPr>
+              <w:t>18</w:t>
+            </w:r>
+          </w:p>
+          <w:p>
+            <w:r>
+              <w:rPr>
+                <w:sz w:val="18"/>
+              </w:rPr>
+              <w:t>시온아, 회개하는 마음으로 하나님한테 소리 질러. 밤낮으로 눈물이 강처럼 흐르게 놔둬. 쉬지 말고 계속 울어. 눈물 멈추지 마.</w:t>
+            </w:r>
+          </w:p>
+        </w:tc>
+      </w:tr>
+      <w:tr>
+        <w:tc>
+          <w:tcPr>
+            <w:tcW w:type="dxa" w:w="2880"/>
+          </w:tcPr>
+          <w:p>
+            <w:r/>
+            <w:r>
+              <w:rPr>
+                <w:b/>
+                <w:sz w:val="16"/>
+              </w:rPr>
+              <w:t>19</w:t>
+            </w:r>
+          </w:p>
+          <w:p>
+            <w:r>
+              <w:rPr>
+                <w:sz w:val="18"/>
+              </w:rPr>
+              <w:t>As each night watch begins, get up and cry out in prayer. Pour your heart out face-to-face with the Master. Lift high your hands. Beg for the lives of your children who are starving to death out on the streets.</w:t>
+            </w:r>
+          </w:p>
+        </w:tc>
+        <w:tc>
+          <w:tcPr>
+            <w:tcW w:type="dxa" w:w="2880"/>
+          </w:tcPr>
+          <w:p>
+            <w:r/>
+            <w:r>
+              <w:rPr>
+                <w:b/>
+                <w:sz w:val="16"/>
+              </w:rPr>
+              <w:t>19</w:t>
+            </w:r>
+          </w:p>
+          <w:p>
+            <w:r>
+              <w:rPr>
+                <w:sz w:val="18"/>
+              </w:rPr>
+              <w:t>Every night, when the watch starts, get up and just pour out your heart in prayer. Talk to God like you're face to face. Lift up your hands and beg him to save your kids who are starving to death in the streets.</w:t>
+            </w:r>
+          </w:p>
+        </w:tc>
+        <w:tc>
+          <w:tcPr>
+            <w:tcW w:type="dxa" w:w="2880"/>
+          </w:tcPr>
+          <w:p>
+            <w:r/>
+            <w:r>
+              <w:rPr>
+                <w:b/>
+                <w:sz w:val="16"/>
+              </w:rPr>
+              <w:t>19</w:t>
+            </w:r>
+          </w:p>
+          <w:p>
+            <w:r>
+              <w:rPr>
+                <w:sz w:val="18"/>
+              </w:rPr>
+              <w:t>매일 밤 보초 설 시간 되면 일어나서 소리치면서 기도해. 하나님이랑 얼굴 맞대고 네 마음을 다 쏟아내. 두 손 높이 들고, 길거리에서 굶어 죽어가는 네 애들 살려달라고 빌어.</w:t>
+            </w:r>
+          </w:p>
+        </w:tc>
+      </w:tr>
+      <w:tr>
+        <w:tc>
+          <w:tcPr>
+            <w:tcW w:type="dxa" w:w="2880"/>
+          </w:tcPr>
+          <w:p>
+            <w:r/>
+            <w:r>
+              <w:rPr>
+                <w:b/>
+                <w:sz w:val="16"/>
+              </w:rPr>
+              <w:t>20</w:t>
+            </w:r>
+          </w:p>
+          <w:p>
+            <w:r>
+              <w:rPr>
+                <w:sz w:val="18"/>
+              </w:rPr>
+              <w:t>"Look at us, God. Think it over. Have you ever treated anyone like this? Should women eat their own babies, the very children they raised? Should priests and prophets be murdered in the Master's own Sanctuary?</w:t>
+            </w:r>
+          </w:p>
+        </w:tc>
+        <w:tc>
+          <w:tcPr>
+            <w:tcW w:type="dxa" w:w="2880"/>
+          </w:tcPr>
+          <w:p>
+            <w:r/>
+            <w:r>
+              <w:rPr>
+                <w:b/>
+                <w:sz w:val="16"/>
+              </w:rPr>
+              <w:t>20</w:t>
+            </w:r>
+          </w:p>
+          <w:p>
+            <w:r>
+              <w:rPr>
+                <w:sz w:val="18"/>
+              </w:rPr>
+              <w:t>'God, just look at us. Seriously, think about it. Have you ever done this to anyone else? Should moms be eating their own babies, the kids they raised? Should priests and prophets be murdered in the Master's own Sanctuary?'</w:t>
+            </w:r>
+          </w:p>
+        </w:tc>
+        <w:tc>
+          <w:tcPr>
+            <w:tcW w:type="dxa" w:w="2880"/>
+          </w:tcPr>
+          <w:p>
+            <w:r/>
+            <w:r>
+              <w:rPr>
+                <w:b/>
+                <w:sz w:val="16"/>
+              </w:rPr>
+              <w:t>20</w:t>
+            </w:r>
+          </w:p>
+          <w:p>
+            <w:r>
+              <w:rPr>
+                <w:sz w:val="18"/>
+              </w:rPr>
+              <w:t>"하나님, 우리 좀 보세요. 생각 좀 해보세요. 누구한테 이렇게 한 적 있어요? 엄마가 자기가 낳은 애를, 자기가 키운 자식을 먹어야겠어요? 제사장이랑 선지자가 주님 자신의 성전에서 살해당해야 하냐고요?"</w:t>
+            </w:r>
+          </w:p>
+        </w:tc>
+      </w:tr>
+      <w:tr>
+        <w:tc>
+          <w:tcPr>
+            <w:tcW w:type="dxa" w:w="2880"/>
+          </w:tcPr>
+          <w:p>
+            <w:r/>
+            <w:r>
+              <w:rPr>
+                <w:b/>
+                <w:sz w:val="16"/>
+              </w:rPr>
+              <w:t>21</w:t>
+            </w:r>
+          </w:p>
+          <w:p>
+            <w:r>
+              <w:rPr>
+                <w:sz w:val="18"/>
+              </w:rPr>
+              <w:t>"Boys and old men lie in the gutters of the streets, my young men and women killed in their prime. Angry, you killed them in cold blood, cut them down without mercy.</w:t>
+            </w:r>
+          </w:p>
+        </w:tc>
+        <w:tc>
+          <w:tcPr>
+            <w:tcW w:type="dxa" w:w="2880"/>
+          </w:tcPr>
+          <w:p>
+            <w:r/>
+            <w:r>
+              <w:rPr>
+                <w:b/>
+                <w:sz w:val="16"/>
+              </w:rPr>
+              <w:t>21</w:t>
+            </w:r>
+          </w:p>
+          <w:p>
+            <w:r>
+              <w:rPr>
+                <w:sz w:val="18"/>
+              </w:rPr>
+              <w:t>'Young guys and old men are just lying dead in the streets. My best young men and women were killed. You were so angry you killed them without any mercy, just cut them down in cold blood.'</w:t>
+            </w:r>
+          </w:p>
+        </w:tc>
+        <w:tc>
+          <w:tcPr>
+            <w:tcW w:type="dxa" w:w="2880"/>
+          </w:tcPr>
+          <w:p>
+            <w:r/>
+            <w:r>
+              <w:rPr>
+                <w:b/>
+                <w:sz w:val="16"/>
+              </w:rPr>
+              <w:t>21</w:t>
+            </w:r>
+          </w:p>
+          <w:p>
+            <w:r>
+              <w:rPr>
+                <w:sz w:val="18"/>
+              </w:rPr>
+              <w:t>"어린애들이랑 노인들이 길바닥에 시체로 널브러져 있어요. 내 젊은이들이 한창 나이에 죽었어요. 하나님이 화가 나서 인정사정없이 다 죽여버린 거잖아요."</w:t>
+            </w:r>
+          </w:p>
+        </w:tc>
+      </w:tr>
+      <w:tr>
+        <w:tc>
+          <w:tcPr>
+            <w:tcW w:type="dxa" w:w="2880"/>
+          </w:tcPr>
+          <w:p>
+            <w:r/>
+            <w:r>
+              <w:rPr>
+                <w:b/>
+                <w:sz w:val="16"/>
+              </w:rPr>
+              <w:t>22</w:t>
+            </w:r>
+          </w:p>
+          <w:p>
+            <w:r>
+              <w:rPr>
+                <w:sz w:val="18"/>
+              </w:rPr>
+              <w:t>"You invited, like friends to a party, men to swoop down in attack so that on the big day of God's wrath no one would get away. The children I loved and reared—gone, gone, gone."</w:t>
+            </w:r>
+          </w:p>
+        </w:tc>
+        <w:tc>
+          <w:tcPr>
+            <w:tcW w:type="dxa" w:w="2880"/>
+          </w:tcPr>
+          <w:p>
+            <w:r/>
+            <w:r>
+              <w:rPr>
+                <w:b/>
+                <w:sz w:val="16"/>
+              </w:rPr>
+              <w:t>22</w:t>
+            </w:r>
+          </w:p>
+          <w:p>
+            <w:r>
+              <w:rPr>
+                <w:sz w:val="18"/>
+              </w:rPr>
+              <w:t>'You invited these attackers to come down on us like they were your friends coming to a party. So on the day of your great anger, nobody escaped. The kids I loved and raised — gone, gone, gone.'</w:t>
+            </w:r>
+          </w:p>
+        </w:tc>
+        <w:tc>
+          <w:tcPr>
+            <w:tcW w:type="dxa" w:w="2880"/>
+          </w:tcPr>
+          <w:p>
+            <w:r/>
+            <w:r>
+              <w:rPr>
+                <w:b/>
+                <w:sz w:val="16"/>
+              </w:rPr>
+              <w:t>22</w:t>
+            </w:r>
+          </w:p>
+          <w:p>
+            <w:r>
+              <w:rPr>
+                <w:sz w:val="18"/>
+              </w:rPr>
+              <w:t>"하나님이 무슨 파티에 친구 부르듯이 공격자들을 불렀어요. 그래서 하나님의 분노의 날에 아무도 도망 못 가게 한 거잖아요. 내가 사랑하고 키운 자식들... 다 사라졌어요. 다 사라졌어요. 다 사라졌어요."</w:t>
+            </w:r>
+          </w:p>
+        </w:tc>
+      </w:tr>
+    </w:tbl>
+    <w:p>
+      <w:pPr>
+        <w:pStyle w:val="Heading1"/>
+      </w:pPr>
+      <w:r>
+        <w:t>Chapter 3 — From Rock Bottom to Real Hope</w:t>
+      </w:r>
+    </w:p>
+    <w:tbl>
+      <w:tblPr>
+        <w:tblStyle w:val="TableGrid"/>
+        <w:tblW w:type="auto" w:w="0"/>
+        <w:tblLook w:firstColumn="1" w:firstRow="1" w:lastColumn="0" w:lastRow="0" w:noHBand="0" w:noVBand="1" w:val="04A0"/>
+      </w:tblPr>
+      <w:tblGrid>
+        <w:gridCol w:w="2880"/>
+        <w:gridCol w:w="2880"/>
+        <w:gridCol w:w="2880"/>
+      </w:tblGrid>
+      <w:tr>
+        <w:tc>
+          <w:tcPr>
+            <w:tcW w:type="dxa" w:w="3125"/>
+          </w:tcPr>
+          <w:p>
+            <w:r/>
+            <w:r>
+              <w:rPr>
+                <w:b/>
+                <w:sz w:val="20"/>
+              </w:rPr>
+              <w:t>MSG 영어 원문</w:t>
+            </w:r>
+          </w:p>
+        </w:tc>
+        <w:tc>
+          <w:tcPr>
+            <w:tcW w:type="dxa" w:w="3125"/>
+          </w:tcPr>
+          <w:p>
+            <w:r/>
+            <w:r>
+              <w:rPr>
+                <w:b/>
+                <w:sz w:val="20"/>
+              </w:rPr>
+              <w:t>Teen English</w:t>
+            </w:r>
+          </w:p>
+        </w:tc>
+        <w:tc>
+          <w:tcPr>
+            <w:tcW w:type="dxa" w:w="3125"/>
+          </w:tcPr>
+          <w:p>
+            <w:r/>
+            <w:r>
+              <w:rPr>
+                <w:b/>
+                <w:sz w:val="20"/>
+              </w:rPr>
+              <w:t>Teen 한국어</w:t>
+            </w:r>
+          </w:p>
+        </w:tc>
+      </w:tr>
+      <w:tr>
+        <w:tc>
+          <w:tcPr>
+            <w:tcW w:type="dxa" w:w="2880"/>
+          </w:tcPr>
+          <w:p>
+            <w:r/>
+            <w:r>
+              <w:rPr>
+                <w:b/>
+                <w:sz w:val="16"/>
+              </w:rPr>
+              <w:t>1-3</w:t>
+            </w:r>
+          </w:p>
+          <w:p>
+            <w:r>
+              <w:rPr>
+                <w:sz w:val="18"/>
+              </w:rPr>
+              <w:t>I'm the man who has seen trouble, trouble coming from the lash of God's anger.He took me by the hand and walked me into pitch-black darkness.Yes, he's given me the back of his hand over and over and over again.</w:t>
+            </w:r>
+          </w:p>
+        </w:tc>
+        <w:tc>
+          <w:tcPr>
+            <w:tcW w:type="dxa" w:w="2880"/>
+          </w:tcPr>
+          <w:p>
+            <w:r/>
+            <w:r>
+              <w:rPr>
+                <w:b/>
+                <w:sz w:val="16"/>
+              </w:rPr>
+              <w:t>1-3</w:t>
+            </w:r>
+          </w:p>
+          <w:p>
+            <w:r>
+              <w:rPr>
+                <w:sz w:val="18"/>
+              </w:rPr>
+              <w:t>I'm the guy who's seen some serious trouble, the kind that comes straight from God's anger. He grabbed my hand and walked me straight into pitch-black darkness. And yeah, He's been hitting me with setback after setback, non-stop.</w:t>
+            </w:r>
+          </w:p>
+        </w:tc>
+        <w:tc>
+          <w:tcPr>
+            <w:tcW w:type="dxa" w:w="2880"/>
+          </w:tcPr>
+          <w:p>
+            <w:r/>
+            <w:r>
+              <w:rPr>
+                <w:b/>
+                <w:sz w:val="16"/>
+              </w:rPr>
+              <w:t>1-3</w:t>
+            </w:r>
+          </w:p>
+          <w:p>
+            <w:r>
+              <w:rPr>
+                <w:sz w:val="18"/>
+              </w:rPr>
+              <w:t>내가 진짜 고생이 뭔지 아는 사람이거든. 하나님이 화가 나서 때리시는 그 매에서 오는 고생 말이야. 그분이 내 손을 잡고 걍 칠흑 같은 어둠 속으로 끌고 가셨다니까. 그래, 진짜 계속, 계속, 계속 나를 무시하셨음.</w:t>
+            </w:r>
+          </w:p>
+        </w:tc>
+      </w:tr>
+      <w:tr>
+        <w:tc>
+          <w:tcPr>
+            <w:tcW w:type="dxa" w:w="2880"/>
+          </w:tcPr>
+          <w:p>
+            <w:r/>
+            <w:r>
+              <w:rPr>
+                <w:b/>
+                <w:sz w:val="16"/>
+              </w:rPr>
+              <w:t>4-6</w:t>
+            </w:r>
+          </w:p>
+          <w:p>
+            <w:r>
+              <w:rPr>
+                <w:sz w:val="18"/>
+              </w:rPr>
+              <w:t>He turned me into a skeleton of skin and bones, then broke the bones.He hemmed me in, ganged up on me, poured on the trouble and hard times.He locked me up in deep darkness, like a corpse nailed inside a coffin.</w:t>
+            </w:r>
+          </w:p>
+        </w:tc>
+        <w:tc>
+          <w:tcPr>
+            <w:tcW w:type="dxa" w:w="2880"/>
+          </w:tcPr>
+          <w:p>
+            <w:r/>
+            <w:r>
+              <w:rPr>
+                <w:b/>
+                <w:sz w:val="16"/>
+              </w:rPr>
+              <w:t>4-6</w:t>
+            </w:r>
+          </w:p>
+          <w:p>
+            <w:r>
+              <w:rPr>
+                <w:sz w:val="18"/>
+              </w:rPr>
+              <w:t>He basically wasted me away to nothing but skin and bones, and then broke them. He cornered me, ganged up on me, and just dumped all this trouble and hardship on me. He locked me away in the deepest darkness, like a corpse nailed shut inside a coffin.</w:t>
+            </w:r>
+          </w:p>
+        </w:tc>
+        <w:tc>
+          <w:tcPr>
+            <w:tcW w:type="dxa" w:w="2880"/>
+          </w:tcPr>
+          <w:p>
+            <w:r/>
+            <w:r>
+              <w:rPr>
+                <w:b/>
+                <w:sz w:val="16"/>
+              </w:rPr>
+              <w:t>4-6</w:t>
+            </w:r>
+          </w:p>
+          <w:p>
+            <w:r>
+              <w:rPr>
+                <w:sz w:val="18"/>
+              </w:rPr>
+              <w:t>그분이 나를 완전 뼈랑 가죽만 남게 만드시고는, 그 뼈까지 부러뜨리셨어. 나를 막다른 곳에 몰아넣고, 단체로 와서 괴롭히고, 온갖 고난과 힘든 일을 다 쏟아부으셨다고. 완전 깊은 어둠 속에 가둬버리셨는데, 꼭 관 속에 못 박힌 시체 같았음.</w:t>
+            </w:r>
+          </w:p>
+        </w:tc>
+      </w:tr>
+      <w:tr>
+        <w:tc>
+          <w:tcPr>
+            <w:tcW w:type="dxa" w:w="2880"/>
+          </w:tcPr>
+          <w:p>
+            <w:r/>
+            <w:r>
+              <w:rPr>
+                <w:b/>
+                <w:sz w:val="16"/>
+              </w:rPr>
+              <w:t>7-9</w:t>
+            </w:r>
+          </w:p>
+          <w:p>
+            <w:r>
+              <w:rPr>
+                <w:sz w:val="18"/>
+              </w:rPr>
+              <w:t>He shuts me in so I'll never get out, handcuffs my wrists, shackles my feet.Even when I cry out and plead for help, he locks up my prayers and throws away the key.He sets up blockades with quarried limestone. He's got me cornered.</w:t>
+            </w:r>
+          </w:p>
+        </w:tc>
+        <w:tc>
+          <w:tcPr>
+            <w:tcW w:type="dxa" w:w="2880"/>
+          </w:tcPr>
+          <w:p>
+            <w:r/>
+            <w:r>
+              <w:rPr>
+                <w:b/>
+                <w:sz w:val="16"/>
+              </w:rPr>
+              <w:t>7-9</w:t>
+            </w:r>
+          </w:p>
+          <w:p>
+            <w:r>
+              <w:rPr>
+                <w:sz w:val="18"/>
+              </w:rPr>
+              <w:t>He's boxed me in so I can't escape, like I'm in handcuffs and leg chains. Even when I scream and beg for help, it's like He just ignores my prayers, like He's locked them up and tossed the key. He's built walls around me with massive stones. I'm totally trapped.</w:t>
+            </w:r>
+          </w:p>
+        </w:tc>
+        <w:tc>
+          <w:tcPr>
+            <w:tcW w:type="dxa" w:w="2880"/>
+          </w:tcPr>
+          <w:p>
+            <w:r/>
+            <w:r>
+              <w:rPr>
+                <w:b/>
+                <w:sz w:val="16"/>
+              </w:rPr>
+              <w:t>7-9</w:t>
+            </w:r>
+          </w:p>
+          <w:p>
+            <w:r>
+              <w:rPr>
+                <w:sz w:val="18"/>
+              </w:rPr>
+              <w:t>그분이 나를 가둬서 절대 못 나가게 하시고, 내 손목에는 수갑을, 발에는 족쇄를 채우셨어. 내가 막 소리치고 도와달라고 빌어도, 내 기도를 그냥 잠가버리고 열쇠는 던져버리신다니까. 돌로 벽을 쌓아서 길을 막아버리셨어. 진짜 완전 코너에 몰린 거임.</w:t>
+            </w:r>
+          </w:p>
+        </w:tc>
+      </w:tr>
+      <w:tr>
+        <w:tc>
+          <w:tcPr>
+            <w:tcW w:type="dxa" w:w="2880"/>
+          </w:tcPr>
+          <w:p>
+            <w:r/>
+            <w:r>
+              <w:rPr>
+                <w:b/>
+                <w:sz w:val="16"/>
+              </w:rPr>
+              <w:t>10-12</w:t>
+            </w:r>
+          </w:p>
+          <w:p>
+            <w:r>
+              <w:rPr>
+                <w:sz w:val="18"/>
+              </w:rPr>
+              <w:t>He's a prowling bear tracking me down, a lion in hiding ready to pounce.He knocked me from the path and ripped me to pieces. When he finished, there was nothing left of me.He took out his bow and arrows and used me for target practice.</w:t>
+            </w:r>
+          </w:p>
+        </w:tc>
+        <w:tc>
+          <w:tcPr>
+            <w:tcW w:type="dxa" w:w="2880"/>
+          </w:tcPr>
+          <w:p>
+            <w:r/>
+            <w:r>
+              <w:rPr>
+                <w:b/>
+                <w:sz w:val="16"/>
+              </w:rPr>
+              <w:t>10-12</w:t>
+            </w:r>
+          </w:p>
+          <w:p>
+            <w:r>
+              <w:rPr>
+                <w:sz w:val="18"/>
+              </w:rPr>
+              <w:t>He's like a bear stalking me, a lion hiding and ready to jump. He threw me off my path and tore me to shreds. When He was done, there was nothing left of me. He then used me for target practice with his bow and arrows.</w:t>
+            </w:r>
+          </w:p>
+        </w:tc>
+        <w:tc>
+          <w:tcPr>
+            <w:tcW w:type="dxa" w:w="2880"/>
+          </w:tcPr>
+          <w:p>
+            <w:r/>
+            <w:r>
+              <w:rPr>
+                <w:b/>
+                <w:sz w:val="16"/>
+              </w:rPr>
+              <w:t>10-12</w:t>
+            </w:r>
+          </w:p>
+          <w:p>
+            <w:r>
+              <w:rPr>
+                <w:sz w:val="18"/>
+              </w:rPr>
+              <w:t>그분은 날 추적하는 곰 같고, 숨어서 덮치려는 사자 같았어. 길 가던 나를 넘어뜨리고 갈기갈기 찢어버리셨지. 일이 끝나고 나니 난 아무것도 남지 않았어. 활이랑 화살을 꺼내서 나를 과녁으로 쓰셨다니까.</w:t>
+            </w:r>
+          </w:p>
+        </w:tc>
+      </w:tr>
+      <w:tr>
+        <w:tc>
+          <w:tcPr>
+            <w:tcW w:type="dxa" w:w="2880"/>
+          </w:tcPr>
+          <w:p>
+            <w:r/>
+            <w:r>
+              <w:rPr>
+                <w:b/>
+                <w:sz w:val="16"/>
+              </w:rPr>
+              <w:t>13-15</w:t>
+            </w:r>
+          </w:p>
+          <w:p>
+            <w:r>
+              <w:rPr>
+                <w:sz w:val="18"/>
+              </w:rPr>
+              <w:t>He shot me in the stomach with arrows from his quiver.Everyone took me for a joke, made me the butt of their mocking ballads.He forced rotten, stinking food down my throat, bloated me with vile drinks.</w:t>
+            </w:r>
+          </w:p>
+        </w:tc>
+        <w:tc>
+          <w:tcPr>
+            <w:tcW w:type="dxa" w:w="2880"/>
+          </w:tcPr>
+          <w:p>
+            <w:r/>
+            <w:r>
+              <w:rPr>
+                <w:b/>
+                <w:sz w:val="16"/>
+              </w:rPr>
+              <w:t>13-15</w:t>
+            </w:r>
+          </w:p>
+          <w:p>
+            <w:r>
+              <w:rPr>
+                <w:sz w:val="18"/>
+              </w:rPr>
+              <w:t>He shot me right in the gut with his arrows. Everyone treats me like a joke, the main character in their diss tracks. He made me eat disgusting, rotten food and drink nasty stuff until I was bloated.</w:t>
+            </w:r>
+          </w:p>
+        </w:tc>
+        <w:tc>
+          <w:tcPr>
+            <w:tcW w:type="dxa" w:w="2880"/>
+          </w:tcPr>
+          <w:p>
+            <w:r/>
+            <w:r>
+              <w:rPr>
+                <w:b/>
+                <w:sz w:val="16"/>
+              </w:rPr>
+              <w:t>13-15</w:t>
+            </w:r>
+          </w:p>
+          <w:p>
+            <w:r>
+              <w:rPr>
+                <w:sz w:val="18"/>
+              </w:rPr>
+              <w:t>화살통에 있던 화살로 내 배를 쏘셨어. 모두가 나를 웃음거리로 삼고, 노래로 만들어서 놀려댔지. 썩어서 냄새나는 음식을 억지로 내 목구멍에 쑤셔 넣고, 역겨운 음료수로 내 배를 터지게 만드셨어.</w:t>
+            </w:r>
+          </w:p>
+        </w:tc>
+      </w:tr>
+      <w:tr>
+        <w:tc>
+          <w:tcPr>
+            <w:tcW w:type="dxa" w:w="2880"/>
+          </w:tcPr>
+          <w:p>
+            <w:r/>
+            <w:r>
+              <w:rPr>
+                <w:b/>
+                <w:sz w:val="16"/>
+              </w:rPr>
+              <w:t>16-18</w:t>
+            </w:r>
+          </w:p>
+          <w:p>
+            <w:r>
+              <w:rPr>
+                <w:sz w:val="18"/>
+              </w:rPr>
+              <w:t>He ground my face into the gravel. He pounded me into the mud.I gave up on life altogether. I've forgotten what the good life is like.I said to myself, "This is it. I'm finished. God is a lost cause."</w:t>
+            </w:r>
+          </w:p>
+        </w:tc>
+        <w:tc>
+          <w:tcPr>
+            <w:tcW w:type="dxa" w:w="2880"/>
+          </w:tcPr>
+          <w:p>
+            <w:r/>
+            <w:r>
+              <w:rPr>
+                <w:b/>
+                <w:sz w:val="16"/>
+              </w:rPr>
+              <w:t>16-18</w:t>
+            </w:r>
+          </w:p>
+          <w:p>
+            <w:r>
+              <w:rPr>
+                <w:sz w:val="18"/>
+              </w:rPr>
+              <w:t>He smashed my face into the gravel and ground me into the dirt. I completely gave up on life. I can't even remember what being happy feels like. I told myself, "This is it. I'm done. Believing in God is pointless now."</w:t>
+            </w:r>
+          </w:p>
+        </w:tc>
+        <w:tc>
+          <w:tcPr>
+            <w:tcW w:type="dxa" w:w="2880"/>
+          </w:tcPr>
+          <w:p>
+            <w:r/>
+            <w:r>
+              <w:rPr>
+                <w:b/>
+                <w:sz w:val="16"/>
+              </w:rPr>
+              <w:t>16-18</w:t>
+            </w:r>
+          </w:p>
+          <w:p>
+            <w:r>
+              <w:rPr>
+                <w:sz w:val="18"/>
+              </w:rPr>
+              <w:t>내 얼굴을 자갈밭에 갈아버리고, 진흙탕에 박으셨어. 난 인생을 완전히 포기했지. 좋은 인생이 어떤 건지 까먹었다니까. 혼잣말로 그랬어. "이게 끝이구나. 난 망했어. 하나님은 이제 희망이 없어."</w:t>
+            </w:r>
+          </w:p>
+        </w:tc>
+      </w:tr>
+      <w:tr>
+        <w:tc>
+          <w:tcPr>
+            <w:tcW w:type="dxa" w:w="2880"/>
+          </w:tcPr>
+          <w:p>
+            <w:r/>
+            <w:r>
+              <w:rPr>
+                <w:b/>
+                <w:sz w:val="16"/>
+              </w:rPr>
+              <w:t>19-21</w:t>
+            </w:r>
+          </w:p>
+          <w:p>
+            <w:r>
+              <w:rPr>
+                <w:sz w:val="18"/>
+              </w:rPr>
+              <w:t>I'll never forget the trouble, the utter lostness, the taste of ashes, the poison I've swallowed.I remember it all—oh, how well I remember— the feeling of hitting the bottom.But there's one other thing I remember, and remembering, I keep a grip on hope:</w:t>
+            </w:r>
+          </w:p>
+        </w:tc>
+        <w:tc>
+          <w:tcPr>
+            <w:tcW w:type="dxa" w:w="2880"/>
+          </w:tcPr>
+          <w:p>
+            <w:r/>
+            <w:r>
+              <w:rPr>
+                <w:b/>
+                <w:sz w:val="16"/>
+              </w:rPr>
+              <w:t>19-21</w:t>
+            </w:r>
+          </w:p>
+          <w:p>
+            <w:r>
+              <w:rPr>
+                <w:sz w:val="18"/>
+              </w:rPr>
+              <w:t>I'll never forget the struggle, feeling so lost, the taste of ashes, the poison I had to swallow. I remember it all—man, I remember it so clearly—that feeling of hitting rock bottom. But there's this one other thing I remember, and holding onto that memory gives me hope:</w:t>
+            </w:r>
+          </w:p>
+        </w:tc>
+        <w:tc>
+          <w:tcPr>
+            <w:tcW w:type="dxa" w:w="2880"/>
+          </w:tcPr>
+          <w:p>
+            <w:r/>
+            <w:r>
+              <w:rPr>
+                <w:b/>
+                <w:sz w:val="16"/>
+              </w:rPr>
+              <w:t>19-21</w:t>
+            </w:r>
+          </w:p>
+          <w:p>
+            <w:r>
+              <w:rPr>
+                <w:sz w:val="18"/>
+              </w:rPr>
+              <w:t>내가 겪었던 고생, 그 완전한 상실감, 재를 맛본 기분, 내가 삼킨 독을 절대 잊지 못할 거야. 전부 다 기억나. 아, 진짜 생생하게 기억나. 완전 바닥을 쳤던 그 느낌. 근데 딱 하나 더 기억나는 게 있는데, 그걸 기억하니까 희망을 붙잡게 되더라.</w:t>
+            </w:r>
+          </w:p>
+        </w:tc>
+      </w:tr>
+      <w:tr>
+        <w:tc>
+          <w:tcPr>
+            <w:tcW w:type="dxa" w:w="2880"/>
+          </w:tcPr>
+          <w:p>
+            <w:r/>
+            <w:r>
+              <w:rPr>
+                <w:b/>
+                <w:sz w:val="16"/>
+              </w:rPr>
+              <w:t>22-24</w:t>
+            </w:r>
+          </w:p>
+          <w:p>
+            <w:r>
+              <w:rPr>
+                <w:sz w:val="18"/>
+              </w:rPr>
+              <w:t>God's loyal love couldn't have run out, his merciful love couldn't have dried up.They're created new every morning. How great your faithfulness!I'm sticking with God (I say it over and over). He's all I've got left.</w:t>
+            </w:r>
+          </w:p>
+        </w:tc>
+        <w:tc>
+          <w:tcPr>
+            <w:tcW w:type="dxa" w:w="2880"/>
+          </w:tcPr>
+          <w:p>
+            <w:r/>
+            <w:r>
+              <w:rPr>
+                <w:b/>
+                <w:sz w:val="16"/>
+              </w:rPr>
+              <w:t>22-24</w:t>
+            </w:r>
+          </w:p>
+          <w:p>
+            <w:r>
+              <w:rPr>
+                <w:sz w:val="18"/>
+              </w:rPr>
+              <w:t>God's love is loyal and it never runs out; His mercy never dries up. They are brand new every single morning. Your faithfulness is insane! I'm sticking with God (I keep saying it over and over). He's all I have left.</w:t>
+            </w:r>
+          </w:p>
+        </w:tc>
+        <w:tc>
+          <w:tcPr>
+            <w:tcW w:type="dxa" w:w="2880"/>
+          </w:tcPr>
+          <w:p>
+            <w:r/>
+            <w:r>
+              <w:rPr>
+                <w:b/>
+                <w:sz w:val="16"/>
+              </w:rPr>
+              <w:t>22-24</w:t>
+            </w:r>
+          </w:p>
+          <w:p>
+            <w:r>
+              <w:rPr>
+                <w:sz w:val="18"/>
+              </w:rPr>
+              <w:t>하나님의 한결같은 사랑은 바닥나지 않았고, 그분의 자비로운 사랑은 마르지 않았던 거임. 그 사랑은 아침마다 새로워. 당신의 신실함은 얼마나 위대한지! 난 하나님께 딱 붙어 있을 거야 (계속계속 되뇌는 거지만). 그분만이 나에게 남은 전부니까.</w:t>
+            </w:r>
+          </w:p>
+        </w:tc>
+      </w:tr>
+      <w:tr>
+        <w:tc>
+          <w:tcPr>
+            <w:tcW w:type="dxa" w:w="2880"/>
+          </w:tcPr>
+          <w:p>
+            <w:r/>
+            <w:r>
+              <w:rPr>
+                <w:b/>
+                <w:sz w:val="16"/>
+              </w:rPr>
+              <w:t>25-27</w:t>
+            </w:r>
+          </w:p>
+          <w:p>
+            <w:r>
+              <w:rPr>
+                <w:sz w:val="18"/>
+              </w:rPr>
+              <w:t>God proves to be good to the man who passionately waits, to the woman who diligently seeks.It's a good thing to quietly hope, quietly hope for help from God.It's a good thing when you're young to stick it out through the hard times.</w:t>
+            </w:r>
+          </w:p>
+        </w:tc>
+        <w:tc>
+          <w:tcPr>
+            <w:tcW w:type="dxa" w:w="2880"/>
+          </w:tcPr>
+          <w:p>
+            <w:r/>
+            <w:r>
+              <w:rPr>
+                <w:b/>
+                <w:sz w:val="16"/>
+              </w:rPr>
+              <w:t>25-27</w:t>
+            </w:r>
+          </w:p>
+          <w:p>
+            <w:r>
+              <w:rPr>
+                <w:sz w:val="18"/>
+              </w:rPr>
+              <w:t>God is good to the person who waits for Him with everything they've got, to the one who seriously seeks Him out. It's a good thing to quietly hope, to quietly wait for help from God. It's also good to push through the hard times when you're young.</w:t>
+            </w:r>
+          </w:p>
+        </w:tc>
+        <w:tc>
+          <w:tcPr>
+            <w:tcW w:type="dxa" w:w="2880"/>
+          </w:tcPr>
+          <w:p>
+            <w:r/>
+            <w:r>
+              <w:rPr>
+                <w:b/>
+                <w:sz w:val="16"/>
+              </w:rPr>
+              <w:t>25-27</w:t>
+            </w:r>
+          </w:p>
+          <w:p>
+            <w:r>
+              <w:rPr>
+                <w:sz w:val="18"/>
+              </w:rPr>
+              <w:t>하나님은 열정적으로 기다리는 사람, 부지런히 찾는 사람에게 좋은 분이라는 게 증명됐어. 조용히 희망을 품는 거, 조용히 하나님의 도움을 바라는 건 좋은 거야. 어릴 때 힘든 시기를 견뎌내는 것도 좋은 일이고.</w:t>
+            </w:r>
+          </w:p>
+        </w:tc>
+      </w:tr>
+      <w:tr>
+        <w:tc>
+          <w:tcPr>
+            <w:tcW w:type="dxa" w:w="2880"/>
+          </w:tcPr>
+          <w:p>
+            <w:r/>
+            <w:r>
+              <w:rPr>
+                <w:b/>
+                <w:sz w:val="16"/>
+              </w:rPr>
+              <w:t>28-30</w:t>
+            </w:r>
+          </w:p>
+          <w:p>
+            <w:r>
+              <w:rPr>
+                <w:sz w:val="18"/>
+              </w:rPr>
+              <w:t>When life is heavy and hard to take, go off by yourself. Enter the silence.Bow in prayer. Don't ask questions: Wait for hope to appear.Don't run from trouble. Take it full-face. The "worst" is never the worst.</w:t>
+            </w:r>
+          </w:p>
+        </w:tc>
+        <w:tc>
+          <w:tcPr>
+            <w:tcW w:type="dxa" w:w="2880"/>
+          </w:tcPr>
+          <w:p>
+            <w:r/>
+            <w:r>
+              <w:rPr>
+                <w:b/>
+                <w:sz w:val="16"/>
+              </w:rPr>
+              <w:t>28-30</w:t>
+            </w:r>
+          </w:p>
+          <w:p>
+            <w:r>
+              <w:rPr>
+                <w:sz w:val="18"/>
+              </w:rPr>
+              <w:t>When life gets super heavy and hard to handle, just go be by yourself. Get into the quiet. Bow down and pray. Don't ask a bunch of questions: just wait for hope to show up. Don't run from your problems. Face them head-on. The "worst" thing that can happen is never actually the worst.</w:t>
+            </w:r>
+          </w:p>
+        </w:tc>
+        <w:tc>
+          <w:tcPr>
+            <w:tcW w:type="dxa" w:w="2880"/>
+          </w:tcPr>
+          <w:p>
+            <w:r/>
+            <w:r>
+              <w:rPr>
+                <w:b/>
+                <w:sz w:val="16"/>
+              </w:rPr>
+              <w:t>28-30</w:t>
+            </w:r>
+          </w:p>
+          <w:p>
+            <w:r>
+              <w:rPr>
+                <w:sz w:val="18"/>
+              </w:rPr>
+              <w:t>인생이 너무 무겁고 감당하기 힘들 땐, 혼자 있어 봐. 조용한 곳으로 들어가. 무릎 꿇고 기도해. 질문하지 마. 희망이 나타나길 기다려. 문제로부터 도망치지 마. 정면으로 부딪쳐. '최악'은 절대 최악이 아니거든.</w:t>
+            </w:r>
+          </w:p>
+        </w:tc>
+      </w:tr>
+      <w:tr>
+        <w:tc>
+          <w:tcPr>
+            <w:tcW w:type="dxa" w:w="2880"/>
+          </w:tcPr>
+          <w:p>
+            <w:r/>
+            <w:r>
+              <w:rPr>
+                <w:b/>
+                <w:sz w:val="16"/>
+              </w:rPr>
+              <w:t>31-33</w:t>
+            </w:r>
+          </w:p>
+          <w:p>
+            <w:r>
+              <w:rPr>
+                <w:sz w:val="18"/>
+              </w:rPr>
+              <w:t>Why? Because the Master won't ever walk out and fail to return.If he works severely, he also works tenderly. His stockpiles of loyal love are immense.He takes no pleasure in making life hard, in throwing roadblocks in the way:</w:t>
+            </w:r>
+          </w:p>
+        </w:tc>
+        <w:tc>
+          <w:tcPr>
+            <w:tcW w:type="dxa" w:w="2880"/>
+          </w:tcPr>
+          <w:p>
+            <w:r/>
+            <w:r>
+              <w:rPr>
+                <w:b/>
+                <w:sz w:val="16"/>
+              </w:rPr>
+              <w:t>31-33</w:t>
+            </w:r>
+          </w:p>
+          <w:p>
+            <w:r>
+              <w:rPr>
+                <w:sz w:val="18"/>
+              </w:rPr>
+              <w:t>Why? Because the Lord will never just leave and not come back. If He's harsh, He's also gentle. His supply of loyal love is massive. He doesn't get any joy out of making life hard or putting obstacles in our way:</w:t>
+            </w:r>
+          </w:p>
+        </w:tc>
+        <w:tc>
+          <w:tcPr>
+            <w:tcW w:type="dxa" w:w="2880"/>
+          </w:tcPr>
+          <w:p>
+            <w:r/>
+            <w:r>
+              <w:rPr>
+                <w:b/>
+                <w:sz w:val="16"/>
+              </w:rPr>
+              <w:t>31-33</w:t>
+            </w:r>
+          </w:p>
+          <w:p>
+            <w:r>
+              <w:rPr>
+                <w:sz w:val="18"/>
+              </w:rPr>
+              <w:t>왜냐고? 주님은 절대 떠나셨다가 돌아오지 않는 분이 아니니까. 그분이 혹독하게 대하셔도, 또한 부드럽게 대하시거든. 그분의 한결같은 사랑은 어마어마하게 쌓여있어. 그분은 우리 인생을 힘들게 만들거나, 길을 막는 걸 즐거워하지 않으셔.</w:t>
+            </w:r>
+          </w:p>
+        </w:tc>
+      </w:tr>
+      <w:tr>
+        <w:tc>
+          <w:tcPr>
+            <w:tcW w:type="dxa" w:w="2880"/>
+          </w:tcPr>
+          <w:p>
+            <w:r/>
+            <w:r>
+              <w:rPr>
+                <w:b/>
+                <w:sz w:val="16"/>
+              </w:rPr>
+              <w:t>34-36</w:t>
+            </w:r>
+          </w:p>
+          <w:p>
+            <w:r>
+              <w:rPr>
+                <w:sz w:val="18"/>
+              </w:rPr>
+              <w:t>Stomping down hard on luckless prisoners,Refusing justice to victims in the court of High God,Tampering with evidence— the Master does not approve of such things.</w:t>
+            </w:r>
+          </w:p>
+        </w:tc>
+        <w:tc>
+          <w:tcPr>
+            <w:tcW w:type="dxa" w:w="2880"/>
+          </w:tcPr>
+          <w:p>
+            <w:r/>
+            <w:r>
+              <w:rPr>
+                <w:b/>
+                <w:sz w:val="16"/>
+              </w:rPr>
+              <w:t>34-36</w:t>
+            </w:r>
+          </w:p>
+          <w:p>
+            <w:r>
+              <w:rPr>
+                <w:sz w:val="18"/>
+              </w:rPr>
+              <w:t>Stomping on helpless prisoners, denying justice to victims in the court of the Most High God, messing with the evidence—the Lord is not okay with any of that.</w:t>
+            </w:r>
+          </w:p>
+        </w:tc>
+        <w:tc>
+          <w:tcPr>
+            <w:tcW w:type="dxa" w:w="2880"/>
+          </w:tcPr>
+          <w:p>
+            <w:r/>
+            <w:r>
+              <w:rPr>
+                <w:b/>
+                <w:sz w:val="16"/>
+              </w:rPr>
+              <w:t>34-36</w:t>
+            </w:r>
+          </w:p>
+          <w:p>
+            <w:r>
+              <w:rPr>
+                <w:sz w:val="18"/>
+              </w:rPr>
+              <w:t>운 없는 죄수들을 짓밟고, 가장 높으신 하나님의 법정에서 피해자들의 정의를 거부하고, 증거를 조작하는 것들—주님은 그런 걸 인정하지 않으신다고.</w:t>
+            </w:r>
+          </w:p>
+        </w:tc>
+      </w:tr>
+      <w:tr>
+        <w:tc>
+          <w:tcPr>
+            <w:tcW w:type="dxa" w:w="2880"/>
+          </w:tcPr>
+          <w:p>
+            <w:r/>
+            <w:r>
+              <w:rPr>
+                <w:b/>
+                <w:sz w:val="16"/>
+              </w:rPr>
+              <w:t>37-39</w:t>
+            </w:r>
+          </w:p>
+          <w:p>
+            <w:r>
+              <w:rPr>
+                <w:sz w:val="18"/>
+              </w:rPr>
+              <w:t>Who do you think "spoke and it happened"? It's the Master who gives such orders.Doesn't the High God speak everything, good things and hard things alike, into being?And why would anyone gifted with life complain when punished for sin?</w:t>
+            </w:r>
+          </w:p>
+        </w:tc>
+        <w:tc>
+          <w:tcPr>
+            <w:tcW w:type="dxa" w:w="2880"/>
+          </w:tcPr>
+          <w:p>
+            <w:r/>
+            <w:r>
+              <w:rPr>
+                <w:b/>
+                <w:sz w:val="16"/>
+              </w:rPr>
+              <w:t>37-39</w:t>
+            </w:r>
+          </w:p>
+          <w:p>
+            <w:r>
+              <w:rPr>
+                <w:sz w:val="18"/>
+              </w:rPr>
+              <w:t>Who do you think just says something and it happens? It's the Lord who gives those orders. Doesn't the Most High God create everything, the good stuff and the hard stuff? And why would anyone who's been given life complain when they're punished for their own mistakes?</w:t>
+            </w:r>
+          </w:p>
+        </w:tc>
+        <w:tc>
+          <w:tcPr>
+            <w:tcW w:type="dxa" w:w="2880"/>
+          </w:tcPr>
+          <w:p>
+            <w:r/>
+            <w:r>
+              <w:rPr>
+                <w:b/>
+                <w:sz w:val="16"/>
+              </w:rPr>
+              <w:t>37-39</w:t>
+            </w:r>
+          </w:p>
+          <w:p>
+            <w:r>
+              <w:rPr>
+                <w:sz w:val="18"/>
+              </w:rPr>
+              <w:t>누가 '말 한마디로 세상이 창조되었다'고 생각해? 그런 명령을 내리시는 분은 바로 주님이시지. 가장 높으신 하나님이 좋은 일이든 힘든 일이든 모든 걸 말씀으로 존재하게 하시는 거 아니겠어? 그런데 생명을 선물로 받은 인간이 죄 때문에 벌받는다고 불평하는 게 말이 돼?</w:t>
+            </w:r>
+          </w:p>
+        </w:tc>
+      </w:tr>
+      <w:tr>
+        <w:tc>
+          <w:tcPr>
+            <w:tcW w:type="dxa" w:w="2880"/>
+          </w:tcPr>
+          <w:p>
+            <w:r/>
+            <w:r>
+              <w:rPr>
+                <w:b/>
+                <w:sz w:val="16"/>
+              </w:rPr>
+              <w:t>40-42</w:t>
+            </w:r>
+          </w:p>
+          <w:p>
+            <w:r>
+              <w:rPr>
+                <w:sz w:val="18"/>
+              </w:rPr>
+              <w:t>Let's take a good look at the way we're living and reorder our lives under God.Let's lift our hearts and hands at one and the same time, praying to God in heaven:"We've been contrary and willful, and you haven't forgiven.</w:t>
+            </w:r>
+          </w:p>
+        </w:tc>
+        <w:tc>
+          <w:tcPr>
+            <w:tcW w:type="dxa" w:w="2880"/>
+          </w:tcPr>
+          <w:p>
+            <w:r/>
+            <w:r>
+              <w:rPr>
+                <w:b/>
+                <w:sz w:val="16"/>
+              </w:rPr>
+              <w:t>40-42</w:t>
+            </w:r>
+          </w:p>
+          <w:p>
+            <w:r>
+              <w:rPr>
+                <w:sz w:val="18"/>
+              </w:rPr>
+              <w:t>Let's take a hard look at how we're living and get our lives right with God. Let's lift up our hearts and our hands at the same time, praying to God in heaven: "We've been stubborn and rebellious, and you haven't forgiven us.</w:t>
+            </w:r>
+          </w:p>
+        </w:tc>
+        <w:tc>
+          <w:tcPr>
+            <w:tcW w:type="dxa" w:w="2880"/>
+          </w:tcPr>
+          <w:p>
+            <w:r/>
+            <w:r>
+              <w:rPr>
+                <w:b/>
+                <w:sz w:val="16"/>
+              </w:rPr>
+              <w:t>40-42</w:t>
+            </w:r>
+          </w:p>
+          <w:p>
+            <w:r>
+              <w:rPr>
+                <w:sz w:val="18"/>
+              </w:rPr>
+              <w:t>우리가 어떻게 살고 있는지 제대로 살펴보고 하나님 아래에서 우리 삶을 다시 정리하자. 우리의 마음과 손을 동시에 들어 하늘에 계신 하나님께 기도하자. "우리는 고집 부리고 제멋대로였고, 주님은 용서하지 않으셨습니다."</w:t>
+            </w:r>
+          </w:p>
+        </w:tc>
+      </w:tr>
+      <w:tr>
+        <w:tc>
+          <w:tcPr>
+            <w:tcW w:type="dxa" w:w="2880"/>
+          </w:tcPr>
+          <w:p>
+            <w:r/>
+            <w:r>
+              <w:rPr>
+                <w:b/>
+                <w:sz w:val="16"/>
+              </w:rPr>
+              <w:t>43-45</w:t>
+            </w:r>
+          </w:p>
+          <w:p>
+            <w:r>
+              <w:rPr>
+                <w:sz w:val="18"/>
+              </w:rPr>
+              <w:t>"You lost your temper with us, holding nothing back. You chased us and cut us down without mercy.You wrapped yourself in thick blankets of clouds so no prayers could get through.You treated us like dirty dishwater, threw us out in the backyard of the nations.</w:t>
+            </w:r>
+          </w:p>
+        </w:tc>
+        <w:tc>
+          <w:tcPr>
+            <w:tcW w:type="dxa" w:w="2880"/>
+          </w:tcPr>
+          <w:p>
+            <w:r/>
+            <w:r>
+              <w:rPr>
+                <w:b/>
+                <w:sz w:val="16"/>
+              </w:rPr>
+              <w:t>43-45</w:t>
+            </w:r>
+          </w:p>
+          <w:p>
+            <w:r>
+              <w:rPr>
+                <w:sz w:val="18"/>
+              </w:rPr>
+              <w:t>"You got angry with us and didn't hold back. You chased us down and killed us without any mercy. You wrapped yourself in a thick cloud so none of our prayers could get through. You treated us like dirty dishwater and threw us out in the backyard of the nations.</w:t>
+            </w:r>
+          </w:p>
+        </w:tc>
+        <w:tc>
+          <w:tcPr>
+            <w:tcW w:type="dxa" w:w="2880"/>
+          </w:tcPr>
+          <w:p>
+            <w:r/>
+            <w:r>
+              <w:rPr>
+                <w:b/>
+                <w:sz w:val="16"/>
+              </w:rPr>
+              <w:t>43-45</w:t>
+            </w:r>
+          </w:p>
+          <w:p>
+            <w:r>
+              <w:rPr>
+                <w:sz w:val="18"/>
+              </w:rPr>
+              <w:t>"주님은 우리에게 분노를 터뜨리며 아무것도 남기지 않으셨습니다. 우리를 쫓아와 무자비하게 베어 넘어뜨리셨습니다. 짙은 구름으로 자신을 감싸서 어떤 기도도 뚫고 지나가지 못하게 하셨습니다. 우리를 더러운 설거지물처럼 취급하고, 세상 나라들 뒷마당에 버리셨습니다."</w:t>
+            </w:r>
+          </w:p>
+        </w:tc>
+      </w:tr>
+      <w:tr>
+        <w:tc>
+          <w:tcPr>
+            <w:tcW w:type="dxa" w:w="2880"/>
+          </w:tcPr>
+          <w:p>
+            <w:r/>
+            <w:r>
+              <w:rPr>
+                <w:b/>
+                <w:sz w:val="16"/>
+              </w:rPr>
+              <w:t>46-48</w:t>
+            </w:r>
+          </w:p>
+          <w:p>
+            <w:r>
+              <w:rPr>
+                <w:sz w:val="18"/>
+              </w:rPr>
+              <w:t>"Our enemies shout abuse, their mouths full of derision, spitting invective.We've been to hell and back. We've nowhere to turn, nowhere to go.Rivers of tears pour from my eyes at the smashup of my dear people.</w:t>
+            </w:r>
+          </w:p>
+        </w:tc>
+        <w:tc>
+          <w:tcPr>
+            <w:tcW w:type="dxa" w:w="2880"/>
+          </w:tcPr>
+          <w:p>
+            <w:r/>
+            <w:r>
+              <w:rPr>
+                <w:b/>
+                <w:sz w:val="16"/>
+              </w:rPr>
+              <w:t>46-48</w:t>
+            </w:r>
+          </w:p>
+          <w:p>
+            <w:r>
+              <w:rPr>
+                <w:sz w:val="18"/>
+              </w:rPr>
+              <w:t>"Our enemies are yelling insults at us, their mouths full of hate, just spitting venom. We've been through hell and back. We have nowhere to turn, nowhere to go. Rivers of tears are pouring from my eyes because my people are so broken.</w:t>
+            </w:r>
+          </w:p>
+        </w:tc>
+        <w:tc>
+          <w:tcPr>
+            <w:tcW w:type="dxa" w:w="2880"/>
+          </w:tcPr>
+          <w:p>
+            <w:r/>
+            <w:r>
+              <w:rPr>
+                <w:b/>
+                <w:sz w:val="16"/>
+              </w:rPr>
+              <w:t>46-48</w:t>
+            </w:r>
+          </w:p>
+          <w:p>
+            <w:r>
+              <w:rPr>
+                <w:sz w:val="18"/>
+              </w:rPr>
+              <w:t>"우리 원수들은 입에 조롱을 가득 담고 욕을 퍼붓습니다. 우리는 지옥을 경험하고 돌아왔습니다. 돌아설 곳도, 갈 곳도 없습니다. 내 사랑하는 백성이 박살난 것을 보니 내 눈에서 눈물이 강처럼 쏟아집니다."</w:t>
+            </w:r>
+          </w:p>
+        </w:tc>
+      </w:tr>
+      <w:tr>
+        <w:tc>
+          <w:tcPr>
+            <w:tcW w:type="dxa" w:w="2880"/>
+          </w:tcPr>
+          <w:p>
+            <w:r/>
+            <w:r>
+              <w:rPr>
+                <w:b/>
+                <w:sz w:val="16"/>
+              </w:rPr>
+              <w:t>49-51</w:t>
+            </w:r>
+          </w:p>
+          <w:p>
+            <w:r>
+              <w:rPr>
+                <w:sz w:val="18"/>
+              </w:rPr>
+              <w:t>"The tears stream from my eyes, an artesian well of tears,Until you, God, look down from on high, look and see my tears.When I see what's happened to the young women in the city, the pain breaks my heart.</w:t>
+            </w:r>
+          </w:p>
+        </w:tc>
+        <w:tc>
+          <w:tcPr>
+            <w:tcW w:type="dxa" w:w="2880"/>
+          </w:tcPr>
+          <w:p>
+            <w:r/>
+            <w:r>
+              <w:rPr>
+                <w:b/>
+                <w:sz w:val="16"/>
+              </w:rPr>
+              <w:t>49-51</w:t>
+            </w:r>
+          </w:p>
+          <w:p>
+            <w:r>
+              <w:rPr>
+                <w:sz w:val="18"/>
+              </w:rPr>
+              <w:t>"The tears just keep streaming from my eyes, like a non-stop fountain, until you, God, look down from heaven and see my pain. When I see what's happened to the young women in my city, my heart just breaks.</w:t>
+            </w:r>
+          </w:p>
+        </w:tc>
+        <w:tc>
+          <w:tcPr>
+            <w:tcW w:type="dxa" w:w="2880"/>
+          </w:tcPr>
+          <w:p>
+            <w:r/>
+            <w:r>
+              <w:rPr>
+                <w:b/>
+                <w:sz w:val="16"/>
+              </w:rPr>
+              <w:t>49-51</w:t>
+            </w:r>
+          </w:p>
+          <w:p>
+            <w:r>
+              <w:rPr>
+                <w:sz w:val="18"/>
+              </w:rPr>
+              <w:t>"내 눈에서 눈물이 계속 흘러, 눈물샘이 터진 것 같아. 하나님, 당신이 높은 곳에서 내려다보시고 내 눈물을 보실 때까지. 이 도시의 젊은 여자들에게 일어난 일을 보니, 마음이 찢어질 듯 아파."</w:t>
+            </w:r>
+          </w:p>
+        </w:tc>
+      </w:tr>
+      <w:tr>
+        <w:tc>
+          <w:tcPr>
+            <w:tcW w:type="dxa" w:w="2880"/>
+          </w:tcPr>
+          <w:p>
+            <w:r/>
+            <w:r>
+              <w:rPr>
+                <w:b/>
+                <w:sz w:val="16"/>
+              </w:rPr>
+              <w:t>52-54</w:t>
+            </w:r>
+          </w:p>
+          <w:p>
+            <w:r>
+              <w:rPr>
+                <w:sz w:val="18"/>
+              </w:rPr>
+              <w:t>"Enemies with no reason to be enemies hunted me down like a bird.They threw me into a pit, then pelted me with stones.Then the rains came and filled the pit. The water rose over my head. I said, 'It's all over.'</w:t>
+            </w:r>
+          </w:p>
+        </w:tc>
+        <w:tc>
+          <w:tcPr>
+            <w:tcW w:type="dxa" w:w="2880"/>
+          </w:tcPr>
+          <w:p>
+            <w:r/>
+            <w:r>
+              <w:rPr>
+                <w:b/>
+                <w:sz w:val="16"/>
+              </w:rPr>
+              <w:t>52-54</w:t>
+            </w:r>
+          </w:p>
+          <w:p>
+            <w:r>
+              <w:rPr>
+                <w:sz w:val="18"/>
+              </w:rPr>
+              <w:t>"Enemies who had no reason to hate me hunted me down like a bird. They threw me into a pit and then threw stones at me. Then the rains came and filled the pit. The water went over my head. I thought, 'It's all over.'</w:t>
+            </w:r>
+          </w:p>
+        </w:tc>
+        <w:tc>
+          <w:tcPr>
+            <w:tcW w:type="dxa" w:w="2880"/>
+          </w:tcPr>
+          <w:p>
+            <w:r/>
+            <w:r>
+              <w:rPr>
+                <w:b/>
+                <w:sz w:val="16"/>
+              </w:rPr>
+              <w:t>52-54</w:t>
+            </w:r>
+          </w:p>
+          <w:p>
+            <w:r>
+              <w:rPr>
+                <w:sz w:val="18"/>
+              </w:rPr>
+              <w:t>"아무 이유 없이 원수가 된 자들이 나를 새처럼 사냥했어. 그들은 나를 구덩이에 던지고 돌을 던졌지. 그러자 비가 와서 구덩이가 가득 찼어. 물이 내 머리 위로 차올랐지. 난 '이제 끝이다'라고 말했어."</w:t>
+            </w:r>
+          </w:p>
+        </w:tc>
+      </w:tr>
+      <w:tr>
+        <w:tc>
+          <w:tcPr>
+            <w:tcW w:type="dxa" w:w="2880"/>
+          </w:tcPr>
+          <w:p>
+            <w:r/>
+            <w:r>
+              <w:rPr>
+                <w:b/>
+                <w:sz w:val="16"/>
+              </w:rPr>
+              <w:t>55-57</w:t>
+            </w:r>
+          </w:p>
+          <w:p>
+            <w:r>
+              <w:rPr>
+                <w:sz w:val="18"/>
+              </w:rPr>
+              <w:t>"I called out your name, O God, called from the bottom of the pit.You listened when I called out, 'Don't shut your ears! Get me out of here! Save me!'You came close when I called out. You said, 'It's going to be all right.'</w:t>
+            </w:r>
+          </w:p>
+        </w:tc>
+        <w:tc>
+          <w:tcPr>
+            <w:tcW w:type="dxa" w:w="2880"/>
+          </w:tcPr>
+          <w:p>
+            <w:r/>
+            <w:r>
+              <w:rPr>
+                <w:b/>
+                <w:sz w:val="16"/>
+              </w:rPr>
+              <w:t>55-57</w:t>
+            </w:r>
+          </w:p>
+          <w:p>
+            <w:r>
+              <w:rPr>
+                <w:sz w:val="18"/>
+              </w:rPr>
+              <w:t>"I called out your name, O God, from the very bottom of that pit. You heard me when I cried out, 'Don't close your ears to me! Get me out of here! Save me!' You came close when I called. You said, 'It's going to be okay.'</w:t>
+            </w:r>
+          </w:p>
+        </w:tc>
+        <w:tc>
+          <w:tcPr>
+            <w:tcW w:type="dxa" w:w="2880"/>
+          </w:tcPr>
+          <w:p>
+            <w:r/>
+            <w:r>
+              <w:rPr>
+                <w:b/>
+                <w:sz w:val="16"/>
+              </w:rPr>
+              <w:t>55-57</w:t>
+            </w:r>
+          </w:p>
+          <w:p>
+            <w:r>
+              <w:rPr>
+                <w:sz w:val="18"/>
+              </w:rPr>
+              <w:t>"오 하나님, 제가 구덩이 맨 밑바닥에서 당신의 이름을 불렀습니다. 제가 '귀를 닫지 마세요! 여기서 꺼내주세요! 살려주세요!'라고 외쳤을 때 당신은 들으셨습니다. 제가 부를 때 가까이 오셔서 '괜찮을 거야'라고 말씀하셨습니다."</w:t>
+            </w:r>
+          </w:p>
+        </w:tc>
+      </w:tr>
+      <w:tr>
+        <w:tc>
+          <w:tcPr>
+            <w:tcW w:type="dxa" w:w="2880"/>
+          </w:tcPr>
+          <w:p>
+            <w:r/>
+            <w:r>
+              <w:rPr>
+                <w:b/>
+                <w:sz w:val="16"/>
+              </w:rPr>
+              <w:t>58-60</w:t>
+            </w:r>
+          </w:p>
+          <w:p>
+            <w:r>
+              <w:rPr>
+                <w:sz w:val="18"/>
+              </w:rPr>
+              <w:t>"You took my side, Master; you brought me back alive!God, you saw the wrongs heaped on me. Give me my day in court!Yes, you saw their mean-minded schemes, their plots to destroy me.</w:t>
+            </w:r>
+          </w:p>
+        </w:tc>
+        <w:tc>
+          <w:tcPr>
+            <w:tcW w:type="dxa" w:w="2880"/>
+          </w:tcPr>
+          <w:p>
+            <w:r/>
+            <w:r>
+              <w:rPr>
+                <w:b/>
+                <w:sz w:val="16"/>
+              </w:rPr>
+              <w:t>58-60</w:t>
+            </w:r>
+          </w:p>
+          <w:p>
+            <w:r>
+              <w:rPr>
+                <w:sz w:val="18"/>
+              </w:rPr>
+              <w:t>"You took my side, Lord; you saved my life! God, you saw all the wrong they did to me. Now, give me justice! Yeah, you saw their evil plans, all their plots to destroy me.</w:t>
+            </w:r>
+          </w:p>
+        </w:tc>
+        <w:tc>
+          <w:tcPr>
+            <w:tcW w:type="dxa" w:w="2880"/>
+          </w:tcPr>
+          <w:p>
+            <w:r/>
+            <w:r>
+              <w:rPr>
+                <w:b/>
+                <w:sz w:val="16"/>
+              </w:rPr>
+              <w:t>58-60</w:t>
+            </w:r>
+          </w:p>
+          <w:p>
+            <w:r>
+              <w:rPr>
+                <w:sz w:val="18"/>
+              </w:rPr>
+              <w:t>"주님, 당신은 제 편이 되어주셨고, 저를 다시 살리셨습니다! 하나님, 그들이 저에게 쌓아 올린 잘못들을 보셨으니, 법정에서 제 정의를 세워주세요! 네, 당신은 그들의 비열한 계획과 저를 파괴하려는 음모를 보셨습니다."</w:t>
+            </w:r>
+          </w:p>
+        </w:tc>
+      </w:tr>
+      <w:tr>
+        <w:tc>
+          <w:tcPr>
+            <w:tcW w:type="dxa" w:w="2880"/>
+          </w:tcPr>
+          <w:p>
+            <w:r/>
+            <w:r>
+              <w:rPr>
+                <w:b/>
+                <w:sz w:val="16"/>
+              </w:rPr>
+              <w:t>61-63</w:t>
+            </w:r>
+          </w:p>
+          <w:p>
+            <w:r>
+              <w:rPr>
+                <w:sz w:val="18"/>
+              </w:rPr>
+              <w:t>"You heard, God, their vicious gossip, their behind-my-back plots to ruin me.They never quit, these enemies of mine, dreaming up mischief, hatching malice, day after day after day.Sitting down or standing up—just look at them!— they mock me with vulgar doggerel.</w:t>
+            </w:r>
+          </w:p>
+        </w:tc>
+        <w:tc>
+          <w:tcPr>
+            <w:tcW w:type="dxa" w:w="2880"/>
+          </w:tcPr>
+          <w:p>
+            <w:r/>
+            <w:r>
+              <w:rPr>
+                <w:b/>
+                <w:sz w:val="16"/>
+              </w:rPr>
+              <w:t>61-63</w:t>
+            </w:r>
+          </w:p>
+          <w:p>
+            <w:r>
+              <w:rPr>
+                <w:sz w:val="18"/>
+              </w:rPr>
+              <w:t>"You heard them, God, their nasty gossip, their secret plots to ruin me. They never stop, these enemies of mine, just thinking up trouble, planning evil, day after day after day. Whether they're sitting or standing—just look at them!—they make fun of me with their vulgar songs.</w:t>
+            </w:r>
+          </w:p>
+        </w:tc>
+        <w:tc>
+          <w:tcPr>
+            <w:tcW w:type="dxa" w:w="2880"/>
+          </w:tcPr>
+          <w:p>
+            <w:r/>
+            <w:r>
+              <w:rPr>
+                <w:b/>
+                <w:sz w:val="16"/>
+              </w:rPr>
+              <w:t>61-63</w:t>
+            </w:r>
+          </w:p>
+          <w:p>
+            <w:r>
+              <w:rPr>
+                <w:sz w:val="18"/>
+              </w:rPr>
+              <w:t>"하나님, 당신은 그들의 악랄한 뒷담화와 저를 망치려는 음모를 들으셨습니다. 내 원수들은 절대 멈추지 않고, 못된 짓을 꾸미고 악의를 품습니다. 날마다, 날마다, 날마다요. 앉으나 서나—저들을 좀 보세요!—저속한 노래로 저를 조롱합니다."</w:t>
+            </w:r>
+          </w:p>
+        </w:tc>
+      </w:tr>
+      <w:tr>
+        <w:tc>
+          <w:tcPr>
+            <w:tcW w:type="dxa" w:w="2880"/>
+          </w:tcPr>
+          <w:p>
+            <w:r/>
+            <w:r>
+              <w:rPr>
+                <w:b/>
+                <w:sz w:val="16"/>
+              </w:rPr>
+              <w:t>64-66</w:t>
+            </w:r>
+          </w:p>
+          <w:p>
+            <w:r>
+              <w:rPr>
+                <w:sz w:val="18"/>
+              </w:rPr>
+              <w:t>"Make them pay for what they've done, God. Give them their just deserts.Break their miserable hearts! Damn their eyes!Get good and angry. Hunt them down. Make a total demolition here under your heaven!"</w:t>
+            </w:r>
+          </w:p>
+        </w:tc>
+        <w:tc>
+          <w:tcPr>
+            <w:tcW w:type="dxa" w:w="2880"/>
+          </w:tcPr>
+          <w:p>
+            <w:r/>
+            <w:r>
+              <w:rPr>
+                <w:b/>
+                <w:sz w:val="16"/>
+              </w:rPr>
+              <w:t>64-66</w:t>
+            </w:r>
+          </w:p>
+          <w:p>
+            <w:r>
+              <w:rPr>
+                <w:sz w:val="18"/>
+              </w:rPr>
+              <w:t>"Make them pay for what they've done, God. Give them what they deserve. Break their miserable hearts! Curse them! Get really angry. Hunt them down. Completely destroy them from under your heavens!"</w:t>
+            </w:r>
+          </w:p>
+        </w:tc>
+        <w:tc>
+          <w:tcPr>
+            <w:tcW w:type="dxa" w:w="2880"/>
+          </w:tcPr>
+          <w:p>
+            <w:r/>
+            <w:r>
+              <w:rPr>
+                <w:b/>
+                <w:sz w:val="16"/>
+              </w:rPr>
+              <w:t>64-66</w:t>
+            </w:r>
+          </w:p>
+          <w:p>
+            <w:r>
+              <w:rPr>
+                <w:sz w:val="18"/>
+              </w:rPr>
+              <w:t>"하나님, 그들이 한 짓에 대해 갚아주세요. 그들이 받아야 할 벌을 주세요. 그들의 비참한 마음을 부숴버리세요! 그들의 눈을 저주하세요! 제대로 화를 내주세요. 그들을 사냥해서, 당신의 하늘 아래에서 완전히 박살 내버리세요!"</w:t>
+            </w:r>
+          </w:p>
+        </w:tc>
+      </w:tr>
+    </w:tbl>
+    <w:p>
+      <w:pPr>
+        <w:pStyle w:val="Heading1"/>
+      </w:pPr>
+      <w:r>
+        <w:t>Chapter 4 — From Gold to Garbage: Jerusalem's Epic Fail</w:t>
+      </w:r>
+    </w:p>
+    <w:tbl>
+      <w:tblPr>
+        <w:tblStyle w:val="TableGrid"/>
+        <w:tblW w:type="auto" w:w="0"/>
+        <w:tblLook w:firstColumn="1" w:firstRow="1" w:lastColumn="0" w:lastRow="0" w:noHBand="0" w:noVBand="1" w:val="04A0"/>
+      </w:tblPr>
+      <w:tblGrid>
+        <w:gridCol w:w="2880"/>
+        <w:gridCol w:w="2880"/>
+        <w:gridCol w:w="2880"/>
+      </w:tblGrid>
+      <w:tr>
+        <w:tc>
+          <w:tcPr>
+            <w:tcW w:type="dxa" w:w="3125"/>
+          </w:tcPr>
+          <w:p>
+            <w:r/>
+            <w:r>
+              <w:rPr>
+                <w:b/>
+                <w:sz w:val="20"/>
+              </w:rPr>
+              <w:t>MSG 영어 원문</w:t>
+            </w:r>
+          </w:p>
+        </w:tc>
+        <w:tc>
+          <w:tcPr>
+            <w:tcW w:type="dxa" w:w="3125"/>
+          </w:tcPr>
+          <w:p>
+            <w:r/>
+            <w:r>
+              <w:rPr>
+                <w:b/>
+                <w:sz w:val="20"/>
+              </w:rPr>
+              <w:t>Teen English</w:t>
+            </w:r>
+          </w:p>
+        </w:tc>
+        <w:tc>
+          <w:tcPr>
+            <w:tcW w:type="dxa" w:w="3125"/>
+          </w:tcPr>
+          <w:p>
+            <w:r/>
+            <w:r>
+              <w:rPr>
+                <w:b/>
+                <w:sz w:val="20"/>
+              </w:rPr>
+              <w:t>Teen 한국어</w:t>
+            </w:r>
+          </w:p>
+        </w:tc>
+      </w:tr>
+      <w:tr>
+        <w:tc>
+          <w:tcPr>
+            <w:tcW w:type="dxa" w:w="2880"/>
+          </w:tcPr>
+          <w:p>
+            <w:r/>
+            <w:r>
+              <w:rPr>
+                <w:b/>
+                <w:sz w:val="16"/>
+              </w:rPr>
+              <w:t>1</w:t>
+            </w:r>
+          </w:p>
+          <w:p>
+            <w:r>
+              <w:rPr>
+                <w:sz w:val="18"/>
+              </w:rPr>
+              <w:t>Oh, oh, oh . . . How gold is treated like dirt, the finest gold thrown out with the garbage,Priceless jewels scattered all over, jewels loose in the gutters.</w:t>
+            </w:r>
+          </w:p>
+        </w:tc>
+        <w:tc>
+          <w:tcPr>
+            <w:tcW w:type="dxa" w:w="2880"/>
+          </w:tcPr>
+          <w:p>
+            <w:r/>
+            <w:r>
+              <w:rPr>
+                <w:b/>
+                <w:sz w:val="16"/>
+              </w:rPr>
+              <w:t>1</w:t>
+            </w:r>
+          </w:p>
+          <w:p>
+            <w:r>
+              <w:rPr>
+                <w:sz w:val="18"/>
+              </w:rPr>
+              <w:t>Oh man, for real... How is gold now treated like dirt, the best gold just tossed out with the trash? Priceless jewels are scattered everywhere, just lying in the gutters.</w:t>
+            </w:r>
+          </w:p>
+        </w:tc>
+        <w:tc>
+          <w:tcPr>
+            <w:tcW w:type="dxa" w:w="2880"/>
+          </w:tcPr>
+          <w:p>
+            <w:r/>
+            <w:r>
+              <w:rPr>
+                <w:b/>
+                <w:sz w:val="16"/>
+              </w:rPr>
+              <w:t>1</w:t>
+            </w:r>
+          </w:p>
+          <w:p>
+            <w:r>
+              <w:rPr>
+                <w:sz w:val="18"/>
+              </w:rPr>
+              <w:t>와, 진짜 어이없는 거임... 순금을 어떻게 흙처럼 취급하냐? 제일 좋은 금을 그냥 엉망진창으로 버리고, 완전 비싼 보석들이 길바닥에 막 굴러다니는 거임.</w:t>
+            </w:r>
+          </w:p>
+        </w:tc>
+      </w:tr>
+      <w:tr>
+        <w:tc>
+          <w:tcPr>
+            <w:tcW w:type="dxa" w:w="2880"/>
+          </w:tcPr>
+          <w:p>
+            <w:r/>
+            <w:r>
+              <w:rPr>
+                <w:b/>
+                <w:sz w:val="16"/>
+              </w:rPr>
+              <w:t>2</w:t>
+            </w:r>
+          </w:p>
+          <w:p>
+            <w:r>
+              <w:rPr>
+                <w:sz w:val="18"/>
+              </w:rPr>
+              <w:t>And the people of Zion, once prized, far surpassing their weight in gold,Are now treated like cheap pottery, like everyday pots and bowls mass-produced by a potter.</w:t>
+            </w:r>
+          </w:p>
+        </w:tc>
+        <w:tc>
+          <w:tcPr>
+            <w:tcW w:type="dxa" w:w="2880"/>
+          </w:tcPr>
+          <w:p>
+            <w:r/>
+            <w:r>
+              <w:rPr>
+                <w:b/>
+                <w:sz w:val="16"/>
+              </w:rPr>
+              <w:t>2</w:t>
+            </w:r>
+          </w:p>
+          <w:p>
+            <w:r>
+              <w:rPr>
+                <w:sz w:val="18"/>
+              </w:rPr>
+              <w:t>The people of Zion, who used to be so highly valued, worth way more than gold, are now treated like cheap clay pots, the kind you can get anywhere.</w:t>
+            </w:r>
+          </w:p>
+        </w:tc>
+        <w:tc>
+          <w:tcPr>
+            <w:tcW w:type="dxa" w:w="2880"/>
+          </w:tcPr>
+          <w:p>
+            <w:r/>
+            <w:r>
+              <w:rPr>
+                <w:b/>
+                <w:sz w:val="16"/>
+              </w:rPr>
+              <w:t>2</w:t>
+            </w:r>
+          </w:p>
+          <w:p>
+            <w:r>
+              <w:rPr>
+                <w:sz w:val="18"/>
+              </w:rPr>
+              <w:t>시온 백성들이 원래는 금보다 더 귀하게 여겨졌는데, 지금은 그냥 공장에서 막 찍어낸 싸구려 그릇 취급받는 거임. 완전 어이없지.</w:t>
+            </w:r>
+          </w:p>
+        </w:tc>
+      </w:tr>
+      <w:tr>
+        <w:tc>
+          <w:tcPr>
+            <w:tcW w:type="dxa" w:w="2880"/>
+          </w:tcPr>
+          <w:p>
+            <w:r/>
+            <w:r>
+              <w:rPr>
+                <w:b/>
+                <w:sz w:val="16"/>
+              </w:rPr>
+              <w:t>3</w:t>
+            </w:r>
+          </w:p>
+          <w:p>
+            <w:r>
+              <w:rPr>
+                <w:sz w:val="18"/>
+              </w:rPr>
+              <w:t>Even wild jackals nurture their babies, give them their breasts to suckle.But my people have turned cruel to their babies, like an ostrich in the wilderness.</w:t>
+            </w:r>
+          </w:p>
+        </w:tc>
+        <w:tc>
+          <w:tcPr>
+            <w:tcW w:type="dxa" w:w="2880"/>
+          </w:tcPr>
+          <w:p>
+            <w:r/>
+            <w:r>
+              <w:rPr>
+                <w:b/>
+                <w:sz w:val="16"/>
+              </w:rPr>
+              <w:t>3</w:t>
+            </w:r>
+          </w:p>
+          <w:p>
+            <w:r>
+              <w:rPr>
+                <w:sz w:val="18"/>
+              </w:rPr>
+              <w:t>Even wild animals like jackals feed their babies, you know? But my own people have become cruel to their kids, like ostriches that just abandon their eggs in the desert.</w:t>
+            </w:r>
+          </w:p>
+        </w:tc>
+        <w:tc>
+          <w:tcPr>
+            <w:tcW w:type="dxa" w:w="2880"/>
+          </w:tcPr>
+          <w:p>
+            <w:r/>
+            <w:r>
+              <w:rPr>
+                <w:b/>
+                <w:sz w:val="16"/>
+              </w:rPr>
+              <w:t>3</w:t>
+            </w:r>
+          </w:p>
+          <w:p>
+            <w:r>
+              <w:rPr>
+                <w:sz w:val="18"/>
+              </w:rPr>
+              <w:t>심지어 들개들도 자기 새끼는 젖을 먹여서 키우는데, 우리 민족은 자기 자식한테 너무 잔인해졌어. 광야에 있는 타조처럼 그냥 내팽개치는 거임.</w:t>
+            </w:r>
+          </w:p>
+        </w:tc>
+      </w:tr>
+      <w:tr>
+        <w:tc>
+          <w:tcPr>
+            <w:tcW w:type="dxa" w:w="2880"/>
+          </w:tcPr>
+          <w:p>
+            <w:r/>
+            <w:r>
+              <w:rPr>
+                <w:b/>
+                <w:sz w:val="16"/>
+              </w:rPr>
+              <w:t>4</w:t>
+            </w:r>
+          </w:p>
+          <w:p>
+            <w:r>
+              <w:rPr>
+                <w:sz w:val="18"/>
+              </w:rPr>
+              <w:t>Babies have nothing to drink. Their tongues stick to the roofs of their mouths.Little children ask for bread but no one gives them so much as a crust.</w:t>
+            </w:r>
+          </w:p>
+        </w:tc>
+        <w:tc>
+          <w:tcPr>
+            <w:tcW w:type="dxa" w:w="2880"/>
+          </w:tcPr>
+          <w:p>
+            <w:r/>
+            <w:r>
+              <w:rPr>
+                <w:b/>
+                <w:sz w:val="16"/>
+              </w:rPr>
+              <w:t>4</w:t>
+            </w:r>
+          </w:p>
+          <w:p>
+            <w:r>
+              <w:rPr>
+                <w:sz w:val="18"/>
+              </w:rPr>
+              <w:t>Babies are so thirsty their tongues are stuck to the roofs of their mouths. Little kids are begging for food, but nobody gives them even a single crumb.</w:t>
+            </w:r>
+          </w:p>
+        </w:tc>
+        <w:tc>
+          <w:tcPr>
+            <w:tcW w:type="dxa" w:w="2880"/>
+          </w:tcPr>
+          <w:p>
+            <w:r/>
+            <w:r>
+              <w:rPr>
+                <w:b/>
+                <w:sz w:val="16"/>
+              </w:rPr>
+              <w:t>4</w:t>
+            </w:r>
+          </w:p>
+          <w:p>
+            <w:r>
+              <w:rPr>
+                <w:sz w:val="18"/>
+              </w:rPr>
+              <w:t>아기들은 목이 말라서 혀가 입천장에 달라붙을 지경이고, 어린애들이 빵 좀 달라고 해도 빵 부스러기 하나 주는 사람이 없는 거야.</w:t>
+            </w:r>
+          </w:p>
+        </w:tc>
+      </w:tr>
+      <w:tr>
+        <w:tc>
+          <w:tcPr>
+            <w:tcW w:type="dxa" w:w="2880"/>
+          </w:tcPr>
+          <w:p>
+            <w:r/>
+            <w:r>
+              <w:rPr>
+                <w:b/>
+                <w:sz w:val="16"/>
+              </w:rPr>
+              <w:t>5</w:t>
+            </w:r>
+          </w:p>
+          <w:p>
+            <w:r>
+              <w:rPr>
+                <w:sz w:val="18"/>
+              </w:rPr>
+              <w:t>People used to the finest cuisine forage for food in the streets.People used to the latest in fashions pick through the trash for something to wear.</w:t>
+            </w:r>
+          </w:p>
+        </w:tc>
+        <w:tc>
+          <w:tcPr>
+            <w:tcW w:type="dxa" w:w="2880"/>
+          </w:tcPr>
+          <w:p>
+            <w:r/>
+            <w:r>
+              <w:rPr>
+                <w:b/>
+                <w:sz w:val="16"/>
+              </w:rPr>
+              <w:t>5</w:t>
+            </w:r>
+          </w:p>
+          <w:p>
+            <w:r>
+              <w:rPr>
+                <w:sz w:val="18"/>
+              </w:rPr>
+              <w:t>People who used to eat at the best tables are now scrounging for scraps in the streets. The ones who wore fine clothes are digging through trash piles for something to wear.</w:t>
+            </w:r>
+          </w:p>
+        </w:tc>
+        <w:tc>
+          <w:tcPr>
+            <w:tcW w:type="dxa" w:w="2880"/>
+          </w:tcPr>
+          <w:p>
+            <w:r/>
+            <w:r>
+              <w:rPr>
+                <w:b/>
+                <w:sz w:val="16"/>
+              </w:rPr>
+              <w:t>5</w:t>
+            </w:r>
+          </w:p>
+          <w:p>
+            <w:r>
+              <w:rPr>
+                <w:sz w:val="18"/>
+              </w:rPr>
+              <w:t>진수성찬만 먹던 사람들은 길거리에서 먹을 걸 구걸하고 있고, 최고급 옷만 입던 사람들은 쓰레기 더미에서 입을 걸 뒤지고 있대.</w:t>
+            </w:r>
+          </w:p>
+        </w:tc>
+      </w:tr>
+      <w:tr>
+        <w:tc>
+          <w:tcPr>
+            <w:tcW w:type="dxa" w:w="2880"/>
+          </w:tcPr>
+          <w:p>
+            <w:r/>
+            <w:r>
+              <w:rPr>
+                <w:b/>
+                <w:sz w:val="16"/>
+              </w:rPr>
+              <w:t>6</w:t>
+            </w:r>
+          </w:p>
+          <w:p>
+            <w:r>
+              <w:rPr>
+                <w:sz w:val="18"/>
+              </w:rPr>
+              <w:t>The evil guilt of my dear people was worse than the sin of Sodom—The city was destroyed in a flash, and no one around to help.</w:t>
+            </w:r>
+          </w:p>
+        </w:tc>
+        <w:tc>
+          <w:tcPr>
+            <w:tcW w:type="dxa" w:w="2880"/>
+          </w:tcPr>
+          <w:p>
+            <w:r/>
+            <w:r>
+              <w:rPr>
+                <w:b/>
+                <w:sz w:val="16"/>
+              </w:rPr>
+              <w:t>6</w:t>
+            </w:r>
+          </w:p>
+          <w:p>
+            <w:r>
+              <w:rPr>
+                <w:sz w:val="18"/>
+              </w:rPr>
+              <w:t>The messed-up things my people did were even worse than what Sodom did. That city was destroyed in an instant, with no one to even help them.</w:t>
+            </w:r>
+          </w:p>
+        </w:tc>
+        <w:tc>
+          <w:tcPr>
+            <w:tcW w:type="dxa" w:w="2880"/>
+          </w:tcPr>
+          <w:p>
+            <w:r/>
+            <w:r>
+              <w:rPr>
+                <w:b/>
+                <w:sz w:val="16"/>
+              </w:rPr>
+              <w:t>6</w:t>
+            </w:r>
+          </w:p>
+          <w:p>
+            <w:r>
+              <w:rPr>
+                <w:sz w:val="18"/>
+              </w:rPr>
+              <w:t>우리 백성이 저지른 죄가 소돔의 죄보다 더 컸던 거임. 소돔은 순식간에 망해서 도와줄 사람도 없었잖아.</w:t>
+            </w:r>
+          </w:p>
+        </w:tc>
+      </w:tr>
+      <w:tr>
+        <w:tc>
+          <w:tcPr>
+            <w:tcW w:type="dxa" w:w="2880"/>
+          </w:tcPr>
+          <w:p>
+            <w:r/>
+            <w:r>
+              <w:rPr>
+                <w:b/>
+                <w:sz w:val="16"/>
+              </w:rPr>
+              <w:t>7-8</w:t>
+            </w:r>
+          </w:p>
+          <w:p>
+            <w:r>
+              <w:rPr>
+                <w:sz w:val="18"/>
+              </w:rPr>
+              <w:t>The splendid and sacred nobles once glowed with health.Their bodies were robust and ruddy, their beards like carved stone.</w:t>
+            </w:r>
+          </w:p>
+          <w:p>
+            <w:r>
+              <w:rPr>
+                <w:sz w:val="18"/>
+              </w:rPr>
+            </w:r>
+          </w:p>
+          <w:p>
+            <w:r>
+              <w:rPr>
+                <w:sz w:val="18"/>
+              </w:rPr>
+              <w:t>But now they are smeared with soot, unrecognizable in the street,Their bones sticking out, their skin dried out like old leather.</w:t>
+            </w:r>
+          </w:p>
+        </w:tc>
+        <w:tc>
+          <w:tcPr>
+            <w:tcW w:type="dxa" w:w="2880"/>
+          </w:tcPr>
+          <w:p>
+            <w:r/>
+            <w:r>
+              <w:rPr>
+                <w:b/>
+                <w:sz w:val="16"/>
+              </w:rPr>
+              <w:t>7-8</w:t>
+            </w:r>
+          </w:p>
+          <w:p>
+            <w:r>
+              <w:rPr>
+                <w:sz w:val="18"/>
+              </w:rPr>
+              <w:t>The leaders, who were once so healthy and glowing — their beards like carved stone — are now covered in soot. You wouldn't even recognize them on the street. They're just skin and bones, their skin all dry and leathery.</w:t>
+            </w:r>
+          </w:p>
+        </w:tc>
+        <w:tc>
+          <w:tcPr>
+            <w:tcW w:type="dxa" w:w="2880"/>
+          </w:tcPr>
+          <w:p>
+            <w:r/>
+            <w:r>
+              <w:rPr>
+                <w:b/>
+                <w:sz w:val="16"/>
+              </w:rPr>
+              <w:t>7-8</w:t>
+            </w:r>
+          </w:p>
+          <w:p>
+            <w:r>
+              <w:rPr>
+                <w:sz w:val="18"/>
+              </w:rPr>
+              <w:t>원래는 왕족들이 진짜 뽀얗고 건강미 넘쳤거든? 몸도 탄탄하고 수염은 조각한 돌처럼 멋졌는데, 지금은 시커먼 재를 뒤집어써서 길에서 아무도 못 알아본대. 뼈만 앙상하게 남고, 피부는 가죽처럼 바싹 말라버린 거임.</w:t>
+            </w:r>
+          </w:p>
+        </w:tc>
+      </w:tr>
+      <w:tr>
+        <w:tc>
+          <w:tcPr>
+            <w:tcW w:type="dxa" w:w="2880"/>
+          </w:tcPr>
+          <w:p>
+            <w:r/>
+            <w:r>
+              <w:rPr>
+                <w:b/>
+                <w:sz w:val="16"/>
+              </w:rPr>
+              <w:t>9</w:t>
+            </w:r>
+          </w:p>
+          <w:p>
+            <w:r>
+              <w:rPr>
+                <w:sz w:val="18"/>
+              </w:rPr>
+              <w:t>Better to have been killed in battle than killed by starvation.Better to have died of battle wounds than to slowly starve to death.</w:t>
+            </w:r>
+          </w:p>
+        </w:tc>
+        <w:tc>
+          <w:tcPr>
+            <w:tcW w:type="dxa" w:w="2880"/>
+          </w:tcPr>
+          <w:p>
+            <w:r/>
+            <w:r>
+              <w:rPr>
+                <w:b/>
+                <w:sz w:val="16"/>
+              </w:rPr>
+              <w:t>9</w:t>
+            </w:r>
+          </w:p>
+          <w:p>
+            <w:r>
+              <w:rPr>
+                <w:sz w:val="18"/>
+              </w:rPr>
+              <w:t>Honestly, it would've been better to die in a battle than to die of starvation. At least getting killed by a sword is quick, instead of slowly wasting away.</w:t>
+            </w:r>
+          </w:p>
+        </w:tc>
+        <w:tc>
+          <w:tcPr>
+            <w:tcW w:type="dxa" w:w="2880"/>
+          </w:tcPr>
+          <w:p>
+            <w:r/>
+            <w:r>
+              <w:rPr>
+                <w:b/>
+                <w:sz w:val="16"/>
+              </w:rPr>
+              <w:t>9</w:t>
+            </w:r>
+          </w:p>
+          <w:p>
+            <w:r>
+              <w:rPr>
+                <w:sz w:val="18"/>
+              </w:rPr>
+              <w:t>솔직히 칼에 맞아 죽는 게 굶어 죽는 것보다 낫겠다. 전쟁에서 상처 입고 죽는 게, 서서히 굶어 죽는 고통보다는 훨씬 나은 거지.</w:t>
+            </w:r>
+          </w:p>
+        </w:tc>
+      </w:tr>
+      <w:tr>
+        <w:tc>
+          <w:tcPr>
+            <w:tcW w:type="dxa" w:w="2880"/>
+          </w:tcPr>
+          <w:p>
+            <w:r/>
+            <w:r>
+              <w:rPr>
+                <w:b/>
+                <w:sz w:val="16"/>
+              </w:rPr>
+              <w:t>10</w:t>
+            </w:r>
+          </w:p>
+          <w:p>
+            <w:r>
+              <w:rPr>
+                <w:sz w:val="18"/>
+              </w:rPr>
+              <w:t>Nice and kindly women boiled their own children for supper.This was the only food in town when my dear people were broken.</w:t>
+            </w:r>
+          </w:p>
+        </w:tc>
+        <w:tc>
+          <w:tcPr>
+            <w:tcW w:type="dxa" w:w="2880"/>
+          </w:tcPr>
+          <w:p>
+            <w:r/>
+            <w:r>
+              <w:rPr>
+                <w:b/>
+                <w:sz w:val="16"/>
+              </w:rPr>
+              <w:t>10</w:t>
+            </w:r>
+          </w:p>
+          <w:p>
+            <w:r>
+              <w:rPr>
+                <w:sz w:val="18"/>
+              </w:rPr>
+              <w:t>This is wild, but kind women actually boiled their own children for food. That was the only thing to eat when my people were completely broken.</w:t>
+            </w:r>
+          </w:p>
+        </w:tc>
+        <w:tc>
+          <w:tcPr>
+            <w:tcW w:type="dxa" w:w="2880"/>
+          </w:tcPr>
+          <w:p>
+            <w:r/>
+            <w:r>
+              <w:rPr>
+                <w:b/>
+                <w:sz w:val="16"/>
+              </w:rPr>
+              <w:t>10</w:t>
+            </w:r>
+          </w:p>
+          <w:p>
+            <w:r>
+              <w:rPr>
+                <w:sz w:val="18"/>
+              </w:rPr>
+              <w:t>이거 진짜 대박 충격인데, 착하던 여자들이 자기 자식을 삶아서 저녁으로 먹었대. 우리 백성이 완전히 망했을 때 먹을 게 그거밖에 없었던 거임.</w:t>
+            </w:r>
+          </w:p>
+        </w:tc>
+      </w:tr>
+      <w:tr>
+        <w:tc>
+          <w:tcPr>
+            <w:tcW w:type="dxa" w:w="2880"/>
+          </w:tcPr>
+          <w:p>
+            <w:r/>
+            <w:r>
+              <w:rPr>
+                <w:b/>
+                <w:sz w:val="16"/>
+              </w:rPr>
+              <w:t>11</w:t>
+            </w:r>
+          </w:p>
+          <w:p>
+            <w:r>
+              <w:rPr>
+                <w:sz w:val="18"/>
+              </w:rPr>
+              <w:t>God let all his anger loose, held nothing back. He poured out his raging wrath.He set a fire in Zion that burned it to the ground.</w:t>
+            </w:r>
+          </w:p>
+        </w:tc>
+        <w:tc>
+          <w:tcPr>
+            <w:tcW w:type="dxa" w:w="2880"/>
+          </w:tcPr>
+          <w:p>
+            <w:r/>
+            <w:r>
+              <w:rPr>
+                <w:b/>
+                <w:sz w:val="16"/>
+              </w:rPr>
+              <w:t>11</w:t>
+            </w:r>
+          </w:p>
+          <w:p>
+            <w:r>
+              <w:rPr>
+                <w:sz w:val="18"/>
+              </w:rPr>
+              <w:t>God just let all His anger out, no holding back. He poured out all His fury and set a fire in Zion that burned the whole place to the ground.</w:t>
+            </w:r>
+          </w:p>
+        </w:tc>
+        <w:tc>
+          <w:tcPr>
+            <w:tcW w:type="dxa" w:w="2880"/>
+          </w:tcPr>
+          <w:p>
+            <w:r/>
+            <w:r>
+              <w:rPr>
+                <w:b/>
+                <w:sz w:val="16"/>
+              </w:rPr>
+              <w:t>11</w:t>
+            </w:r>
+          </w:p>
+          <w:p>
+            <w:r>
+              <w:rPr>
+                <w:sz w:val="18"/>
+              </w:rPr>
+              <w:t>하나님이 진짜 제대로 화나셔서 분노를 다 쏟아부으신 거야. 시온에 불을 질러서 잿더미로 만들어 버리셨대.</w:t>
+            </w:r>
+          </w:p>
+        </w:tc>
+      </w:tr>
+      <w:tr>
+        <w:tc>
+          <w:tcPr>
+            <w:tcW w:type="dxa" w:w="2880"/>
+          </w:tcPr>
+          <w:p>
+            <w:r/>
+            <w:r>
+              <w:rPr>
+                <w:b/>
+                <w:sz w:val="16"/>
+              </w:rPr>
+              <w:t>12</w:t>
+            </w:r>
+          </w:p>
+          <w:p>
+            <w:r>
+              <w:rPr>
+                <w:sz w:val="18"/>
+              </w:rPr>
+              <w:t>The kings of the earth couldn't believe it. World rulers were in shock,Watching old enemies march in big as you please, right through Jerusalem's gates.</w:t>
+            </w:r>
+          </w:p>
+        </w:tc>
+        <w:tc>
+          <w:tcPr>
+            <w:tcW w:type="dxa" w:w="2880"/>
+          </w:tcPr>
+          <w:p>
+            <w:r/>
+            <w:r>
+              <w:rPr>
+                <w:b/>
+                <w:sz w:val="16"/>
+              </w:rPr>
+              <w:t>12</w:t>
+            </w:r>
+          </w:p>
+          <w:p>
+            <w:r>
+              <w:rPr>
+                <w:sz w:val="18"/>
+              </w:rPr>
+              <w:t>Kings and rulers all over the world were shook. They couldn't believe it when they saw enemies just marching right into Jerusalem's gates like they owned the place.</w:t>
+            </w:r>
+          </w:p>
+        </w:tc>
+        <w:tc>
+          <w:tcPr>
+            <w:tcW w:type="dxa" w:w="2880"/>
+          </w:tcPr>
+          <w:p>
+            <w:r/>
+            <w:r>
+              <w:rPr>
+                <w:b/>
+                <w:sz w:val="16"/>
+              </w:rPr>
+              <w:t>12</w:t>
+            </w:r>
+          </w:p>
+          <w:p>
+            <w:r>
+              <w:rPr>
+                <w:sz w:val="18"/>
+              </w:rPr>
+              <w:t>세상 모든 왕들이랑 지도자들이 완전 충격 먹었어. 원수들이 예루살렘 성문으로 막 그냥 들어오는 걸 보고도 믿지를 못했대.</w:t>
+            </w:r>
+          </w:p>
+        </w:tc>
+      </w:tr>
+      <w:tr>
+        <w:tc>
+          <w:tcPr>
+            <w:tcW w:type="dxa" w:w="2880"/>
+          </w:tcPr>
+          <w:p>
+            <w:r/>
+            <w:r>
+              <w:rPr>
+                <w:b/>
+                <w:sz w:val="16"/>
+              </w:rPr>
+              <w:t>13</w:t>
+            </w:r>
+          </w:p>
+          <w:p>
+            <w:r>
+              <w:rPr>
+                <w:sz w:val="18"/>
+              </w:rPr>
+              <w:t>Because of the sins of her prophets and the evil of her priests,Who exploited good and trusting people, robbing them of their lives,</w:t>
+            </w:r>
+          </w:p>
+        </w:tc>
+        <w:tc>
+          <w:tcPr>
+            <w:tcW w:type="dxa" w:w="2880"/>
+          </w:tcPr>
+          <w:p>
+            <w:r/>
+            <w:r>
+              <w:rPr>
+                <w:b/>
+                <w:sz w:val="16"/>
+              </w:rPr>
+              <w:t>13</w:t>
+            </w:r>
+          </w:p>
+          <w:p>
+            <w:r>
+              <w:rPr>
+                <w:sz w:val="18"/>
+              </w:rPr>
+              <w:t>This all happened because of the sins of the prophets and the evil of the priests. They totally took advantage of good people and basically ruined their lives.</w:t>
+            </w:r>
+          </w:p>
+        </w:tc>
+        <w:tc>
+          <w:tcPr>
+            <w:tcW w:type="dxa" w:w="2880"/>
+          </w:tcPr>
+          <w:p>
+            <w:r/>
+            <w:r>
+              <w:rPr>
+                <w:b/>
+                <w:sz w:val="16"/>
+              </w:rPr>
+              <w:t>13</w:t>
+            </w:r>
+          </w:p>
+          <w:p>
+            <w:r>
+              <w:rPr>
+                <w:sz w:val="18"/>
+              </w:rPr>
+              <w:t>이 모든 게 다 예언자들이랑 제사장들이 죄를 지어서 그런 거래. 착한 사람들 등쳐먹고, 목숨까지 빼앗았던 거지.</w:t>
+            </w:r>
+          </w:p>
+        </w:tc>
+      </w:tr>
+      <w:tr>
+        <w:tc>
+          <w:tcPr>
+            <w:tcW w:type="dxa" w:w="2880"/>
+          </w:tcPr>
+          <w:p>
+            <w:r/>
+            <w:r>
+              <w:rPr>
+                <w:b/>
+                <w:sz w:val="16"/>
+              </w:rPr>
+              <w:t>14-15</w:t>
+            </w:r>
+          </w:p>
+          <w:p>
+            <w:r>
+              <w:rPr>
+                <w:sz w:val="18"/>
+              </w:rPr>
+              <w:t>These prophets and priests blindly grope their way through the streets, grimy and stained from their dirty lives,Wasted by their wasted lives, shuffling from fatigue, dressed in rags.</w:t>
+            </w:r>
+          </w:p>
+          <w:p>
+            <w:r>
+              <w:rPr>
+                <w:sz w:val="18"/>
+              </w:rPr>
+            </w:r>
+          </w:p>
+          <w:p>
+            <w:r>
+              <w:rPr>
+                <w:sz w:val="18"/>
+              </w:rPr>
+              <w:t>People yell at them, "Get out of here, dirty old men! Get lost, don't touch us, don't infect us!"They have to leave town. They wander off. Nobody wants them to stay here.Everyone knows, wherever they wander, that they've been kicked out of their own hometown.</w:t>
+            </w:r>
+          </w:p>
+        </w:tc>
+        <w:tc>
+          <w:tcPr>
+            <w:tcW w:type="dxa" w:w="2880"/>
+          </w:tcPr>
+          <w:p>
+            <w:r/>
+            <w:r>
+              <w:rPr>
+                <w:b/>
+                <w:sz w:val="16"/>
+              </w:rPr>
+              <w:t>14-15</w:t>
+            </w:r>
+          </w:p>
+          <w:p>
+            <w:r>
+              <w:rPr>
+                <w:sz w:val="18"/>
+              </w:rPr>
+              <w:t>Now those same prophets and priests are blindly stumbling around the streets, grimy and stained, dressed in rags from their wasted lives. People yell at them, 'Get out of here! Get lost! Don't touch us — don't infect us!' They have to leave town; nobody wants them around. Everyone knows they got kicked out of their own hometown.</w:t>
+            </w:r>
+          </w:p>
+        </w:tc>
+        <w:tc>
+          <w:tcPr>
+            <w:tcW w:type="dxa" w:w="2880"/>
+          </w:tcPr>
+          <w:p>
+            <w:r/>
+            <w:r>
+              <w:rPr>
+                <w:b/>
+                <w:sz w:val="16"/>
+              </w:rPr>
+              <w:t>14-15</w:t>
+            </w:r>
+          </w:p>
+          <w:p>
+            <w:r>
+              <w:rPr>
+                <w:sz w:val="18"/>
+              </w:rPr>
+              <w:t>그 예언자들이랑 제사장들은 이제 눈먼 사람처럼 길거리를 헤매고 다니는데, 온몸이 더러운 죄로 얼룩지고 누더기를 걸쳤대. 사람들이 '저리 가! 꺼져! 만지지도 마, 병 옮는다!'라고 소리치고. 결국 마을을 떠나야 했고, 아무도 걔네가 있길 원하지 않아. 어딜 가도 다들 걔네가 자기 고향에서 쫓겨난 거 아는 거임.</w:t>
+            </w:r>
+          </w:p>
+        </w:tc>
+      </w:tr>
+      <w:tr>
+        <w:tc>
+          <w:tcPr>
+            <w:tcW w:type="dxa" w:w="2880"/>
+          </w:tcPr>
+          <w:p>
+            <w:r/>
+            <w:r>
+              <w:rPr>
+                <w:b/>
+                <w:sz w:val="16"/>
+              </w:rPr>
+              <w:t>16</w:t>
+            </w:r>
+          </w:p>
+          <w:p>
+            <w:r>
+              <w:rPr>
+                <w:sz w:val="18"/>
+              </w:rPr>
+              <w:t>God himself scattered them. No longer does he look out for them.He has nothing to do with the priests; he cares nothing for the elders.</w:t>
+            </w:r>
+          </w:p>
+        </w:tc>
+        <w:tc>
+          <w:tcPr>
+            <w:tcW w:type="dxa" w:w="2880"/>
+          </w:tcPr>
+          <w:p>
+            <w:r/>
+            <w:r>
+              <w:rPr>
+                <w:b/>
+                <w:sz w:val="16"/>
+              </w:rPr>
+              <w:t>16</w:t>
+            </w:r>
+          </w:p>
+          <w:p>
+            <w:r>
+              <w:rPr>
+                <w:sz w:val="18"/>
+              </w:rPr>
+              <w:t>God Himself scattered them. He's not looking out for them anymore. He's done with the priests and doesn't care about the elders.</w:t>
+            </w:r>
+          </w:p>
+        </w:tc>
+        <w:tc>
+          <w:tcPr>
+            <w:tcW w:type="dxa" w:w="2880"/>
+          </w:tcPr>
+          <w:p>
+            <w:r/>
+            <w:r>
+              <w:rPr>
+                <w:b/>
+                <w:sz w:val="16"/>
+              </w:rPr>
+              <w:t>16</w:t>
+            </w:r>
+          </w:p>
+          <w:p>
+            <w:r>
+              <w:rPr>
+                <w:sz w:val="18"/>
+              </w:rPr>
+              <w:t>하나님이 직접 그들을 흩어버리신 거야. 이제 더는 돌봐주지 않으신대. 제사장들한테도 신경 끄고, 장로들도 더는 신경 안 쓰신대.</w:t>
+            </w:r>
+          </w:p>
+        </w:tc>
+      </w:tr>
+      <w:tr>
+        <w:tc>
+          <w:tcPr>
+            <w:tcW w:type="dxa" w:w="2880"/>
+          </w:tcPr>
+          <w:p>
+            <w:r/>
+            <w:r>
+              <w:rPr>
+                <w:b/>
+                <w:sz w:val="16"/>
+              </w:rPr>
+              <w:t>17</w:t>
+            </w:r>
+          </w:p>
+          <w:p>
+            <w:r>
+              <w:rPr>
+                <w:sz w:val="18"/>
+              </w:rPr>
+              <w:t>We watched and watched, wore our eyes out looking for help. And nothing.We mounted our lookouts and looked for the help that never showed up.</w:t>
+            </w:r>
+          </w:p>
+        </w:tc>
+        <w:tc>
+          <w:tcPr>
+            <w:tcW w:type="dxa" w:w="2880"/>
+          </w:tcPr>
+          <w:p>
+            <w:r/>
+            <w:r>
+              <w:rPr>
+                <w:b/>
+                <w:sz w:val="16"/>
+              </w:rPr>
+              <w:t>17</w:t>
+            </w:r>
+          </w:p>
+          <w:p>
+            <w:r>
+              <w:rPr>
+                <w:sz w:val="18"/>
+              </w:rPr>
+              <w:t>We kept watching and watching, wore our eyes out looking for help, but got nothing. We posted our lookouts and waited for rescue that never showed up.</w:t>
+            </w:r>
+          </w:p>
+        </w:tc>
+        <w:tc>
+          <w:tcPr>
+            <w:tcW w:type="dxa" w:w="2880"/>
+          </w:tcPr>
+          <w:p>
+            <w:r/>
+            <w:r>
+              <w:rPr>
+                <w:b/>
+                <w:sz w:val="16"/>
+              </w:rPr>
+              <w:t>17</w:t>
+            </w:r>
+          </w:p>
+          <w:p>
+            <w:r>
+              <w:rPr>
+                <w:sz w:val="18"/>
+              </w:rPr>
+              <w:t>우리는 눈이 빠지게 계속 도움을 기다렸는데, 아무것도 없었어. 망보는 사람을 세워두고 구원을 기다렸지만, 결국 아무도 안 나타난 거임.</w:t>
+            </w:r>
+          </w:p>
+        </w:tc>
+      </w:tr>
+      <w:tr>
+        <w:tc>
+          <w:tcPr>
+            <w:tcW w:type="dxa" w:w="2880"/>
+          </w:tcPr>
+          <w:p>
+            <w:r/>
+            <w:r>
+              <w:rPr>
+                <w:b/>
+                <w:sz w:val="16"/>
+              </w:rPr>
+              <w:t>18</w:t>
+            </w:r>
+          </w:p>
+          <w:p>
+            <w:r>
+              <w:rPr>
+                <w:sz w:val="18"/>
+              </w:rPr>
+              <w:t>They tracked us down, those hunters. It wasn't safe to go out in the street.Our end was near, our days numbered. We were doomed.</w:t>
+            </w:r>
+          </w:p>
+        </w:tc>
+        <w:tc>
+          <w:tcPr>
+            <w:tcW w:type="dxa" w:w="2880"/>
+          </w:tcPr>
+          <w:p>
+            <w:r/>
+            <w:r>
+              <w:rPr>
+                <w:b/>
+                <w:sz w:val="16"/>
+              </w:rPr>
+              <w:t>18</w:t>
+            </w:r>
+          </w:p>
+          <w:p>
+            <w:r>
+              <w:rPr>
+                <w:sz w:val="18"/>
+              </w:rPr>
+              <w:t>They hunted us down. It wasn't even safe to walk in the streets. We knew our end was coming; our days were numbered. We were totally doomed.</w:t>
+            </w:r>
+          </w:p>
+        </w:tc>
+        <w:tc>
+          <w:tcPr>
+            <w:tcW w:type="dxa" w:w="2880"/>
+          </w:tcPr>
+          <w:p>
+            <w:r/>
+            <w:r>
+              <w:rPr>
+                <w:b/>
+                <w:sz w:val="16"/>
+              </w:rPr>
+              <w:t>18</w:t>
+            </w:r>
+          </w:p>
+          <w:p>
+            <w:r>
+              <w:rPr>
+                <w:sz w:val="18"/>
+              </w:rPr>
+              <w:t>사냥꾼들이 우리를 쫓아다녀서 길거리도 마음대로 못 다녔어. 우리 끝이 가까웠고, 날짜도 정해졌고, 우린 그냥 망한 거였지.</w:t>
+            </w:r>
+          </w:p>
+        </w:tc>
+      </w:tr>
+      <w:tr>
+        <w:tc>
+          <w:tcPr>
+            <w:tcW w:type="dxa" w:w="2880"/>
+          </w:tcPr>
+          <w:p>
+            <w:r/>
+            <w:r>
+              <w:rPr>
+                <w:b/>
+                <w:sz w:val="16"/>
+              </w:rPr>
+              <w:t>19</w:t>
+            </w:r>
+          </w:p>
+          <w:p>
+            <w:r>
+              <w:rPr>
+                <w:sz w:val="18"/>
+              </w:rPr>
+              <w:t>They came after us faster than eagles in flight, pressed us hard in the mountains, ambushed us in the desert.</w:t>
+            </w:r>
+          </w:p>
+        </w:tc>
+        <w:tc>
+          <w:tcPr>
+            <w:tcW w:type="dxa" w:w="2880"/>
+          </w:tcPr>
+          <w:p>
+            <w:r/>
+            <w:r>
+              <w:rPr>
+                <w:b/>
+                <w:sz w:val="16"/>
+              </w:rPr>
+              <w:t>19</w:t>
+            </w:r>
+          </w:p>
+          <w:p>
+            <w:r>
+              <w:rPr>
+                <w:sz w:val="18"/>
+              </w:rPr>
+              <w:t>They were faster than eagles, chasing us in the mountains and setting traps for us in the desert.</w:t>
+            </w:r>
+          </w:p>
+        </w:tc>
+        <w:tc>
+          <w:tcPr>
+            <w:tcW w:type="dxa" w:w="2880"/>
+          </w:tcPr>
+          <w:p>
+            <w:r/>
+            <w:r>
+              <w:rPr>
+                <w:b/>
+                <w:sz w:val="16"/>
+              </w:rPr>
+              <w:t>19</w:t>
+            </w:r>
+          </w:p>
+          <w:p>
+            <w:r>
+              <w:rPr>
+                <w:sz w:val="18"/>
+              </w:rPr>
+              <w:t>독수리보다 더 빨리 우리를 쫓아와서, 산에서는 압박하고 사막에서는 매복하고. 완전 진짜 대단한 추격전이었어.</w:t>
+            </w:r>
+          </w:p>
+        </w:tc>
+      </w:tr>
+      <w:tr>
+        <w:tc>
+          <w:tcPr>
+            <w:tcW w:type="dxa" w:w="2880"/>
+          </w:tcPr>
+          <w:p>
+            <w:r/>
+            <w:r>
+              <w:rPr>
+                <w:b/>
+                <w:sz w:val="16"/>
+              </w:rPr>
+              <w:t>20</w:t>
+            </w:r>
+          </w:p>
+          <w:p>
+            <w:r>
+              <w:rPr>
+                <w:sz w:val="18"/>
+              </w:rPr>
+              <w:t>Our king, our life's breath, the anointed of God, was caught in their traps—Our king under whose protection we always said we'd live.</w:t>
+            </w:r>
+          </w:p>
+        </w:tc>
+        <w:tc>
+          <w:tcPr>
+            <w:tcW w:type="dxa" w:w="2880"/>
+          </w:tcPr>
+          <w:p>
+            <w:r/>
+            <w:r>
+              <w:rPr>
+                <w:b/>
+                <w:sz w:val="16"/>
+              </w:rPr>
+              <w:t>20</w:t>
+            </w:r>
+          </w:p>
+          <w:p>
+            <w:r>
+              <w:rPr>
+                <w:sz w:val="18"/>
+              </w:rPr>
+              <w:t>Our king, the one God chose, who was like our life-source, got caught in their traps. We always thought we'd be safe under his protection, but nope.</w:t>
+            </w:r>
+          </w:p>
+        </w:tc>
+        <w:tc>
+          <w:tcPr>
+            <w:tcW w:type="dxa" w:w="2880"/>
+          </w:tcPr>
+          <w:p>
+            <w:r/>
+            <w:r>
+              <w:rPr>
+                <w:b/>
+                <w:sz w:val="16"/>
+              </w:rPr>
+              <w:t>20</w:t>
+            </w:r>
+          </w:p>
+          <w:p>
+            <w:r>
+              <w:rPr>
+                <w:sz w:val="18"/>
+              </w:rPr>
+              <w:t>우리 왕, 하나님이 기름 부으신 우리의 생명줄 같은 분이 그들의 덫에 걸리고 말았어. 우리는 그 왕의 보호 아래서 살 수 있을 거라고 맨날 말했었는데...</w:t>
+            </w:r>
+          </w:p>
+        </w:tc>
+      </w:tr>
+      <w:tr>
+        <w:tc>
+          <w:tcPr>
+            <w:tcW w:type="dxa" w:w="2880"/>
+          </w:tcPr>
+          <w:p>
+            <w:r/>
+            <w:r>
+              <w:rPr>
+                <w:b/>
+                <w:sz w:val="16"/>
+              </w:rPr>
+              <w:t>21</w:t>
+            </w:r>
+          </w:p>
+          <w:p>
+            <w:r>
+              <w:rPr>
+                <w:sz w:val="18"/>
+              </w:rPr>
+              <w:t>Celebrate while you can, O Edom! Live it up in Uz!For it won't be long before you drink this cup, too. You'll find out what it's like to drink God's wrath,Get drunk on God's wrath and wake up with nothing, stripped naked.</w:t>
+            </w:r>
+          </w:p>
+        </w:tc>
+        <w:tc>
+          <w:tcPr>
+            <w:tcW w:type="dxa" w:w="2880"/>
+          </w:tcPr>
+          <w:p>
+            <w:r/>
+            <w:r>
+              <w:rPr>
+                <w:b/>
+                <w:sz w:val="16"/>
+              </w:rPr>
+              <w:t>21</w:t>
+            </w:r>
+          </w:p>
+          <w:p>
+            <w:r>
+              <w:rPr>
+                <w:sz w:val="18"/>
+              </w:rPr>
+              <w:t>So go ahead and celebrate, Edom — live it up in Uz! Because your turn is coming. You're going to drink from the same cup of God's wrath, get drunk on it, and wake up stripped naked with nothing.</w:t>
+            </w:r>
+          </w:p>
+        </w:tc>
+        <w:tc>
+          <w:tcPr>
+            <w:tcW w:type="dxa" w:w="2880"/>
+          </w:tcPr>
+          <w:p>
+            <w:r/>
+            <w:r>
+              <w:rPr>
+                <w:b/>
+                <w:sz w:val="16"/>
+              </w:rPr>
+              <w:t>21</w:t>
+            </w:r>
+          </w:p>
+          <w:p>
+            <w:r>
+              <w:rPr>
+                <w:sz w:val="18"/>
+              </w:rPr>
+              <w:t>그러니까 에돔아, 우스 땅에서 지금 실컷 즐겨라. 너도 곧 이 잔을 마시게 될 테니까. 하나님의 진노의 잔을 마시고 취해서, 벌거벗겨진 채로 아무것도 없이 깨어나는 게 어떤 건지 알게 될 거다.</w:t>
+            </w:r>
+          </w:p>
+        </w:tc>
+      </w:tr>
+      <w:tr>
+        <w:tc>
+          <w:tcPr>
+            <w:tcW w:type="dxa" w:w="2880"/>
+          </w:tcPr>
+          <w:p>
+            <w:r/>
+            <w:r>
+              <w:rPr>
+                <w:b/>
+                <w:sz w:val="16"/>
+              </w:rPr>
+              <w:t>22</w:t>
+            </w:r>
+          </w:p>
+          <w:p>
+            <w:r>
+              <w:rPr>
+                <w:sz w:val="18"/>
+              </w:rPr>
+              <w:t>And that's it for you, Zion. The punishment's complete. You won't have to go through this exile again.But Edom, your time is coming: He'll punish your evil life, put all your sins on display.</w:t>
+            </w:r>
+          </w:p>
+        </w:tc>
+        <w:tc>
+          <w:tcPr>
+            <w:tcW w:type="dxa" w:w="2880"/>
+          </w:tcPr>
+          <w:p>
+            <w:r/>
+            <w:r>
+              <w:rPr>
+                <w:b/>
+                <w:sz w:val="16"/>
+              </w:rPr>
+              <w:t>22</w:t>
+            </w:r>
+          </w:p>
+          <w:p>
+            <w:r>
+              <w:rPr>
+                <w:sz w:val="18"/>
+              </w:rPr>
+              <w:t>And that's a wrap for you, Zion. Your punishment is over. You won't have to go through this exile again. But Edom, your judgment is coming. God's gonna expose all your sin for everyone to see.</w:t>
+            </w:r>
+          </w:p>
+        </w:tc>
+        <w:tc>
+          <w:tcPr>
+            <w:tcW w:type="dxa" w:w="2880"/>
+          </w:tcPr>
+          <w:p>
+            <w:r/>
+            <w:r>
+              <w:rPr>
+                <w:b/>
+                <w:sz w:val="16"/>
+              </w:rPr>
+              <w:t>22</w:t>
+            </w:r>
+          </w:p>
+          <w:p>
+            <w:r>
+              <w:rPr>
+                <w:sz w:val="18"/>
+              </w:rPr>
+              <w:t>시온아, 이제 너의 벌은 끝났어. 다시는 포로로 끌려가지 않을 거야. 하지만 에돔아, 이제 네 차례다. 하나님이 네 죄를 벌하시고, 네 모든 죄악을 다 까발리실 거임.</w:t>
+            </w:r>
+          </w:p>
+        </w:tc>
+      </w:tr>
+    </w:tbl>
+    <w:p>
+      <w:pPr>
+        <w:pStyle w:val="Heading1"/>
+      </w:pPr>
+      <w:r>
+        <w:t>Chapter 5 — God, Are You Ghosting Us?!</w:t>
+      </w:r>
+    </w:p>
+    <w:tbl>
+      <w:tblPr>
+        <w:tblStyle w:val="TableGrid"/>
+        <w:tblW w:type="auto" w:w="0"/>
+        <w:tblLook w:firstColumn="1" w:firstRow="1" w:lastColumn="0" w:lastRow="0" w:noHBand="0" w:noVBand="1" w:val="04A0"/>
+      </w:tblPr>
+      <w:tblGrid>
+        <w:gridCol w:w="2880"/>
+        <w:gridCol w:w="2880"/>
+        <w:gridCol w:w="2880"/>
+      </w:tblGrid>
+      <w:tr>
+        <w:tc>
+          <w:tcPr>
+            <w:tcW w:type="dxa" w:w="3125"/>
+          </w:tcPr>
+          <w:p>
+            <w:r/>
+            <w:r>
+              <w:rPr>
+                <w:b/>
+                <w:sz w:val="20"/>
+              </w:rPr>
+              <w:t>MSG 영어 원문</w:t>
+            </w:r>
+          </w:p>
+        </w:tc>
+        <w:tc>
+          <w:tcPr>
+            <w:tcW w:type="dxa" w:w="3125"/>
+          </w:tcPr>
+          <w:p>
+            <w:r/>
+            <w:r>
+              <w:rPr>
+                <w:b/>
+                <w:sz w:val="20"/>
+              </w:rPr>
+              <w:t>Teen English</w:t>
+            </w:r>
+          </w:p>
+        </w:tc>
+        <w:tc>
+          <w:tcPr>
+            <w:tcW w:type="dxa" w:w="3125"/>
+          </w:tcPr>
+          <w:p>
+            <w:r/>
+            <w:r>
+              <w:rPr>
+                <w:b/>
+                <w:sz w:val="20"/>
+              </w:rPr>
+              <w:t>Teen 한국어</w:t>
+            </w:r>
+          </w:p>
+        </w:tc>
+      </w:tr>
+      <w:tr>
+        <w:tc>
+          <w:tcPr>
+            <w:tcW w:type="dxa" w:w="2880"/>
+          </w:tcPr>
+          <w:p>
+            <w:r/>
+            <w:r>
+              <w:rPr>
+                <w:b/>
+                <w:sz w:val="16"/>
+              </w:rPr>
+              <w:t>1-3</w:t>
+            </w:r>
+          </w:p>
+          <w:p>
+            <w:r>
+              <w:rPr>
+                <w:sz w:val="18"/>
+              </w:rPr>
+              <w:t>"Remember, God, all we've been through. Study our plight, the black mark we've made in history.Our precious land has been given to outsiders, our homes to strangers.Orphans we are, not a father in sight, and our mothers no better than widows.We have to pay to drink our own water. Even our firewood comes at a price.We're nothing but slaves, bullied and bowed, worn out and without any rest.We sold ourselves to Assyria and Egypt just to get something to eat.Our parents sinned and are no more, and now we're paying for the wrongs they did.Slaves rule over us; there's no escape from their grip.We risk our lives to gather food in the bandit-infested desert.Our skin has turned black as an oven, dried out like old leather from the famine.Our wives were raped in the streets in Zion, and our virgins in the cities of Judah.They hanged our princes by their hands, dishonored our elders.Strapping young men were put to women's work, mere boys forced to do men's work.The city gate is empty of wise elders. Music from the young is heard no more.All the joy is gone from our hearts. Our dances have turned into dirges.The crown of glory has toppled from our head. Woe! Woe! Would that we'd never sinned!Because of all this we're heartsick; we can't see through the tears.On Mount Zion, wrecked and ruined, jackals pace and prowl.And yet, God, you're sovereign still, your throne intact and eternal.So why do you keep forgetting us? Why dump us and leave us like this?Bring us back to you, God—we're ready to come back. Give us a fresh start.As it is, you've cruelly disowned us. You've been so very angry with us."</w:t>
+            </w:r>
+          </w:p>
+        </w:tc>
+        <w:tc>
+          <w:tcPr>
+            <w:tcW w:type="dxa" w:w="2880"/>
+          </w:tcPr>
+          <w:p>
+            <w:r/>
+            <w:r>
+              <w:rPr>
+                <w:b/>
+                <w:sz w:val="16"/>
+              </w:rPr>
+              <w:t>1-3</w:t>
+            </w:r>
+          </w:p>
+          <w:p>
+            <w:r>
+              <w:rPr>
+                <w:sz w:val="18"/>
+              </w:rPr>
+              <w:t>God, seriously, look at what we've been through. Our reputation is totally wrecked. Our awesome land has been handed over to a bunch of strangers, and our homes to people we don't even know. We're basically orphans, with no dads around, and our moms are pretty much widows.</w:t>
+            </w:r>
+          </w:p>
+        </w:tc>
+        <w:tc>
+          <w:tcPr>
+            <w:tcW w:type="dxa" w:w="2880"/>
+          </w:tcPr>
+          <w:p>
+            <w:r/>
+            <w:r>
+              <w:rPr>
+                <w:b/>
+                <w:sz w:val="16"/>
+              </w:rPr>
+              <w:t>1-3</w:t>
+            </w:r>
+          </w:p>
+          <w:p>
+            <w:r>
+              <w:rPr>
+                <w:sz w:val="18"/>
+              </w:rPr>
+              <w:t>하나님, 제발 우리가 겪은 일을 좀 기억해주세요. 우리 평판 완전 바닥났어요. 우리의 소중한 땅이 완전 모르는 사람들한테 넘어갔고, 우리 집에는 웬 외국인들이 살고 있다니까요. 우리는 아빠 없는 고아나 마찬가지고, 엄마들은 거의 과부나 다름없어요.</w:t>
+            </w:r>
+          </w:p>
+        </w:tc>
+      </w:tr>
+      <w:tr>
+        <w:tc>
+          <w:tcPr>
+            <w:tcW w:type="dxa" w:w="2880"/>
+          </w:tcPr>
+          <w:p>
+            <w:r/>
+            <w:r>
+              <w:rPr>
+                <w:b/>
+                <w:sz w:val="16"/>
+              </w:rPr>
+              <w:t>4-6</w:t>
+            </w:r>
+          </w:p>
+          <w:p>
+            <w:r>
+              <w:rPr>
+                <w:sz w:val="18"/>
+              </w:rPr>
+              <w:t>↑ 위 MSG(1-22) 계속</w:t>
+            </w:r>
+          </w:p>
+        </w:tc>
+        <w:tc>
+          <w:tcPr>
+            <w:tcW w:type="dxa" w:w="2880"/>
+          </w:tcPr>
+          <w:p>
+            <w:r/>
+            <w:r>
+              <w:rPr>
+                <w:b/>
+                <w:sz w:val="16"/>
+              </w:rPr>
+              <w:t>4-6</w:t>
+            </w:r>
+          </w:p>
+          <w:p>
+            <w:r>
+              <w:rPr>
+                <w:sz w:val="18"/>
+              </w:rPr>
+              <w:t>We literally have to pay for our own water. Even the wood for our fires has a price tag. We're getting pushed around and bossed like slaves, totally worn out with zero breaks. We literally sold ourselves out to Assyria and Egypt just to get food on the table.</w:t>
+            </w:r>
+          </w:p>
+        </w:tc>
+        <w:tc>
+          <w:tcPr>
+            <w:tcW w:type="dxa" w:w="2880"/>
+          </w:tcPr>
+          <w:p>
+            <w:r/>
+            <w:r>
+              <w:rPr>
+                <w:b/>
+                <w:sz w:val="16"/>
+              </w:rPr>
+              <w:t>4-6</w:t>
+            </w:r>
+          </w:p>
+          <w:p>
+            <w:r>
+              <w:rPr>
+                <w:sz w:val="18"/>
+              </w:rPr>
+              <w:t>진짜 어이없는 게, 우리가 우리 물 마시는데 돈을 내야 돼요. 심지어 땔감도 돈 주고 사와야 하는 거 있죠. 완전 노예처럼 부려먹히고, 맨날 괴롭힘당하고, 쉬지도 못하고 지쳐 쓰러질 지경이에요. 먹을 것 좀 얻으려고 앗시리아와 이집트에 우리 자신을 팔아넘기기까지 했어요.</w:t>
+            </w:r>
+          </w:p>
+        </w:tc>
+      </w:tr>
+      <w:tr>
+        <w:tc>
+          <w:tcPr>
+            <w:tcW w:type="dxa" w:w="2880"/>
+          </w:tcPr>
+          <w:p>
+            <w:r/>
+            <w:r>
+              <w:rPr>
+                <w:b/>
+                <w:sz w:val="16"/>
+              </w:rPr>
+              <w:t>7-8</w:t>
+            </w:r>
+          </w:p>
+          <w:p>
+            <w:r>
+              <w:rPr>
+                <w:sz w:val="18"/>
+              </w:rPr>
+              <w:t>↑ 위 MSG(1-22) 계속</w:t>
+            </w:r>
+          </w:p>
+        </w:tc>
+        <w:tc>
+          <w:tcPr>
+            <w:tcW w:type="dxa" w:w="2880"/>
+          </w:tcPr>
+          <w:p>
+            <w:r/>
+            <w:r>
+              <w:rPr>
+                <w:b/>
+                <w:sz w:val="16"/>
+              </w:rPr>
+              <w:t>7-8</w:t>
+            </w:r>
+          </w:p>
+          <w:p>
+            <w:r>
+              <w:rPr>
+                <w:sz w:val="18"/>
+              </w:rPr>
+              <w:t>Our parents messed up and they're not here anymore, but now we're paying for all the wrong things they did. We're being ruled by slaves, and there's no way to escape their grip.</w:t>
+            </w:r>
+          </w:p>
+        </w:tc>
+        <w:tc>
+          <w:tcPr>
+            <w:tcW w:type="dxa" w:w="2880"/>
+          </w:tcPr>
+          <w:p>
+            <w:r/>
+            <w:r>
+              <w:rPr>
+                <w:b/>
+                <w:sz w:val="16"/>
+              </w:rPr>
+              <w:t>7-8</w:t>
+            </w:r>
+          </w:p>
+          <w:p>
+            <w:r>
+              <w:rPr>
+                <w:sz w:val="18"/>
+              </w:rPr>
+              <w:t>우리 부모님 세대가 죄를 지었고 지금은 안 계신데, 이제 우리가 그분들이 저지른 잘못에 대한 대가를 치르고 있는 거임. 노예들이 우리를 다스리는데, 이 손아귀에서 벗어날 방법이 없어요.</w:t>
+            </w:r>
+          </w:p>
+        </w:tc>
+      </w:tr>
+      <w:tr>
+        <w:tc>
+          <w:tcPr>
+            <w:tcW w:type="dxa" w:w="2880"/>
+          </w:tcPr>
+          <w:p>
+            <w:r/>
+            <w:r>
+              <w:rPr>
+                <w:b/>
+                <w:sz w:val="16"/>
+              </w:rPr>
+              <w:t>9-10</w:t>
+            </w:r>
+          </w:p>
+          <w:p>
+            <w:r>
+              <w:rPr>
+                <w:sz w:val="18"/>
+              </w:rPr>
+              <w:t>↑ 위 MSG(1-22) 계속</w:t>
+            </w:r>
+          </w:p>
+        </w:tc>
+        <w:tc>
+          <w:tcPr>
+            <w:tcW w:type="dxa" w:w="2880"/>
+          </w:tcPr>
+          <w:p>
+            <w:r/>
+            <w:r>
+              <w:rPr>
+                <w:b/>
+                <w:sz w:val="16"/>
+              </w:rPr>
+              <w:t>9-10</w:t>
+            </w:r>
+          </w:p>
+          <w:p>
+            <w:r>
+              <w:rPr>
+                <w:sz w:val="18"/>
+              </w:rPr>
+              <w:t>We have to risk our lives just to find food in the desert, which is crawling with bandits. The hunger has been so bad that our skin is as black as an oven and feels like old, dried-out leather.</w:t>
+            </w:r>
+          </w:p>
+        </w:tc>
+        <w:tc>
+          <w:tcPr>
+            <w:tcW w:type="dxa" w:w="2880"/>
+          </w:tcPr>
+          <w:p>
+            <w:r/>
+            <w:r>
+              <w:rPr>
+                <w:b/>
+                <w:sz w:val="16"/>
+              </w:rPr>
+              <w:t>9-10</w:t>
+            </w:r>
+          </w:p>
+          <w:p>
+            <w:r>
+              <w:rPr>
+                <w:sz w:val="18"/>
+              </w:rPr>
+              <w:t>도둑들이 득실거리는 사막에 목숨 걸고 나가서 먹을 걸 구해와야 해요. 굶주림 때문에 우리 피부는 아궁이처럼 새까맣게 타버렸고, 가뭄에 바싹 마른 가죽처럼 변해버렸어요.</w:t>
+            </w:r>
+          </w:p>
+        </w:tc>
+      </w:tr>
+      <w:tr>
+        <w:tc>
+          <w:tcPr>
+            <w:tcW w:type="dxa" w:w="2880"/>
+          </w:tcPr>
+          <w:p>
+            <w:r/>
+            <w:r>
+              <w:rPr>
+                <w:b/>
+                <w:sz w:val="16"/>
+              </w:rPr>
+              <w:t>11-13</w:t>
+            </w:r>
+          </w:p>
+          <w:p>
+            <w:r>
+              <w:rPr>
+                <w:sz w:val="18"/>
+              </w:rPr>
+              <w:t>↑ 위 MSG(1-22) 계속</w:t>
+            </w:r>
+          </w:p>
+        </w:tc>
+        <w:tc>
+          <w:tcPr>
+            <w:tcW w:type="dxa" w:w="2880"/>
+          </w:tcPr>
+          <w:p>
+            <w:r/>
+            <w:r>
+              <w:rPr>
+                <w:b/>
+                <w:sz w:val="16"/>
+              </w:rPr>
+              <w:t>11-13</w:t>
+            </w:r>
+          </w:p>
+          <w:p>
+            <w:r>
+              <w:rPr>
+                <w:sz w:val="18"/>
+              </w:rPr>
+              <w:t>Our wives were raped right in the streets of Zion, and our young girls in the towns of Judah. They hung our leaders by their hands and showed no respect to our elders. Strong young guys were forced to do women's work, and even little boys had to do men's heavy labor.</w:t>
+            </w:r>
+          </w:p>
+        </w:tc>
+        <w:tc>
+          <w:tcPr>
+            <w:tcW w:type="dxa" w:w="2880"/>
+          </w:tcPr>
+          <w:p>
+            <w:r/>
+            <w:r>
+              <w:rPr>
+                <w:b/>
+                <w:sz w:val="16"/>
+              </w:rPr>
+              <w:t>11-13</w:t>
+            </w:r>
+          </w:p>
+          <w:p>
+            <w:r>
+              <w:rPr>
+                <w:sz w:val="18"/>
+              </w:rPr>
+              <w:t>시온의 거리에서는 우리의 아내들이, 유다의 성읍들에서는 처녀들이 강간을 당했어요. 우리 지도자들은 손이 묶인 채 매달렸고, 어르신들은 대우를 받지 못했어요. 힘센 젊은이들은 여자들이 하던 일을 떠맡게 됐고, 어린 남자애들까지 어른들이 하던 무거운 일을 억지로 해야 했어요.</w:t>
+            </w:r>
+          </w:p>
+        </w:tc>
+      </w:tr>
+      <w:tr>
+        <w:tc>
+          <w:tcPr>
+            <w:tcW w:type="dxa" w:w="2880"/>
+          </w:tcPr>
+          <w:p>
+            <w:r/>
+            <w:r>
+              <w:rPr>
+                <w:b/>
+                <w:sz w:val="16"/>
+              </w:rPr>
+              <w:t>14-15</w:t>
+            </w:r>
+          </w:p>
+          <w:p>
+            <w:r>
+              <w:rPr>
+                <w:sz w:val="18"/>
+              </w:rPr>
+              <w:t>↑ 위 MSG(1-22) 계속</w:t>
+            </w:r>
+          </w:p>
+        </w:tc>
+        <w:tc>
+          <w:tcPr>
+            <w:tcW w:type="dxa" w:w="2880"/>
+          </w:tcPr>
+          <w:p>
+            <w:r/>
+            <w:r>
+              <w:rPr>
+                <w:b/>
+                <w:sz w:val="16"/>
+              </w:rPr>
+              <w:t>14-15</w:t>
+            </w:r>
+          </w:p>
+          <w:p>
+            <w:r>
+              <w:rPr>
+                <w:sz w:val="18"/>
+              </w:rPr>
+              <w:t>The wise elders don't hang out at the city gate anymore. The sound of young people making music is gone. All the joy has been sucked out of our lives. Our dance parties have turned into funeral marches.</w:t>
+            </w:r>
+          </w:p>
+        </w:tc>
+        <w:tc>
+          <w:tcPr>
+            <w:tcW w:type="dxa" w:w="2880"/>
+          </w:tcPr>
+          <w:p>
+            <w:r/>
+            <w:r>
+              <w:rPr>
+                <w:b/>
+                <w:sz w:val="16"/>
+              </w:rPr>
+              <w:t>14-15</w:t>
+            </w:r>
+          </w:p>
+          <w:p>
+            <w:r>
+              <w:rPr>
+                <w:sz w:val="18"/>
+              </w:rPr>
+              <w:t>성문에는 이제 지혜로운 어르신들이 모이지 않아요. 젊은 애들의 노랫소리도 더는 들리지 않고요. 우리 마음에서 모든 기쁨이 사라져 버렸어요. 우리의 춤은 장례식 노래가 되어버렸죠.</w:t>
+            </w:r>
+          </w:p>
+        </w:tc>
+      </w:tr>
+      <w:tr>
+        <w:tc>
+          <w:tcPr>
+            <w:tcW w:type="dxa" w:w="2880"/>
+          </w:tcPr>
+          <w:p>
+            <w:r/>
+            <w:r>
+              <w:rPr>
+                <w:b/>
+                <w:sz w:val="16"/>
+              </w:rPr>
+              <w:t>16-18</w:t>
+            </w:r>
+          </w:p>
+          <w:p>
+            <w:r>
+              <w:rPr>
+                <w:sz w:val="18"/>
+              </w:rPr>
+              <w:t>↑ 위 MSG(1-22) 계속</w:t>
+            </w:r>
+          </w:p>
+        </w:tc>
+        <w:tc>
+          <w:tcPr>
+            <w:tcW w:type="dxa" w:w="2880"/>
+          </w:tcPr>
+          <w:p>
+            <w:r/>
+            <w:r>
+              <w:rPr>
+                <w:b/>
+                <w:sz w:val="16"/>
+              </w:rPr>
+              <w:t>16-18</w:t>
+            </w:r>
+          </w:p>
+          <w:p>
+            <w:r>
+              <w:rPr>
+                <w:sz w:val="18"/>
+              </w:rPr>
+              <w:t>The crown of glory has fallen right off our heads. Woe! Woe! Man, we really messed up by sinning. Because of all this, we're completely heartbroken; we can't even see straight through our tears. Mount Zion is a total ruin, just a hangout spot for jackals.</w:t>
+            </w:r>
+          </w:p>
+        </w:tc>
+        <w:tc>
+          <w:tcPr>
+            <w:tcW w:type="dxa" w:w="2880"/>
+          </w:tcPr>
+          <w:p>
+            <w:r/>
+            <w:r>
+              <w:rPr>
+                <w:b/>
+                <w:sz w:val="16"/>
+              </w:rPr>
+              <w:t>16-18</w:t>
+            </w:r>
+          </w:p>
+          <w:p>
+            <w:r>
+              <w:rPr>
+                <w:sz w:val="18"/>
+              </w:rPr>
+              <w:t>우리 머리에서 영광의 왕관이 떨어져 버렸어요. 아이고, 아이고! 우리가 죄를 짓지만 않았더라면 좋았을 텐데! 이 모든 일 때문에 우리 마음은 병들었고, 눈물 때문에 앞이 보이지도 않아요. 시온 산은 완전히 폐허가 되어서, 이제는 자칼들만 어슬렁거리고 있어요.</w:t>
+            </w:r>
+          </w:p>
+        </w:tc>
+      </w:tr>
+      <w:tr>
+        <w:tc>
+          <w:tcPr>
+            <w:tcW w:type="dxa" w:w="2880"/>
+          </w:tcPr>
+          <w:p>
+            <w:r/>
+            <w:r>
+              <w:rPr>
+                <w:b/>
+                <w:sz w:val="16"/>
+              </w:rPr>
+              <w:t>19-22</w:t>
+            </w:r>
+          </w:p>
+          <w:p>
+            <w:r>
+              <w:rPr>
+                <w:sz w:val="18"/>
+              </w:rPr>
+              <w:t>↑ 위 MSG(1-22) 계속</w:t>
+            </w:r>
+          </w:p>
+        </w:tc>
+        <w:tc>
+          <w:tcPr>
+            <w:tcW w:type="dxa" w:w="2880"/>
+          </w:tcPr>
+          <w:p>
+            <w:r/>
+            <w:r>
+              <w:rPr>
+                <w:b/>
+                <w:sz w:val="16"/>
+              </w:rPr>
+              <w:t>19-22</w:t>
+            </w:r>
+          </w:p>
+          <w:p>
+            <w:r>
+              <w:rPr>
+                <w:sz w:val="18"/>
+              </w:rPr>
+              <w:t>But look, God, you're still the King, right? Your throne is eternal. So why does it feel like you've forgotten us? Why would you just dump us and leave us hanging like this? Please, bring us back to you, God—we're so ready to come back. Give us a fresh start. Because right now, it feels like you've totally disowned us. You've been seriously angry with us.</w:t>
+            </w:r>
+          </w:p>
+        </w:tc>
+        <w:tc>
+          <w:tcPr>
+            <w:tcW w:type="dxa" w:w="2880"/>
+          </w:tcPr>
+          <w:p>
+            <w:r/>
+            <w:r>
+              <w:rPr>
+                <w:b/>
+                <w:sz w:val="16"/>
+              </w:rPr>
+              <w:t>19-22</w:t>
+            </w:r>
+          </w:p>
+          <w:p>
+            <w:r>
+              <w:rPr>
+                <w:sz w:val="18"/>
+              </w:rPr>
+              <w:t>그래도 하나님, 주님은 여전히 왕이시잖아요. 주님의 왕좌는 영원하잖아요. 그런데 왜 우리를 계속 잊어버리시는 거예요? 왜 우리를 이렇게 버려두시는 거예요? 하나님, 우리를 다시 주님께로 돌이켜주세요. 우리 돌아갈 준비가 됐어요. 우리에게 새로운 시작을 주세요. 지금은 주님께서 우리를 너무 잔인하게 버리신 것 같아요. 우리에게 너무나도 화가 나신 것 같아요.</w:t>
             </w:r>
           </w:p>
         </w:tc>
